--- a/docs/juridico/01_nota_tecnica_oficial.docx
+++ b/docs/juridico/01_nota_tecnica_oficial.docx
@@ -13,7 +13,21 @@
         <w:rPr>
           <w:rFonts w:ascii="Georgia" w:eastAsia="Times New Roman" w:hAnsi="Georgia"/>
         </w:rPr>
-        <w:t>NOTA TÉCNICA — Base legal para a solicitação de dados cadastrais de trabalhadores do comércio</w:t>
+        <w:t>NOTA TÉCNICA</w:t>
+      </w:r>
+    </w:p>
+    <w:p>
+      <w:pPr>
+        <w:pStyle w:val="Ttulo2"/>
+        <w:rPr>
+          <w:rFonts w:ascii="Georgia" w:eastAsia="Times New Roman" w:hAnsi="Georgia"/>
+        </w:rPr>
+      </w:pPr>
+      <w:r>
+        <w:rPr>
+          <w:rFonts w:ascii="Georgia" w:eastAsia="Times New Roman" w:hAnsi="Georgia"/>
+        </w:rPr>
+        <w:t>Base legal para a solicitação de dados cadastrais dos trabalhadores do comércio</w:t>
       </w:r>
     </w:p>
     <w:p>
@@ -33,87 +47,16 @@
           <w:sz w:val="22"/>
           <w:szCs w:val="22"/>
         </w:rPr>
-        <w:t>MINUTA PARA APROVAÇÃO DO JURÍDICO. NÃO PUBLICAR.</w:t>
-      </w:r>
-      <w:r>
-        <w:rPr>
-          <w:rFonts w:ascii="Georgia" w:hAnsi="Georgia"/>
-          <w:color w:val="262626"/>
-          <w:sz w:val="22"/>
-          <w:szCs w:val="22"/>
-        </w:rPr>
-        <w:t xml:space="preserve"> Sindicato dos Empregados no Comércio de Passos e Região — SINDCOM Preparada pelo Claude Code · Subetapa 08.3 · 2026-08-25</w:t>
-      </w:r>
-    </w:p>
-    <w:p>
-      <w:pPr>
-        <w:shd w:val="clear" w:color="auto" w:fill="F7F6F1"/>
-        <w:spacing w:after="100"/>
-        <w:jc w:val="both"/>
-        <w:divId w:val="1147211795"/>
-        <w:rPr>
-          <w:rFonts w:ascii="Georgia" w:hAnsi="Georgia"/>
-          <w:i/>
-          <w:iCs/>
-          <w:color w:val="3A3A3A"/>
-          <w:sz w:val="22"/>
-          <w:szCs w:val="22"/>
-        </w:rPr>
-      </w:pPr>
-      <w:r>
-        <w:rPr>
-          <w:rStyle w:val="Forte"/>
-          <w:rFonts w:ascii="Georgia" w:hAnsi="Georgia"/>
-          <w:i/>
-          <w:iCs/>
-          <w:sz w:val="22"/>
-          <w:szCs w:val="22"/>
-        </w:rPr>
-        <w:t>Este documento não é parecer jurídico e não foi redigido por advogado.</w:t>
-      </w:r>
-      <w:r>
-        <w:rPr>
-          <w:rFonts w:ascii="Georgia" w:hAnsi="Georgia"/>
-          <w:i/>
-          <w:iCs/>
-          <w:color w:val="3A3A3A"/>
-          <w:sz w:val="22"/>
-          <w:szCs w:val="22"/>
-        </w:rPr>
-        <w:t xml:space="preserve"> É minuta submetida ao Dr. Adenilson, a quem cabe validar, corrigir, assinar e decidir o que permanece. Marcações </w:t>
-      </w:r>
-      <w:r>
-        <w:rPr>
-          <w:rStyle w:val="Forte"/>
-          <w:rFonts w:ascii="Georgia" w:hAnsi="Georgia"/>
-          <w:i/>
-          <w:iCs/>
-          <w:sz w:val="22"/>
-          <w:szCs w:val="22"/>
-        </w:rPr>
-        <w:t>[VERIFICAR]</w:t>
-      </w:r>
-      <w:r>
-        <w:rPr>
-          <w:rFonts w:ascii="Georgia" w:hAnsi="Georgia"/>
-          <w:i/>
-          <w:iCs/>
-          <w:color w:val="3A3A3A"/>
-          <w:sz w:val="22"/>
-          <w:szCs w:val="22"/>
-        </w:rPr>
-        <w:t xml:space="preserve"> </w:t>
-      </w:r>
-      <w:r>
-        <w:rPr>
-          <w:rFonts w:ascii="Georgia" w:hAnsi="Georgia"/>
-          <w:i/>
-          <w:iCs/>
-          <w:color w:val="3A3A3A"/>
-          <w:sz w:val="22"/>
-          <w:szCs w:val="22"/>
-        </w:rPr>
-        <w:t>apontam pontos que dependem de conferência ou decisão dele.</w:t>
+        <w:t>Sindicato dos Empregados no Comércio de Passos e Região — SINDCOM</w:t>
+      </w:r>
+      <w:r>
+        <w:rPr>
+          <w:rFonts w:ascii="Georgia" w:hAnsi="Georgia"/>
+          <w:color w:val="262626"/>
+          <w:sz w:val="22"/>
+          <w:szCs w:val="22"/>
+        </w:rPr>
+        <w:t xml:space="preserve"> Assessoria Jurídica · Passos, Minas Gerais · [data]</w:t>
       </w:r>
     </w:p>
     <w:p>
@@ -133,7 +76,7 @@
           <w:sz w:val="22"/>
           <w:szCs w:val="22"/>
         </w:rPr>
-        <w:pict w14:anchorId="3C0DEDD8">
+        <w:pict w14:anchorId="6FD27790">
           <v:rect id="_x0000_i1025" style="width:0;height:1.5pt" o:hralign="center" o:hrstd="t" o:hr="t" fillcolor="#a0a0a0" stroked="f"/>
         </w:pict>
       </w:r>
@@ -169,7 +112,7 @@
           <w:sz w:val="22"/>
           <w:szCs w:val="22"/>
         </w:rPr>
-        <w:t>Esta nota expõe o fundamento jurídico da solicitação, dirigida pelo SINDCOM a empresas e escritórios de contabilidade da base territorial, dos dados cadastrais dos trabalhadores do comércio por eles empregados, e esclarece:</w:t>
+        <w:t>Esta Nota Técnica expõe o fundamento jurídico da solicitação, dirigida pelo SINDCOM às empresas e aos escritórios de contabilidade de sua base territorial, dos dados cadastrais dos trabalhadores do comércio por eles empregados, e esclarece:</w:t>
       </w:r>
     </w:p>
     <w:p>
@@ -244,7 +187,7 @@
           <w:sz w:val="22"/>
           <w:szCs w:val="22"/>
         </w:rPr>
-        <w:t>trabalhadores que se opuseram</w:t>
+        <w:t>trabalhadores que manifestaram oposição</w:t>
       </w:r>
       <w:r>
         <w:rPr>
@@ -295,16 +238,7 @@
           <w:sz w:val="22"/>
           <w:szCs w:val="22"/>
         </w:rPr>
-        <w:t xml:space="preserve"> </w:t>
-      </w:r>
-      <w:r>
-        <w:rPr>
-          <w:rFonts w:ascii="Georgia" w:eastAsia="Times New Roman" w:hAnsi="Georgia"/>
-          <w:color w:val="262626"/>
-          <w:sz w:val="22"/>
-          <w:szCs w:val="22"/>
-        </w:rPr>
-        <w:t>das empresas e contabilidades de prestar essas informações;</w:t>
+        <w:t xml:space="preserve"> das empresas e contabilidades de prestar essas informações;</w:t>
       </w:r>
     </w:p>
     <w:p>
@@ -440,7 +374,16 @@
           <w:sz w:val="22"/>
           <w:szCs w:val="22"/>
         </w:rPr>
-        <w:t xml:space="preserve"> por trabalhador. Cinco são dados pessoais comuns; um — a informação de o trabalhador ser sindicalizado ou ter se oposto à contribuição — é </w:t>
+        <w:t xml:space="preserve"> </w:t>
+      </w:r>
+      <w:r>
+        <w:rPr>
+          <w:rFonts w:ascii="Georgia" w:hAnsi="Georgia"/>
+          <w:color w:val="262626"/>
+          <w:sz w:val="22"/>
+          <w:szCs w:val="22"/>
+        </w:rPr>
+        <w:t xml:space="preserve">por trabalhador. Cinco são dados pessoais comuns; um — a informação de o trabalhador ser sindicalizado ou ter se oposto à contribuição — é </w:t>
       </w:r>
       <w:r>
         <w:rPr>
@@ -458,7 +401,7 @@
           <w:sz w:val="22"/>
           <w:szCs w:val="22"/>
         </w:rPr>
-        <w:t>, por dizer respeito a filiação sindical (LGPD, art. 5º, II).</w:t>
+        <w:t>, por dizer respeito a filiação sindical (Lei nº 13.709/2018, art. 5º, II).</w:t>
       </w:r>
     </w:p>
     <w:p>
@@ -496,16 +439,7 @@
           <w:sz w:val="22"/>
           <w:szCs w:val="22"/>
         </w:rPr>
-        <w:t xml:space="preserve"> </w:t>
-      </w:r>
-      <w:r>
-        <w:rPr>
-          <w:rFonts w:ascii="Georgia" w:hAnsi="Georgia"/>
-          <w:color w:val="262626"/>
-          <w:sz w:val="22"/>
-          <w:szCs w:val="22"/>
-        </w:rPr>
-        <w:t xml:space="preserve">da LGPD (exercício regular de direitos), amparado na CF, art. 8º, III e na CLT, art. 513, "a" e "e". Do lado das empresas e contabilidades, apoia-se no </w:t>
+        <w:t xml:space="preserve"> da Lei Geral de Proteção de Dados — exercício regular de direitos —, amparado na Constituição Federal, art. 8º, III, e na CLT, art. 513, alíneas "a" e "e". Do lado das empresas e contabilidades, apoia-se no </w:t>
       </w:r>
       <w:r>
         <w:rPr>
@@ -523,7 +457,7 @@
           <w:sz w:val="22"/>
           <w:szCs w:val="22"/>
         </w:rPr>
-        <w:t xml:space="preserve"> (cumprimento de obrigação legal ou regulatória), pois </w:t>
+        <w:t xml:space="preserve"> — cumprimento de obrigação legal ou regulatória —, uma vez que </w:t>
       </w:r>
       <w:r>
         <w:rPr>
@@ -532,7 +466,7 @@
           <w:sz w:val="22"/>
           <w:szCs w:val="22"/>
         </w:rPr>
-        <w:t>as Convenções Coletivas vigentes já obrigam a empresa a encaminhar ao Sindicato as relações de empregados e os comprovantes de recolhimento</w:t>
+        <w:t>as Convenções Coletivas de Trabalho vigentes já as obrigam a encaminhar ao Sindicato as relações de empregados e os comprovantes de recolhimento</w:t>
       </w:r>
       <w:r>
         <w:rPr>
@@ -556,21 +490,50 @@
       </w:pPr>
       <w:r>
         <w:rPr>
+          <w:rFonts w:ascii="Georgia" w:hAnsi="Georgia"/>
+          <w:color w:val="262626"/>
+          <w:sz w:val="22"/>
+          <w:szCs w:val="22"/>
+        </w:rPr>
+        <w:t xml:space="preserve">O ponto central desta Nota, frequentemente mal compreendido, é este: </w:t>
+      </w:r>
+      <w:r>
+        <w:rPr>
           <w:rStyle w:val="Forte"/>
           <w:rFonts w:ascii="Georgia" w:hAnsi="Georgia"/>
           <w:sz w:val="22"/>
           <w:szCs w:val="22"/>
         </w:rPr>
-        <w:t>O ponto central desta nota, e que costuma ser mal compreendido:</w:t>
-      </w:r>
-      <w:r>
-        <w:rPr>
-          <w:rFonts w:ascii="Georgia" w:hAnsi="Georgia"/>
-          <w:color w:val="262626"/>
-          <w:sz w:val="22"/>
-          <w:szCs w:val="22"/>
-        </w:rPr>
-        <w:t xml:space="preserve"> o dado sobre oposição não é colhido para agir contra quem se opôs, mas </w:t>
+        <w:t>o dado sobre oposição não é colhido para agir contra quem se opôs, mas para deixar de cobrá-lo</w:t>
+      </w:r>
+      <w:r>
+        <w:rPr>
+          <w:rFonts w:ascii="Georgia" w:hAnsi="Georgia"/>
+          <w:color w:val="262626"/>
+          <w:sz w:val="22"/>
+          <w:szCs w:val="22"/>
+        </w:rPr>
+        <w:t>. Sem essa informação o Sindicato não tem como honrar a oposição — e a própria norma coletiva lhe impõe devolver os valores descontados de quem se opôs.</w:t>
+      </w:r>
+    </w:p>
+    <w:p>
+      <w:pPr>
+        <w:pStyle w:val="NormalWeb"/>
+        <w:rPr>
+          <w:rFonts w:ascii="Georgia" w:hAnsi="Georgia"/>
+          <w:color w:val="262626"/>
+          <w:sz w:val="22"/>
+          <w:szCs w:val="22"/>
+        </w:rPr>
+      </w:pPr>
+      <w:r>
+        <w:rPr>
+          <w:rFonts w:ascii="Georgia" w:hAnsi="Georgia"/>
+          <w:color w:val="262626"/>
+          <w:sz w:val="22"/>
+          <w:szCs w:val="22"/>
+        </w:rPr>
+        <w:t xml:space="preserve">Registre-se, por fim, que </w:t>
       </w:r>
       <w:r>
         <w:rPr>
@@ -579,45 +542,16 @@
           <w:sz w:val="22"/>
           <w:szCs w:val="22"/>
         </w:rPr>
-        <w:t>para deixar de cobrá-lo</w:t>
-      </w:r>
-      <w:r>
-        <w:rPr>
-          <w:rFonts w:ascii="Georgia" w:hAnsi="Georgia"/>
-          <w:color w:val="262626"/>
-          <w:sz w:val="22"/>
-          <w:szCs w:val="22"/>
-        </w:rPr>
-        <w:t>. Sem essa informação o Sindicato não tem como honrar a oposição — e a própria norma coletiva lhe impõe devolver valores descontados de quem se opôs.</w:t>
-      </w:r>
-    </w:p>
-    <w:p>
-      <w:pPr>
-        <w:pStyle w:val="NormalWeb"/>
-        <w:rPr>
-          <w:rFonts w:ascii="Georgia" w:hAnsi="Georgia"/>
-          <w:color w:val="262626"/>
-          <w:sz w:val="22"/>
-          <w:szCs w:val="22"/>
-        </w:rPr>
-      </w:pPr>
-      <w:r>
-        <w:rPr>
-          <w:rStyle w:val="Forte"/>
-          <w:rFonts w:ascii="Georgia" w:hAnsi="Georgia"/>
-          <w:sz w:val="22"/>
-          <w:szCs w:val="22"/>
-        </w:rPr>
-        <w:t>O SINDCOM pede menos do que a norma coletiva já lhe faculta exigir</w:t>
-      </w:r>
-      <w:r>
-        <w:rPr>
-          <w:rFonts w:ascii="Georgia" w:hAnsi="Georgia"/>
-          <w:color w:val="262626"/>
-          <w:sz w:val="22"/>
-          <w:szCs w:val="22"/>
-        </w:rPr>
-        <w:t>, e em formato mais simples: seis campos, em vez das guias e relatórios completos previstos nas convenções.</w:t>
+        <w:t>o SINDCOM solicita menos do que a norma coletiva lhe faculta exigir</w:t>
+      </w:r>
+      <w:r>
+        <w:rPr>
+          <w:rFonts w:ascii="Georgia" w:hAnsi="Georgia"/>
+          <w:color w:val="262626"/>
+          <w:sz w:val="22"/>
+          <w:szCs w:val="22"/>
+        </w:rPr>
+        <w:t>, e em formato mais simples: seis campos, em lugar das guias e relatórios completos previstos nas Convenções.</w:t>
       </w:r>
     </w:p>
     <w:p>
@@ -637,8 +571,7 @@
           <w:sz w:val="22"/>
           <w:szCs w:val="22"/>
         </w:rPr>
-        <w:lastRenderedPageBreak/>
-        <w:pict w14:anchorId="7D6A50EE">
+        <w:pict w14:anchorId="7841BF41">
           <v:rect id="_x0000_i1026" style="width:0;height:1.5pt" o:hralign="center" o:hrstd="t" o:hr="t" fillcolor="#a0a0a0" stroked="f"/>
         </w:pict>
       </w:r>
@@ -669,9 +602,9 @@
         <w:tblLook w:val="04A0" w:firstRow="1" w:lastRow="0" w:firstColumn="1" w:lastColumn="0" w:noHBand="0" w:noVBand="1"/>
       </w:tblPr>
       <w:tblGrid>
-        <w:gridCol w:w="2047"/>
-        <w:gridCol w:w="1607"/>
-        <w:gridCol w:w="4834"/>
+        <w:gridCol w:w="2070"/>
+        <w:gridCol w:w="1536"/>
+        <w:gridCol w:w="4882"/>
       </w:tblGrid>
       <w:tr>
         <w:trPr>
@@ -717,6 +650,7 @@
                 <w:sz w:val="19"/>
                 <w:szCs w:val="19"/>
               </w:rPr>
+              <w:lastRenderedPageBreak/>
               <w:t>Campo</w:t>
             </w:r>
           </w:p>
@@ -761,7 +695,7 @@
                 <w:sz w:val="19"/>
                 <w:szCs w:val="19"/>
               </w:rPr>
-              <w:t>Natureza (LGPD)</w:t>
+              <w:t>Natureza</w:t>
             </w:r>
           </w:p>
         </w:tc>
@@ -1425,7 +1359,7 @@
                 <w:sz w:val="19"/>
                 <w:szCs w:val="19"/>
               </w:rPr>
-              <w:t>Sindicalizado / oposição</w:t>
+              <w:t>Sindicalizado ou opositor</w:t>
             </w:r>
           </w:p>
         </w:tc>
@@ -1463,7 +1397,7 @@
                 <w:sz w:val="19"/>
                 <w:szCs w:val="19"/>
               </w:rPr>
-              <w:t>SENSÍVEL</w:t>
+              <w:t>sensível</w:t>
             </w:r>
             <w:r>
               <w:rPr>
@@ -1510,16 +1444,7 @@
                 <w:sz w:val="19"/>
                 <w:szCs w:val="19"/>
               </w:rPr>
-              <w:t xml:space="preserve">definir a contribuição devida e </w:t>
-            </w:r>
-            <w:r>
-              <w:rPr>
-                <w:rStyle w:val="Forte"/>
-                <w:rFonts w:ascii="Calibri" w:eastAsia="Times New Roman" w:hAnsi="Calibri" w:cs="Calibri"/>
-                <w:sz w:val="19"/>
-                <w:szCs w:val="19"/>
-              </w:rPr>
-              <w:t>resguardar quem se opôs</w:t>
+              <w:t>definir a contribuição devida e resguardar quem se opôs</w:t>
             </w:r>
           </w:p>
         </w:tc>
@@ -1569,7 +1494,7 @@
           <w:sz w:val="22"/>
           <w:szCs w:val="22"/>
         </w:rPr>
-        <w:t xml:space="preserve"> (LGPD, art. 6º, III): coleta restrita ao mínimo indispensável à finalidade declarada.</w:t>
+        <w:t xml:space="preserve"> (art. 6º, III), que restringe a coleta ao mínimo indispensável à finalidade declarada.</w:t>
       </w:r>
     </w:p>
     <w:p>
@@ -1589,7 +1514,7 @@
           <w:sz w:val="22"/>
           <w:szCs w:val="22"/>
         </w:rPr>
-        <w:pict w14:anchorId="72AFB604">
+        <w:pict w14:anchorId="0D5308D8">
           <v:rect id="_x0000_i1027" style="width:0;height:1.5pt" o:hralign="center" o:hrstd="t" o:hr="t" fillcolor="#a0a0a0" stroked="f"/>
         </w:pict>
       </w:r>
@@ -1634,31 +1559,83 @@
       </w:pPr>
       <w:r>
         <w:rPr>
+          <w:rFonts w:ascii="Georgia" w:hAnsi="Georgia"/>
+          <w:color w:val="262626"/>
+          <w:sz w:val="22"/>
+          <w:szCs w:val="22"/>
+        </w:rPr>
+        <w:t xml:space="preserve">Dispõe a Constituição Federal, no art. 8º, III, que </w:t>
+      </w:r>
+      <w:r>
+        <w:rPr>
+          <w:rStyle w:val="nfase"/>
+          <w:rFonts w:ascii="Georgia" w:hAnsi="Georgia"/>
+          <w:color w:val="262626"/>
+          <w:sz w:val="22"/>
+          <w:szCs w:val="22"/>
+        </w:rPr>
+        <w:t>"ao sindicato cabe a defesa dos direitos e interesses coletivos ou individuais da categoria, inclusive em questões judiciais ou administrativas"</w:t>
+      </w:r>
+      <w:r>
+        <w:rPr>
+          <w:rFonts w:ascii="Georgia" w:hAnsi="Georgia"/>
+          <w:color w:val="262626"/>
+          <w:sz w:val="22"/>
+          <w:szCs w:val="22"/>
+        </w:rPr>
+        <w:t>.</w:t>
+      </w:r>
+    </w:p>
+    <w:p>
+      <w:pPr>
+        <w:pStyle w:val="NormalWeb"/>
+        <w:rPr>
+          <w:rFonts w:ascii="Georgia" w:hAnsi="Georgia"/>
+          <w:color w:val="262626"/>
+          <w:sz w:val="22"/>
+          <w:szCs w:val="22"/>
+        </w:rPr>
+      </w:pPr>
+      <w:r>
+        <w:rPr>
+          <w:rFonts w:ascii="Georgia" w:hAnsi="Georgia"/>
+          <w:color w:val="262626"/>
+          <w:sz w:val="22"/>
+          <w:szCs w:val="22"/>
+        </w:rPr>
+        <w:t xml:space="preserve">A representação alcança </w:t>
+      </w:r>
+      <w:r>
+        <w:rPr>
           <w:rStyle w:val="Forte"/>
           <w:rFonts w:ascii="Georgia" w:hAnsi="Georgia"/>
           <w:sz w:val="22"/>
           <w:szCs w:val="22"/>
         </w:rPr>
-        <w:t>CF, art. 8º, III</w:t>
-      </w:r>
-      <w:r>
-        <w:rPr>
-          <w:rFonts w:ascii="Georgia" w:hAnsi="Georgia"/>
-          <w:color w:val="262626"/>
-          <w:sz w:val="22"/>
-          <w:szCs w:val="22"/>
-        </w:rPr>
-        <w:t xml:space="preserve"> — </w:t>
-      </w:r>
-      <w:r>
-        <w:rPr>
-          <w:rStyle w:val="nfase"/>
-          <w:rFonts w:ascii="Georgia" w:hAnsi="Georgia"/>
-          <w:color w:val="262626"/>
-          <w:sz w:val="22"/>
-          <w:szCs w:val="22"/>
-        </w:rPr>
-        <w:t>"ao sindicato cabe a defesa dos direitos e interesses coletivos ou individuais da categoria, inclusive em questões judiciais ou administrativas."</w:t>
+        <w:t>toda a categoria</w:t>
+      </w:r>
+      <w:r>
+        <w:rPr>
+          <w:rFonts w:ascii="Georgia" w:hAnsi="Georgia"/>
+          <w:color w:val="262626"/>
+          <w:sz w:val="22"/>
+          <w:szCs w:val="22"/>
+        </w:rPr>
+        <w:t>, e não apenas os filiados. É essa amplitude que justifica o Sindicato conhecer o universo que representa — e não somente sua lista de associados. Um sindicato que ignora quem compõe a categoria não tem como defender direitos coletivos com base em fatos, negociar pisos a partir da realidade salarial, nem identificar o descumprimento de cláusula convencional.</w:t>
+      </w:r>
+    </w:p>
+    <w:p>
+      <w:pPr>
+        <w:pStyle w:val="Ttulo3"/>
+        <w:rPr>
+          <w:rFonts w:ascii="Georgia" w:eastAsia="Times New Roman" w:hAnsi="Georgia"/>
+        </w:rPr>
+      </w:pPr>
+      <w:r>
+        <w:rPr>
+          <w:rFonts w:ascii="Georgia" w:eastAsia="Times New Roman" w:hAnsi="Georgia"/>
+        </w:rPr>
+        <w:t>4.2 Norma legal</w:t>
       </w:r>
     </w:p>
     <w:p>
@@ -1678,68 +1655,7 @@
           <w:sz w:val="22"/>
           <w:szCs w:val="22"/>
         </w:rPr>
-        <w:t xml:space="preserve">A representação alcança </w:t>
-      </w:r>
-      <w:r>
-        <w:rPr>
-          <w:rStyle w:val="Forte"/>
-          <w:rFonts w:ascii="Georgia" w:hAnsi="Georgia"/>
-          <w:sz w:val="22"/>
-          <w:szCs w:val="22"/>
-        </w:rPr>
-        <w:t>toda a categoria</w:t>
-      </w:r>
-      <w:r>
-        <w:rPr>
-          <w:rFonts w:ascii="Georgia" w:hAnsi="Georgia"/>
-          <w:color w:val="262626"/>
-          <w:sz w:val="22"/>
-          <w:szCs w:val="22"/>
-        </w:rPr>
-        <w:t>, e não apenas os filiados. É essa amplitude que justifica o Sindicato conhecer o universo que representa — não somente sua lista de associados. Um sindicato que ignora quem compõe a categoria não tem como defender direitos coletivos com base em fatos, negociar pisos com base em realidade salarial, nem identificar descumprimento de cláusula convencional.</w:t>
-      </w:r>
-    </w:p>
-    <w:p>
-      <w:pPr>
-        <w:pStyle w:val="Ttulo3"/>
-        <w:rPr>
-          <w:rFonts w:ascii="Georgia" w:eastAsia="Times New Roman" w:hAnsi="Georgia"/>
-        </w:rPr>
-      </w:pPr>
-      <w:r>
-        <w:rPr>
-          <w:rFonts w:ascii="Georgia" w:eastAsia="Times New Roman" w:hAnsi="Georgia"/>
-        </w:rPr>
-        <w:t>4.2 Norma legal</w:t>
-      </w:r>
-    </w:p>
-    <w:p>
-      <w:pPr>
-        <w:pStyle w:val="NormalWeb"/>
-        <w:rPr>
-          <w:rFonts w:ascii="Georgia" w:hAnsi="Georgia"/>
-          <w:color w:val="262626"/>
-          <w:sz w:val="22"/>
-          <w:szCs w:val="22"/>
-        </w:rPr>
-      </w:pPr>
-      <w:r>
-        <w:rPr>
-          <w:rStyle w:val="Forte"/>
-          <w:rFonts w:ascii="Georgia" w:hAnsi="Georgia"/>
-          <w:sz w:val="22"/>
-          <w:szCs w:val="22"/>
-        </w:rPr>
-        <w:t>CLT (Decreto-Lei 5.452/1943), art. 513</w:t>
-      </w:r>
-      <w:r>
-        <w:rPr>
-          <w:rFonts w:ascii="Georgia" w:hAnsi="Georgia"/>
-          <w:color w:val="262626"/>
-          <w:sz w:val="22"/>
-          <w:szCs w:val="22"/>
-        </w:rPr>
-        <w:t xml:space="preserve"> — são prerrogativas dos sindicatos:</w:t>
+        <w:t>São prerrogativas dos sindicatos, nos termos do art. 513 da Consolidação das Leis do Trabalho (Decreto-Lei nº 5.452/1943):</w:t>
       </w:r>
     </w:p>
     <w:p>
@@ -1773,7 +1689,16 @@
           <w:sz w:val="22"/>
           <w:szCs w:val="22"/>
         </w:rPr>
-        <w:t xml:space="preserve"> — </w:t>
+        <w:t xml:space="preserve"> —</w:t>
+      </w:r>
+      <w:r>
+        <w:rPr>
+          <w:rFonts w:ascii="Georgia" w:eastAsia="Times New Roman" w:hAnsi="Georgia"/>
+          <w:color w:val="262626"/>
+          <w:sz w:val="22"/>
+          <w:szCs w:val="22"/>
+        </w:rPr>
+        <w:t xml:space="preserve"> </w:t>
       </w:r>
       <w:r>
         <w:rPr>
@@ -1861,7 +1786,7 @@
           <w:sz w:val="22"/>
           <w:szCs w:val="22"/>
         </w:rPr>
-        <w:t xml:space="preserve"> a todos aqueles que participam das categorias econômicas ou profissionais representadas.</w:t>
+        <w:t xml:space="preserve"> a todos aqueles que participam das categorias econômicas ou profissionais ou das profissões liberais representadas.</w:t>
       </w:r>
     </w:p>
     <w:p>
@@ -1881,7 +1806,7 @@
           <w:sz w:val="22"/>
           <w:szCs w:val="22"/>
         </w:rPr>
-        <w:t>A alínea "e" é o elo decisivo para o campo sensível, e o argumento se desenvolve em §6.</w:t>
+        <w:t>A alínea "e" é o elemento decisivo para a compreensão do campo sensível, conforme se desenvolve no item 6.</w:t>
       </w:r>
     </w:p>
     <w:p>
@@ -1910,30 +1835,30 @@
       </w:pPr>
       <w:r>
         <w:rPr>
+          <w:rFonts w:ascii="Georgia" w:hAnsi="Georgia"/>
+          <w:color w:val="262626"/>
+          <w:sz w:val="22"/>
+          <w:szCs w:val="22"/>
+        </w:rPr>
+        <w:t xml:space="preserve">O tratamento do dado sensível pelo SINDCOM encontra fundamento no </w:t>
+      </w:r>
+      <w:r>
+        <w:rPr>
           <w:rStyle w:val="Forte"/>
           <w:rFonts w:ascii="Georgia" w:hAnsi="Georgia"/>
           <w:sz w:val="22"/>
           <w:szCs w:val="22"/>
         </w:rPr>
-        <w:t>LGPD, art. 11, II, "d"</w:t>
-      </w:r>
-      <w:r>
-        <w:rPr>
-          <w:rFonts w:ascii="Georgia" w:hAnsi="Georgia"/>
-          <w:color w:val="262626"/>
-          <w:sz w:val="22"/>
-          <w:szCs w:val="22"/>
-        </w:rPr>
-        <w:t xml:space="preserve"> </w:t>
-      </w:r>
-      <w:r>
-        <w:rPr>
-          <w:rFonts w:ascii="Georgia" w:hAnsi="Georgia"/>
-          <w:color w:val="262626"/>
-          <w:sz w:val="22"/>
-          <w:szCs w:val="22"/>
-        </w:rPr>
-        <w:t xml:space="preserve">— tratamento de dado sensível sem consentimento quando indispensável para o </w:t>
+        <w:t>art. 11, II, "d"</w:t>
+      </w:r>
+      <w:r>
+        <w:rPr>
+          <w:rFonts w:ascii="Georgia" w:hAnsi="Georgia"/>
+          <w:color w:val="262626"/>
+          <w:sz w:val="22"/>
+          <w:szCs w:val="22"/>
+        </w:rPr>
+        <w:t xml:space="preserve"> da Lei Geral de Proteção de Dados, que o autoriza, independentemente de consentimento, quando indispensável ao </w:t>
       </w:r>
       <w:r>
         <w:rPr>
@@ -1971,7 +1896,7 @@
           <w:sz w:val="22"/>
           <w:szCs w:val="22"/>
         </w:rPr>
-        <w:t xml:space="preserve">O Sindicato atua como instância de salvaguarda e de execução de direitos que a Constituição e a CLT lhe atribuem. O tratamento é </w:t>
+        <w:t xml:space="preserve">O Sindicato atua como instância de salvaguarda e execução de direitos que a Constituição e a CLT lhe atribuem. O tratamento é </w:t>
       </w:r>
       <w:r>
         <w:rPr>
@@ -1989,7 +1914,7 @@
           <w:sz w:val="22"/>
           <w:szCs w:val="22"/>
         </w:rPr>
-        <w:t>: sem os dados não há como exercer a representação, calcular a contribuição devida, nem — sobretudo — respeitar a oposição.</w:t>
+        <w:t>: sem os dados não há como exercer a representação, calcular a contribuição devida ou, sobretudo, respeitar a oposição manifestada.</w:t>
       </w:r>
     </w:p>
     <w:p>
@@ -2004,21 +1929,30 @@
       </w:pPr>
       <w:r>
         <w:rPr>
+          <w:rFonts w:ascii="Georgia" w:hAnsi="Georgia"/>
+          <w:color w:val="262626"/>
+          <w:sz w:val="22"/>
+          <w:szCs w:val="22"/>
+        </w:rPr>
+        <w:t xml:space="preserve">O </w:t>
+      </w:r>
+      <w:r>
+        <w:rPr>
           <w:rStyle w:val="Forte"/>
           <w:rFonts w:ascii="Georgia" w:hAnsi="Georgia"/>
           <w:sz w:val="22"/>
           <w:szCs w:val="22"/>
         </w:rPr>
-        <w:t>O consentimento do titular (art. 11, I) é expressamente afastado</w:t>
-      </w:r>
-      <w:r>
-        <w:rPr>
-          <w:rFonts w:ascii="Georgia" w:hAnsi="Georgia"/>
-          <w:color w:val="262626"/>
-          <w:sz w:val="22"/>
-          <w:szCs w:val="22"/>
-        </w:rPr>
-        <w:t xml:space="preserve">, e por duas razões que convém explicitar: (i) quem transmite a informação é o empregador ou seu contador, não o próprio titular; (ii) consentimento colhido pelo empregador acerca de filiação sindical é juridicamente frágil, dado o desequilíbrio inerente à relação de emprego — e sua coleta poderia, ela mesma, expor o trabalhador. Afastar o consentimento </w:t>
+        <w:t>consentimento do titular</w:t>
+      </w:r>
+      <w:r>
+        <w:rPr>
+          <w:rFonts w:ascii="Georgia" w:hAnsi="Georgia"/>
+          <w:color w:val="262626"/>
+          <w:sz w:val="22"/>
+          <w:szCs w:val="22"/>
+        </w:rPr>
+        <w:t xml:space="preserve"> (art. 11, I) é expressamente afastado, por duas razões: quem transmite a informação é o empregador ou seu contador, e não o próprio titular; e o consentimento colhido pelo empregador acerca de filiação sindical é juridicamente frágil, dado o desequilíbrio inerente à relação de emprego, podendo sua própria coleta expor o trabalhador. </w:t>
       </w:r>
       <w:r>
         <w:rPr>
@@ -2027,16 +1961,7 @@
           <w:sz w:val="22"/>
           <w:szCs w:val="22"/>
         </w:rPr>
-        <w:t>protege o trabalhador</w:t>
-      </w:r>
-      <w:r>
-        <w:rPr>
-          <w:rFonts w:ascii="Georgia" w:hAnsi="Georgia"/>
-          <w:color w:val="262626"/>
-          <w:sz w:val="22"/>
-          <w:szCs w:val="22"/>
-        </w:rPr>
-        <w:t>.</w:t>
+        <w:t>Afastar o consentimento, neste caso, protege quem trabalha.</w:t>
       </w:r>
     </w:p>
     <w:p>
@@ -2056,7 +1981,7 @@
           <w:sz w:val="22"/>
           <w:szCs w:val="22"/>
         </w:rPr>
-        <w:pict w14:anchorId="59E6A586">
+        <w:pict w14:anchorId="4586ED0F">
           <v:rect id="_x0000_i1028" style="width:0;height:1.5pt" o:hralign="center" o:hrstd="t" o:hr="t" fillcolor="#a0a0a0" stroked="f"/>
         </w:pict>
       </w:r>
@@ -2092,7 +2017,7 @@
           <w:sz w:val="22"/>
           <w:szCs w:val="22"/>
         </w:rPr>
-        <w:t xml:space="preserve">Esta seção responde à pergunta que o contador diligente formula, e que é diferente da anterior: não </w:t>
+        <w:t xml:space="preserve">Este item responde a pergunta distinta da anterior: não </w:t>
       </w:r>
       <w:r>
         <w:rPr>
@@ -2102,7 +2027,7 @@
           <w:sz w:val="22"/>
           <w:szCs w:val="22"/>
         </w:rPr>
-        <w:t>"por que vocês podem pedir"</w:t>
+        <w:t>"por que o Sindicato pode solicitar"</w:t>
       </w:r>
       <w:r>
         <w:rPr>
@@ -2120,7 +2045,7 @@
           <w:sz w:val="22"/>
           <w:szCs w:val="22"/>
         </w:rPr>
-        <w:t>"por que eu posso — e devo — enviar"</w:t>
+        <w:t>"por que a empresa pode — e deve — enviar"</w:t>
       </w:r>
       <w:r>
         <w:rPr>
@@ -2163,15 +2088,16 @@
           <w:sz w:val="22"/>
           <w:szCs w:val="22"/>
         </w:rPr>
-        <w:t>As Convenções Coletivas de Trabalho vigentes na base territorial contêm, na cláusula que trata da contribuição dos empregados, disposição expressa:</w:t>
+        <w:t>As Convenções Coletivas de Trabalho vigentes na base territorial contêm, na cláusula relativa à contribuição dos empregados, disposição expressa:</w:t>
       </w:r>
     </w:p>
     <w:p>
       <w:pPr>
         <w:shd w:val="clear" w:color="auto" w:fill="F7F6F1"/>
-        <w:spacing w:after="100"/>
+        <w:spacing w:before="200" w:after="200"/>
+        <w:ind w:left="240"/>
         <w:jc w:val="both"/>
-        <w:divId w:val="1335571515"/>
+        <w:divId w:val="1296373381"/>
         <w:rPr>
           <w:rFonts w:ascii="Georgia" w:hAnsi="Georgia"/>
           <w:i/>
@@ -2183,10 +2109,9 @@
       </w:pPr>
       <w:r>
         <w:rPr>
-          <w:rStyle w:val="Forte"/>
-          <w:rFonts w:ascii="Georgia" w:hAnsi="Georgia"/>
-          <w:i/>
-          <w:iCs/>
+          <w:rStyle w:val="nfase"/>
+          <w:rFonts w:ascii="Georgia" w:hAnsi="Georgia"/>
+          <w:color w:val="3A3A3A"/>
           <w:sz w:val="22"/>
           <w:szCs w:val="22"/>
         </w:rPr>
@@ -2210,7 +2135,7 @@
           <w:sz w:val="22"/>
           <w:szCs w:val="22"/>
         </w:rPr>
-        <w:t>Localização verificada:</w:t>
+        <w:t>Localização:</w:t>
       </w:r>
     </w:p>
     <w:tbl>
@@ -2225,9 +2150,8 @@
         <w:tblLook w:val="04A0" w:firstRow="1" w:lastRow="0" w:firstColumn="1" w:lastColumn="0" w:noHBand="0" w:noVBand="1"/>
       </w:tblPr>
       <w:tblGrid>
-        <w:gridCol w:w="3417"/>
-        <w:gridCol w:w="3223"/>
-        <w:gridCol w:w="1848"/>
+        <w:gridCol w:w="3991"/>
+        <w:gridCol w:w="4497"/>
       </w:tblGrid>
       <w:tr>
         <w:trPr>
@@ -2273,7 +2197,7 @@
                 <w:sz w:val="19"/>
                 <w:szCs w:val="19"/>
               </w:rPr>
-              <w:t>Convenção</w:t>
+              <w:t>Convenção Coletiva de Trabalho 2026</w:t>
             </w:r>
           </w:p>
         </w:tc>
@@ -2321,23 +2245,23 @@
             </w:r>
           </w:p>
         </w:tc>
+      </w:tr>
+      <w:tr>
         <w:tc>
           <w:tcPr>
             <w:tcW w:w="0" w:type="auto"/>
             <w:tcBorders>
-              <w:top w:val="single" w:sz="6" w:space="0" w:color="B9B6AA"/>
-              <w:left w:val="single" w:sz="6" w:space="0" w:color="B9B6AA"/>
-              <w:bottom w:val="single" w:sz="6" w:space="0" w:color="B9B6AA"/>
-              <w:right w:val="single" w:sz="6" w:space="0" w:color="B9B6AA"/>
+              <w:top w:val="single" w:sz="6" w:space="0" w:color="D8D5CA"/>
+              <w:left w:val="single" w:sz="6" w:space="0" w:color="D8D5CA"/>
+              <w:bottom w:val="single" w:sz="6" w:space="0" w:color="D8D5CA"/>
+              <w:right w:val="single" w:sz="6" w:space="0" w:color="D8D5CA"/>
             </w:tcBorders>
-            <w:shd w:val="clear" w:color="auto" w:fill="EFEEE7"/>
             <w:tcMar>
               <w:top w:w="100" w:type="dxa"/>
               <w:left w:w="140" w:type="dxa"/>
               <w:bottom w:w="100" w:type="dxa"/>
               <w:right w:w="140" w:type="dxa"/>
             </w:tcMar>
-            <w:vAlign w:val="center"/>
             <w:hideMark/>
           </w:tcPr>
           <w:p>
@@ -2345,9 +2269,7 @@
               <w:spacing w:before="200" w:after="200"/>
               <w:rPr>
                 <w:rFonts w:ascii="Calibri" w:eastAsia="Times New Roman" w:hAnsi="Calibri" w:cs="Calibri"/>
-                <w:b/>
-                <w:bCs/>
-                <w:color w:val="424242"/>
+                <w:color w:val="262626"/>
                 <w:sz w:val="19"/>
                 <w:szCs w:val="19"/>
               </w:rPr>
@@ -2355,13 +2277,67 @@
             <w:r>
               <w:rPr>
                 <w:rFonts w:ascii="Calibri" w:eastAsia="Times New Roman" w:hAnsi="Calibri" w:cs="Calibri"/>
-                <w:b/>
-                <w:bCs/>
-                <w:color w:val="424242"/>
-                <w:sz w:val="19"/>
-                <w:szCs w:val="19"/>
-              </w:rPr>
-              <w:t>Situação</w:t>
+                <w:color w:val="262626"/>
+                <w:sz w:val="19"/>
+                <w:szCs w:val="19"/>
+              </w:rPr>
+              <w:t xml:space="preserve">Fecomércio </w:t>
+            </w:r>
+            <w:r>
+              <w:rPr>
+                <w:rStyle w:val="Forte"/>
+                <w:rFonts w:ascii="Calibri" w:eastAsia="Times New Roman" w:hAnsi="Calibri" w:cs="Calibri"/>
+                <w:sz w:val="19"/>
+                <w:szCs w:val="19"/>
+              </w:rPr>
+              <w:t>Atacadista</w:t>
+            </w:r>
+            <w:r>
+              <w:rPr>
+                <w:rFonts w:ascii="Calibri" w:eastAsia="Times New Roman" w:hAnsi="Calibri" w:cs="Calibri"/>
+                <w:color w:val="262626"/>
+                <w:sz w:val="19"/>
+                <w:szCs w:val="19"/>
+              </w:rPr>
+              <w:t xml:space="preserve"> — Passos e Região</w:t>
+            </w:r>
+          </w:p>
+        </w:tc>
+        <w:tc>
+          <w:tcPr>
+            <w:tcW w:w="0" w:type="auto"/>
+            <w:tcBorders>
+              <w:top w:val="single" w:sz="6" w:space="0" w:color="D8D5CA"/>
+              <w:left w:val="single" w:sz="6" w:space="0" w:color="D8D5CA"/>
+              <w:bottom w:val="single" w:sz="6" w:space="0" w:color="D8D5CA"/>
+              <w:right w:val="single" w:sz="6" w:space="0" w:color="D8D5CA"/>
+            </w:tcBorders>
+            <w:tcMar>
+              <w:top w:w="100" w:type="dxa"/>
+              <w:left w:w="140" w:type="dxa"/>
+              <w:bottom w:w="100" w:type="dxa"/>
+              <w:right w:w="140" w:type="dxa"/>
+            </w:tcMar>
+            <w:hideMark/>
+          </w:tcPr>
+          <w:p>
+            <w:pPr>
+              <w:spacing w:before="200" w:after="200"/>
+              <w:rPr>
+                <w:rFonts w:ascii="Calibri" w:eastAsia="Times New Roman" w:hAnsi="Calibri" w:cs="Calibri"/>
+                <w:color w:val="262626"/>
+                <w:sz w:val="19"/>
+                <w:szCs w:val="19"/>
+              </w:rPr>
+            </w:pPr>
+            <w:r>
+              <w:rPr>
+                <w:rFonts w:ascii="Calibri" w:eastAsia="Times New Roman" w:hAnsi="Calibri" w:cs="Calibri"/>
+                <w:color w:val="262626"/>
+                <w:sz w:val="19"/>
+                <w:szCs w:val="19"/>
+              </w:rPr>
+              <w:t>Cláusula Trigésima Quarta, Parágrafo Segundo</w:t>
             </w:r>
           </w:p>
         </w:tc>
@@ -2401,7 +2377,7 @@
                 <w:sz w:val="19"/>
                 <w:szCs w:val="19"/>
               </w:rPr>
-              <w:t xml:space="preserve">CCT 2026 — Fecomércio </w:t>
+              <w:t xml:space="preserve">Fecomércio </w:t>
             </w:r>
             <w:r>
               <w:rPr>
@@ -2410,7 +2386,7 @@
                 <w:sz w:val="19"/>
                 <w:szCs w:val="19"/>
               </w:rPr>
-              <w:t>Atacadista</w:t>
+              <w:t>Varejista</w:t>
             </w:r>
             <w:r>
               <w:rPr>
@@ -2419,7 +2395,7 @@
                 <w:sz w:val="19"/>
                 <w:szCs w:val="19"/>
               </w:rPr>
-              <w:t xml:space="preserve"> — Passos e Região</w:t>
+              <w:t xml:space="preserve"> — Região</w:t>
             </w:r>
           </w:p>
         </w:tc>
@@ -2452,59 +2428,12 @@
             </w:pPr>
             <w:r>
               <w:rPr>
-                <w:rStyle w:val="Forte"/>
-                <w:rFonts w:ascii="Calibri" w:eastAsia="Times New Roman" w:hAnsi="Calibri" w:cs="Calibri"/>
-                <w:sz w:val="19"/>
-                <w:szCs w:val="19"/>
-              </w:rPr>
-              <w:t>Cláusula Trigésima Quarta, Parágrafo Segundo</w:t>
-            </w:r>
-          </w:p>
-        </w:tc>
-        <w:tc>
-          <w:tcPr>
-            <w:tcW w:w="0" w:type="auto"/>
-            <w:tcBorders>
-              <w:top w:val="single" w:sz="6" w:space="0" w:color="D8D5CA"/>
-              <w:left w:val="single" w:sz="6" w:space="0" w:color="D8D5CA"/>
-              <w:bottom w:val="single" w:sz="6" w:space="0" w:color="D8D5CA"/>
-              <w:right w:val="single" w:sz="6" w:space="0" w:color="D8D5CA"/>
-            </w:tcBorders>
-            <w:tcMar>
-              <w:top w:w="100" w:type="dxa"/>
-              <w:left w:w="140" w:type="dxa"/>
-              <w:bottom w:w="100" w:type="dxa"/>
-              <w:right w:w="140" w:type="dxa"/>
-            </w:tcMar>
-            <w:hideMark/>
-          </w:tcPr>
-          <w:p>
-            <w:pPr>
-              <w:spacing w:before="200" w:after="200"/>
-              <w:rPr>
-                <w:rFonts w:ascii="Calibri" w:eastAsia="Times New Roman" w:hAnsi="Calibri" w:cs="Calibri"/>
-                <w:color w:val="262626"/>
-                <w:sz w:val="19"/>
-                <w:szCs w:val="19"/>
-              </w:rPr>
-            </w:pPr>
-            <w:r>
-              <w:rPr>
-                <w:rFonts w:ascii="Segoe UI Emoji" w:eastAsia="Times New Roman" w:hAnsi="Segoe UI Emoji" w:cs="Segoe UI Emoji"/>
-                <w:color w:val="262626"/>
-                <w:sz w:val="19"/>
-                <w:szCs w:val="19"/>
-              </w:rPr>
-              <w:t>✅</w:t>
-            </w:r>
-            <w:r>
-              <w:rPr>
-                <w:rFonts w:ascii="Calibri" w:eastAsia="Times New Roman" w:hAnsi="Calibri" w:cs="Calibri"/>
-                <w:color w:val="262626"/>
-                <w:sz w:val="19"/>
-                <w:szCs w:val="19"/>
-              </w:rPr>
-              <w:t xml:space="preserve"> conferida no texto</w:t>
+                <w:rFonts w:ascii="Calibri" w:eastAsia="Times New Roman" w:hAnsi="Calibri" w:cs="Calibri"/>
+                <w:color w:val="262626"/>
+                <w:sz w:val="19"/>
+                <w:szCs w:val="19"/>
+              </w:rPr>
+              <w:t>cláusula correspondente</w:t>
             </w:r>
           </w:p>
         </w:tc>
@@ -2539,30 +2468,21 @@
             </w:pPr>
             <w:r>
               <w:rPr>
-                <w:rFonts w:ascii="Calibri" w:eastAsia="Times New Roman" w:hAnsi="Calibri" w:cs="Calibri"/>
-                <w:color w:val="262626"/>
-                <w:sz w:val="19"/>
-                <w:szCs w:val="19"/>
-              </w:rPr>
-              <w:t xml:space="preserve">CCT 2026 — Fecomércio </w:t>
+                <w:rStyle w:val="Forte"/>
+                <w:rFonts w:ascii="Calibri" w:eastAsia="Times New Roman" w:hAnsi="Calibri" w:cs="Calibri"/>
+                <w:sz w:val="19"/>
+                <w:szCs w:val="19"/>
+              </w:rPr>
+              <w:t>SindSuper</w:t>
             </w:r>
             <w:r>
               <w:rPr>
-                <w:rStyle w:val="Forte"/>
-                <w:rFonts w:ascii="Calibri" w:eastAsia="Times New Roman" w:hAnsi="Calibri" w:cs="Calibri"/>
-                <w:sz w:val="19"/>
-                <w:szCs w:val="19"/>
-              </w:rPr>
-              <w:t>Varejista</w:t>
-            </w:r>
-            <w:r>
-              <w:rPr>
-                <w:rFonts w:ascii="Calibri" w:eastAsia="Times New Roman" w:hAnsi="Calibri" w:cs="Calibri"/>
-                <w:color w:val="262626"/>
-                <w:sz w:val="19"/>
-                <w:szCs w:val="19"/>
-              </w:rPr>
-              <w:t xml:space="preserve"> — Região</w:t>
+                <w:rFonts w:ascii="Calibri" w:eastAsia="Times New Roman" w:hAnsi="Calibri" w:cs="Calibri"/>
+                <w:color w:val="262626"/>
+                <w:sz w:val="19"/>
+                <w:szCs w:val="19"/>
+              </w:rPr>
+              <w:t xml:space="preserve"> Varejista — Região</w:t>
             </w:r>
           </w:p>
         </w:tc>
@@ -2600,54 +2520,7 @@
                 <w:sz w:val="19"/>
                 <w:szCs w:val="19"/>
               </w:rPr>
-              <w:t>Cláusula correspondente</w:t>
-            </w:r>
-          </w:p>
-        </w:tc>
-        <w:tc>
-          <w:tcPr>
-            <w:tcW w:w="0" w:type="auto"/>
-            <w:tcBorders>
-              <w:top w:val="single" w:sz="6" w:space="0" w:color="D8D5CA"/>
-              <w:left w:val="single" w:sz="6" w:space="0" w:color="D8D5CA"/>
-              <w:bottom w:val="single" w:sz="6" w:space="0" w:color="D8D5CA"/>
-              <w:right w:val="single" w:sz="6" w:space="0" w:color="D8D5CA"/>
-            </w:tcBorders>
-            <w:tcMar>
-              <w:top w:w="100" w:type="dxa"/>
-              <w:left w:w="140" w:type="dxa"/>
-              <w:bottom w:w="100" w:type="dxa"/>
-              <w:right w:w="140" w:type="dxa"/>
-            </w:tcMar>
-            <w:hideMark/>
-          </w:tcPr>
-          <w:p>
-            <w:pPr>
-              <w:spacing w:before="200" w:after="200"/>
-              <w:rPr>
-                <w:rFonts w:ascii="Calibri" w:eastAsia="Times New Roman" w:hAnsi="Calibri" w:cs="Calibri"/>
-                <w:color w:val="262626"/>
-                <w:sz w:val="19"/>
-                <w:szCs w:val="19"/>
-              </w:rPr>
-            </w:pPr>
-            <w:r>
-              <w:rPr>
-                <w:rFonts w:ascii="Segoe UI Emoji" w:eastAsia="Times New Roman" w:hAnsi="Segoe UI Emoji" w:cs="Segoe UI Emoji"/>
-                <w:color w:val="262626"/>
-                <w:sz w:val="19"/>
-                <w:szCs w:val="19"/>
-              </w:rPr>
-              <w:t>✅</w:t>
-            </w:r>
-            <w:r>
-              <w:rPr>
-                <w:rFonts w:ascii="Calibri" w:eastAsia="Times New Roman" w:hAnsi="Calibri" w:cs="Calibri"/>
-                <w:color w:val="262626"/>
-                <w:sz w:val="19"/>
-                <w:szCs w:val="19"/>
-              </w:rPr>
-              <w:t xml:space="preserve"> conferida no texto</w:t>
+              <w:t>Cláusula Trigésima Segunda, Parágrafo Segundo</w:t>
             </w:r>
           </w:p>
         </w:tc>
@@ -2682,30 +2555,21 @@
             </w:pPr>
             <w:r>
               <w:rPr>
-                <w:rFonts w:ascii="Calibri" w:eastAsia="Times New Roman" w:hAnsi="Calibri" w:cs="Calibri"/>
-                <w:color w:val="262626"/>
-                <w:sz w:val="19"/>
-                <w:szCs w:val="19"/>
-              </w:rPr>
-              <w:t xml:space="preserve">CCT 2026 — </w:t>
+                <w:rStyle w:val="Forte"/>
+                <w:rFonts w:ascii="Calibri" w:eastAsia="Times New Roman" w:hAnsi="Calibri" w:cs="Calibri"/>
+                <w:sz w:val="19"/>
+                <w:szCs w:val="19"/>
+              </w:rPr>
+              <w:t>Sincovaga</w:t>
             </w:r>
             <w:r>
               <w:rPr>
-                <w:rStyle w:val="Forte"/>
-                <w:rFonts w:ascii="Calibri" w:eastAsia="Times New Roman" w:hAnsi="Calibri" w:cs="Calibri"/>
-                <w:sz w:val="19"/>
-                <w:szCs w:val="19"/>
-              </w:rPr>
-              <w:t>SindSuper</w:t>
-            </w:r>
-            <w:r>
-              <w:rPr>
-                <w:rFonts w:ascii="Calibri" w:eastAsia="Times New Roman" w:hAnsi="Calibri" w:cs="Calibri"/>
-                <w:color w:val="262626"/>
-                <w:sz w:val="19"/>
-                <w:szCs w:val="19"/>
-              </w:rPr>
-              <w:t xml:space="preserve"> Varejista — Região</w:t>
+                <w:rFonts w:ascii="Calibri" w:eastAsia="Times New Roman" w:hAnsi="Calibri" w:cs="Calibri"/>
+                <w:color w:val="262626"/>
+                <w:sz w:val="19"/>
+                <w:szCs w:val="19"/>
+              </w:rPr>
+              <w:t xml:space="preserve"> Alimentício — Região</w:t>
             </w:r>
           </w:p>
         </w:tc>
@@ -2738,59 +2602,12 @@
             </w:pPr>
             <w:r>
               <w:rPr>
-                <w:rStyle w:val="Forte"/>
-                <w:rFonts w:ascii="Calibri" w:eastAsia="Times New Roman" w:hAnsi="Calibri" w:cs="Calibri"/>
-                <w:sz w:val="19"/>
-                <w:szCs w:val="19"/>
-              </w:rPr>
-              <w:t>Cláusula Trigésima Segunda, Parágrafo Segundo</w:t>
-            </w:r>
-          </w:p>
-        </w:tc>
-        <w:tc>
-          <w:tcPr>
-            <w:tcW w:w="0" w:type="auto"/>
-            <w:tcBorders>
-              <w:top w:val="single" w:sz="6" w:space="0" w:color="D8D5CA"/>
-              <w:left w:val="single" w:sz="6" w:space="0" w:color="D8D5CA"/>
-              <w:bottom w:val="single" w:sz="6" w:space="0" w:color="D8D5CA"/>
-              <w:right w:val="single" w:sz="6" w:space="0" w:color="D8D5CA"/>
-            </w:tcBorders>
-            <w:tcMar>
-              <w:top w:w="100" w:type="dxa"/>
-              <w:left w:w="140" w:type="dxa"/>
-              <w:bottom w:w="100" w:type="dxa"/>
-              <w:right w:w="140" w:type="dxa"/>
-            </w:tcMar>
-            <w:hideMark/>
-          </w:tcPr>
-          <w:p>
-            <w:pPr>
-              <w:spacing w:before="200" w:after="200"/>
-              <w:rPr>
-                <w:rFonts w:ascii="Calibri" w:eastAsia="Times New Roman" w:hAnsi="Calibri" w:cs="Calibri"/>
-                <w:color w:val="262626"/>
-                <w:sz w:val="19"/>
-                <w:szCs w:val="19"/>
-              </w:rPr>
-            </w:pPr>
-            <w:r>
-              <w:rPr>
-                <w:rFonts w:ascii="Segoe UI Emoji" w:eastAsia="Times New Roman" w:hAnsi="Segoe UI Emoji" w:cs="Segoe UI Emoji"/>
-                <w:color w:val="262626"/>
-                <w:sz w:val="19"/>
-                <w:szCs w:val="19"/>
-              </w:rPr>
-              <w:t>✅</w:t>
-            </w:r>
-            <w:r>
-              <w:rPr>
-                <w:rFonts w:ascii="Calibri" w:eastAsia="Times New Roman" w:hAnsi="Calibri" w:cs="Calibri"/>
-                <w:color w:val="262626"/>
-                <w:sz w:val="19"/>
-                <w:szCs w:val="19"/>
-              </w:rPr>
-              <w:t xml:space="preserve"> conferida no texto</w:t>
+                <w:rFonts w:ascii="Calibri" w:eastAsia="Times New Roman" w:hAnsi="Calibri" w:cs="Calibri"/>
+                <w:color w:val="262626"/>
+                <w:sz w:val="19"/>
+                <w:szCs w:val="19"/>
+              </w:rPr>
+              <w:t>[a completar]</w:t>
             </w:r>
           </w:p>
         </w:tc>
@@ -2825,176 +2642,6 @@
             </w:pPr>
             <w:r>
               <w:rPr>
-                <w:rFonts w:ascii="Calibri" w:eastAsia="Times New Roman" w:hAnsi="Calibri" w:cs="Calibri"/>
-                <w:color w:val="262626"/>
-                <w:sz w:val="19"/>
-                <w:szCs w:val="19"/>
-              </w:rPr>
-              <w:t xml:space="preserve">CCT 2026 — </w:t>
-            </w:r>
-            <w:r>
-              <w:rPr>
-                <w:rStyle w:val="Forte"/>
-                <w:rFonts w:ascii="Calibri" w:eastAsia="Times New Roman" w:hAnsi="Calibri" w:cs="Calibri"/>
-                <w:sz w:val="19"/>
-                <w:szCs w:val="19"/>
-              </w:rPr>
-              <w:t>Sincovaga</w:t>
-            </w:r>
-            <w:r>
-              <w:rPr>
-                <w:rFonts w:ascii="Calibri" w:eastAsia="Times New Roman" w:hAnsi="Calibri" w:cs="Calibri"/>
-                <w:color w:val="262626"/>
-                <w:sz w:val="19"/>
-                <w:szCs w:val="19"/>
-              </w:rPr>
-              <w:t xml:space="preserve"> Alimentício — Região</w:t>
-            </w:r>
-          </w:p>
-        </w:tc>
-        <w:tc>
-          <w:tcPr>
-            <w:tcW w:w="0" w:type="auto"/>
-            <w:tcBorders>
-              <w:top w:val="single" w:sz="6" w:space="0" w:color="D8D5CA"/>
-              <w:left w:val="single" w:sz="6" w:space="0" w:color="D8D5CA"/>
-              <w:bottom w:val="single" w:sz="6" w:space="0" w:color="D8D5CA"/>
-              <w:right w:val="single" w:sz="6" w:space="0" w:color="D8D5CA"/>
-            </w:tcBorders>
-            <w:tcMar>
-              <w:top w:w="100" w:type="dxa"/>
-              <w:left w:w="140" w:type="dxa"/>
-              <w:bottom w:w="100" w:type="dxa"/>
-              <w:right w:w="140" w:type="dxa"/>
-            </w:tcMar>
-            <w:hideMark/>
-          </w:tcPr>
-          <w:p>
-            <w:pPr>
-              <w:spacing w:before="200" w:after="200"/>
-              <w:rPr>
-                <w:rFonts w:ascii="Calibri" w:eastAsia="Times New Roman" w:hAnsi="Calibri" w:cs="Calibri"/>
-                <w:color w:val="262626"/>
-                <w:sz w:val="19"/>
-                <w:szCs w:val="19"/>
-              </w:rPr>
-            </w:pPr>
-            <w:r>
-              <w:rPr>
-                <w:rFonts w:ascii="Calibri" w:eastAsia="Times New Roman" w:hAnsi="Calibri" w:cs="Calibri"/>
-                <w:color w:val="262626"/>
-                <w:sz w:val="19"/>
-                <w:szCs w:val="19"/>
-              </w:rPr>
-              <w:t>—</w:t>
-            </w:r>
-          </w:p>
-        </w:tc>
-        <w:tc>
-          <w:tcPr>
-            <w:tcW w:w="0" w:type="auto"/>
-            <w:tcBorders>
-              <w:top w:val="single" w:sz="6" w:space="0" w:color="D8D5CA"/>
-              <w:left w:val="single" w:sz="6" w:space="0" w:color="D8D5CA"/>
-              <w:bottom w:val="single" w:sz="6" w:space="0" w:color="D8D5CA"/>
-              <w:right w:val="single" w:sz="6" w:space="0" w:color="D8D5CA"/>
-            </w:tcBorders>
-            <w:tcMar>
-              <w:top w:w="100" w:type="dxa"/>
-              <w:left w:w="140" w:type="dxa"/>
-              <w:bottom w:w="100" w:type="dxa"/>
-              <w:right w:w="140" w:type="dxa"/>
-            </w:tcMar>
-            <w:hideMark/>
-          </w:tcPr>
-          <w:p>
-            <w:pPr>
-              <w:spacing w:before="200" w:after="200"/>
-              <w:rPr>
-                <w:rFonts w:ascii="Calibri" w:eastAsia="Times New Roman" w:hAnsi="Calibri" w:cs="Calibri"/>
-                <w:color w:val="262626"/>
-                <w:sz w:val="19"/>
-                <w:szCs w:val="19"/>
-              </w:rPr>
-            </w:pPr>
-            <w:r>
-              <w:rPr>
-                <w:rFonts w:ascii="Segoe UI Emoji" w:eastAsia="Times New Roman" w:hAnsi="Segoe UI Emoji" w:cs="Segoe UI Emoji"/>
-                <w:color w:val="262626"/>
-                <w:sz w:val="19"/>
-                <w:szCs w:val="19"/>
-              </w:rPr>
-              <w:t>⚠️</w:t>
-            </w:r>
-            <w:r>
-              <w:rPr>
-                <w:rFonts w:ascii="Calibri" w:eastAsia="Times New Roman" w:hAnsi="Calibri" w:cs="Calibri"/>
-                <w:color w:val="262626"/>
-                <w:sz w:val="19"/>
-                <w:szCs w:val="19"/>
-              </w:rPr>
-              <w:t xml:space="preserve"> </w:t>
-            </w:r>
-            <w:r>
-              <w:rPr>
-                <w:rStyle w:val="Forte"/>
-                <w:rFonts w:ascii="Calibri" w:eastAsia="Times New Roman" w:hAnsi="Calibri" w:cs="Calibri"/>
-                <w:sz w:val="19"/>
-                <w:szCs w:val="19"/>
-              </w:rPr>
-              <w:t>[VERIFICAR]</w:t>
-            </w:r>
-            <w:r>
-              <w:rPr>
-                <w:rFonts w:ascii="Calibri" w:eastAsia="Times New Roman" w:hAnsi="Calibri" w:cs="Calibri"/>
-                <w:color w:val="262626"/>
-                <w:sz w:val="19"/>
-                <w:szCs w:val="19"/>
-              </w:rPr>
-              <w:t xml:space="preserve"> ver §12</w:t>
-            </w:r>
-          </w:p>
-        </w:tc>
-      </w:tr>
-      <w:tr>
-        <w:tc>
-          <w:tcPr>
-            <w:tcW w:w="0" w:type="auto"/>
-            <w:tcBorders>
-              <w:top w:val="single" w:sz="6" w:space="0" w:color="D8D5CA"/>
-              <w:left w:val="single" w:sz="6" w:space="0" w:color="D8D5CA"/>
-              <w:bottom w:val="single" w:sz="6" w:space="0" w:color="D8D5CA"/>
-              <w:right w:val="single" w:sz="6" w:space="0" w:color="D8D5CA"/>
-            </w:tcBorders>
-            <w:tcMar>
-              <w:top w:w="100" w:type="dxa"/>
-              <w:left w:w="140" w:type="dxa"/>
-              <w:bottom w:w="100" w:type="dxa"/>
-              <w:right w:w="140" w:type="dxa"/>
-            </w:tcMar>
-            <w:hideMark/>
-          </w:tcPr>
-          <w:p>
-            <w:pPr>
-              <w:spacing w:before="200" w:after="200"/>
-              <w:rPr>
-                <w:rFonts w:ascii="Calibri" w:eastAsia="Times New Roman" w:hAnsi="Calibri" w:cs="Calibri"/>
-                <w:color w:val="262626"/>
-                <w:sz w:val="19"/>
-                <w:szCs w:val="19"/>
-              </w:rPr>
-            </w:pPr>
-            <w:r>
-              <w:rPr>
-                <w:rFonts w:ascii="Calibri" w:eastAsia="Times New Roman" w:hAnsi="Calibri" w:cs="Calibri"/>
-                <w:color w:val="262626"/>
-                <w:sz w:val="19"/>
-                <w:szCs w:val="19"/>
-              </w:rPr>
-              <w:t xml:space="preserve">CCT 2026 — </w:t>
-            </w:r>
-            <w:r>
-              <w:rPr>
                 <w:rStyle w:val="Forte"/>
                 <w:rFonts w:ascii="Calibri" w:eastAsia="Times New Roman" w:hAnsi="Calibri" w:cs="Calibri"/>
                 <w:sz w:val="19"/>
@@ -3047,72 +2694,7 @@
                 <w:sz w:val="19"/>
                 <w:szCs w:val="19"/>
               </w:rPr>
-              <w:t>—</w:t>
-            </w:r>
-          </w:p>
-        </w:tc>
-        <w:tc>
-          <w:tcPr>
-            <w:tcW w:w="0" w:type="auto"/>
-            <w:tcBorders>
-              <w:top w:val="single" w:sz="6" w:space="0" w:color="D8D5CA"/>
-              <w:left w:val="single" w:sz="6" w:space="0" w:color="D8D5CA"/>
-              <w:bottom w:val="single" w:sz="6" w:space="0" w:color="D8D5CA"/>
-              <w:right w:val="single" w:sz="6" w:space="0" w:color="D8D5CA"/>
-            </w:tcBorders>
-            <w:tcMar>
-              <w:top w:w="100" w:type="dxa"/>
-              <w:left w:w="140" w:type="dxa"/>
-              <w:bottom w:w="100" w:type="dxa"/>
-              <w:right w:w="140" w:type="dxa"/>
-            </w:tcMar>
-            <w:hideMark/>
-          </w:tcPr>
-          <w:p>
-            <w:pPr>
-              <w:spacing w:before="200" w:after="200"/>
-              <w:rPr>
-                <w:rFonts w:ascii="Calibri" w:eastAsia="Times New Roman" w:hAnsi="Calibri" w:cs="Calibri"/>
-                <w:color w:val="262626"/>
-                <w:sz w:val="19"/>
-                <w:szCs w:val="19"/>
-              </w:rPr>
-            </w:pPr>
-            <w:r>
-              <w:rPr>
-                <w:rFonts w:ascii="Segoe UI Emoji" w:eastAsia="Times New Roman" w:hAnsi="Segoe UI Emoji" w:cs="Segoe UI Emoji"/>
-                <w:color w:val="262626"/>
-                <w:sz w:val="19"/>
-                <w:szCs w:val="19"/>
-              </w:rPr>
-              <w:t>⚠️</w:t>
-            </w:r>
-            <w:r>
-              <w:rPr>
-                <w:rFonts w:ascii="Calibri" w:eastAsia="Times New Roman" w:hAnsi="Calibri" w:cs="Calibri"/>
-                <w:color w:val="262626"/>
-                <w:sz w:val="19"/>
-                <w:szCs w:val="19"/>
-              </w:rPr>
-              <w:t xml:space="preserve"> </w:t>
-            </w:r>
-            <w:r>
-              <w:rPr>
-                <w:rStyle w:val="Forte"/>
-                <w:rFonts w:ascii="Calibri" w:eastAsia="Times New Roman" w:hAnsi="Calibri" w:cs="Calibri"/>
-                <w:sz w:val="19"/>
-                <w:szCs w:val="19"/>
-              </w:rPr>
-              <w:t>[VERIFICAR]</w:t>
-            </w:r>
-            <w:r>
-              <w:rPr>
-                <w:rFonts w:ascii="Calibri" w:eastAsia="Times New Roman" w:hAnsi="Calibri" w:cs="Calibri"/>
-                <w:color w:val="262626"/>
-                <w:sz w:val="19"/>
-                <w:szCs w:val="19"/>
-              </w:rPr>
-              <w:t xml:space="preserve"> ver §12</w:t>
+              <w:t>[a completar]</w:t>
             </w:r>
           </w:p>
         </w:tc>
@@ -3130,12 +2712,12 @@
       </w:pPr>
       <w:r>
         <w:rPr>
-          <w:rStyle w:val="Forte"/>
-          <w:rFonts w:ascii="Georgia" w:hAnsi="Georgia"/>
-          <w:sz w:val="22"/>
-          <w:szCs w:val="22"/>
-        </w:rPr>
-        <w:t>Três características tornam essa cláusula o alicerce do pedido:</w:t>
+          <w:rFonts w:ascii="Georgia" w:hAnsi="Georgia"/>
+          <w:color w:val="262626"/>
+          <w:sz w:val="22"/>
+          <w:szCs w:val="22"/>
+        </w:rPr>
+        <w:t>Três características tornam essa cláusula o alicerce da solicitação:</w:t>
       </w:r>
     </w:p>
     <w:p>
@@ -3168,7 +2750,7 @@
           <w:sz w:val="22"/>
           <w:szCs w:val="22"/>
         </w:rPr>
-        <w:t xml:space="preserve"> Não depende de adesão, certificado ou contrapartida. Basta ter havido desconto.</w:t>
+        <w:t xml:space="preserve"> Não depende de adesão, certificado ou contrapartida. Basta ter havido o desconto.</w:t>
       </w:r>
     </w:p>
     <w:p>
@@ -3201,16 +2783,7 @@
           <w:sz w:val="22"/>
           <w:szCs w:val="22"/>
         </w:rPr>
-        <w:t xml:space="preserve"> </w:t>
-      </w:r>
-      <w:r>
-        <w:rPr>
-          <w:rFonts w:ascii="Georgia" w:eastAsia="Times New Roman" w:hAnsi="Georgia"/>
-          <w:color w:val="262626"/>
-          <w:sz w:val="22"/>
-          <w:szCs w:val="22"/>
-        </w:rPr>
-        <w:t>("Entidade Profissional"), não a entidade patronal.</w:t>
+        <w:t xml:space="preserve"> — a "Entidade Profissional" —, e não a entidade sindical patronal.</w:t>
       </w:r>
     </w:p>
     <w:p>
@@ -3234,16 +2807,25 @@
           <w:sz w:val="22"/>
           <w:szCs w:val="22"/>
         </w:rPr>
-        <w:t>Seu objeto já inclui o que se pede</w:t>
-      </w:r>
-      <w:r>
-        <w:rPr>
-          <w:rFonts w:ascii="Georgia" w:eastAsia="Times New Roman" w:hAnsi="Georgia"/>
-          <w:color w:val="262626"/>
-          <w:sz w:val="22"/>
-          <w:szCs w:val="22"/>
-        </w:rPr>
-        <w:t xml:space="preserve"> — relação nominal de empregados e os salários — e vai além, ao exigir os comprovantes de recolhimento.</w:t>
+        <w:t>Seu objeto já abrange o que se solicita</w:t>
+      </w:r>
+      <w:r>
+        <w:rPr>
+          <w:rFonts w:ascii="Georgia" w:eastAsia="Times New Roman" w:hAnsi="Georgia"/>
+          <w:color w:val="262626"/>
+          <w:sz w:val="22"/>
+          <w:szCs w:val="22"/>
+        </w:rPr>
+        <w:t xml:space="preserve"> </w:t>
+      </w:r>
+      <w:r>
+        <w:rPr>
+          <w:rFonts w:ascii="Georgia" w:eastAsia="Times New Roman" w:hAnsi="Georgia"/>
+          <w:color w:val="262626"/>
+          <w:sz w:val="22"/>
+          <w:szCs w:val="22"/>
+        </w:rPr>
+        <w:t>— relação nominal de empregados e respectivos salários — e vai além, ao exigir também os comprovantes de recolhimento.</w:t>
       </w:r>
     </w:p>
     <w:p>
@@ -3263,7 +2845,7 @@
           <w:sz w:val="22"/>
           <w:szCs w:val="22"/>
         </w:rPr>
-        <w:t xml:space="preserve">Existe, ainda, obrigação acessória na cláusula </w:t>
+        <w:t xml:space="preserve">Há, ainda, obrigação acessória na cláusula </w:t>
       </w:r>
       <w:r>
         <w:rPr>
@@ -3281,7 +2863,7 @@
           <w:sz w:val="22"/>
           <w:szCs w:val="22"/>
         </w:rPr>
-        <w:t xml:space="preserve"> (Cláusula Vigésima Nona nas CCTs do Fecomércio; Vigésima Sétima na do SindSuper), cujo inciso III determina que </w:t>
+        <w:t xml:space="preserve"> — Cláusula Vigésima Nona nas Convenções do Fecomércio e Vigésima Sétima na do SindSuper —, cujo inciso III determina que </w:t>
       </w:r>
       <w:r>
         <w:rPr>
@@ -3300,88 +2882,7 @@
           <w:sz w:val="22"/>
           <w:szCs w:val="22"/>
         </w:rPr>
-        <w:t xml:space="preserve">, o </w:t>
-      </w:r>
-      <w:r>
-        <w:rPr>
-          <w:rStyle w:val="Forte"/>
-          <w:rFonts w:ascii="Georgia" w:hAnsi="Georgia"/>
-          <w:sz w:val="22"/>
-          <w:szCs w:val="22"/>
-        </w:rPr>
-        <w:t>Relatório do FGTS Digital</w:t>
-      </w:r>
-      <w:r>
-        <w:rPr>
-          <w:rFonts w:ascii="Georgia" w:hAnsi="Georgia"/>
-          <w:color w:val="262626"/>
-          <w:sz w:val="22"/>
-          <w:szCs w:val="22"/>
-        </w:rPr>
-        <w:t xml:space="preserve"> </w:t>
-      </w:r>
-      <w:r>
-        <w:rPr>
-          <w:rFonts w:ascii="Georgia" w:hAnsi="Georgia"/>
-          <w:color w:val="262626"/>
-          <w:sz w:val="22"/>
-          <w:szCs w:val="22"/>
-        </w:rPr>
-        <w:t xml:space="preserve">ou </w:t>
-      </w:r>
-      <w:r>
-        <w:rPr>
-          <w:rStyle w:val="Forte"/>
-          <w:rFonts w:ascii="Georgia" w:hAnsi="Georgia"/>
-          <w:sz w:val="22"/>
-          <w:szCs w:val="22"/>
-        </w:rPr>
-        <w:t>cópias das guias GFIP e/ou RAIS</w:t>
-      </w:r>
-      <w:r>
-        <w:rPr>
-          <w:rFonts w:ascii="Georgia" w:hAnsi="Georgia"/>
-          <w:color w:val="262626"/>
-          <w:sz w:val="22"/>
-          <w:szCs w:val="22"/>
-        </w:rPr>
-        <w:t xml:space="preserve">. Essa obrigação, contudo, </w:t>
-      </w:r>
-      <w:r>
-        <w:rPr>
-          <w:rStyle w:val="Forte"/>
-          <w:rFonts w:ascii="Georgia" w:hAnsi="Georgia"/>
-          <w:sz w:val="22"/>
-          <w:szCs w:val="22"/>
-        </w:rPr>
-        <w:t>está condicionada</w:t>
-      </w:r>
-      <w:r>
-        <w:rPr>
-          <w:rFonts w:ascii="Georgia" w:hAnsi="Georgia"/>
-          <w:color w:val="262626"/>
-          <w:sz w:val="22"/>
-          <w:szCs w:val="22"/>
-        </w:rPr>
-        <w:t xml:space="preserve"> ao interesse da empresa em se beneficiar das cláusulas de trabalho em feriado — razão pela qual </w:t>
-      </w:r>
-      <w:r>
-        <w:rPr>
-          <w:rStyle w:val="Forte"/>
-          <w:rFonts w:ascii="Georgia" w:hAnsi="Georgia"/>
-          <w:sz w:val="22"/>
-          <w:szCs w:val="22"/>
-        </w:rPr>
-        <w:t>não é o fundamento principal desta nota</w:t>
-      </w:r>
-      <w:r>
-        <w:rPr>
-          <w:rFonts w:ascii="Georgia" w:hAnsi="Georgia"/>
-          <w:color w:val="262626"/>
-          <w:sz w:val="22"/>
-          <w:szCs w:val="22"/>
-        </w:rPr>
-        <w:t>, e sim reforço.</w:t>
+        <w:t>, o Relatório do FGTS Digital ou cópias das guias GFIP e RAIS. Essa obrigação, contudo, está condicionada ao interesse da empresa em se beneficiar das cláusulas de trabalho em feriado, razão pela qual constitui reforço, e não fundamento principal.</w:t>
       </w:r>
     </w:p>
     <w:p>
@@ -3415,43 +2916,7 @@
           <w:sz w:val="22"/>
           <w:szCs w:val="22"/>
         </w:rPr>
-        <w:t xml:space="preserve">Havendo obrigação pactuada em norma coletiva — que tem </w:t>
-      </w:r>
-      <w:r>
-        <w:rPr>
-          <w:rStyle w:val="Forte"/>
-          <w:rFonts w:ascii="Georgia" w:hAnsi="Georgia"/>
-          <w:sz w:val="22"/>
-          <w:szCs w:val="22"/>
-        </w:rPr>
-        <w:t>força de lei</w:t>
-      </w:r>
-      <w:r>
-        <w:rPr>
-          <w:rFonts w:ascii="Georgia" w:hAnsi="Georgia"/>
-          <w:color w:val="262626"/>
-          <w:sz w:val="22"/>
-          <w:szCs w:val="22"/>
-        </w:rPr>
-        <w:t xml:space="preserve"> entre as partes (CF, art. 7º, XXVI; CLT, art. 611-A) </w:t>
-      </w:r>
-      <w:r>
-        <w:rPr>
-          <w:rStyle w:val="Forte"/>
-          <w:rFonts w:ascii="Georgia" w:hAnsi="Georgia"/>
-          <w:sz w:val="22"/>
-          <w:szCs w:val="22"/>
-        </w:rPr>
-        <w:t>[VERIFICAR o enquadramento]</w:t>
-      </w:r>
-      <w:r>
-        <w:rPr>
-          <w:rFonts w:ascii="Georgia" w:hAnsi="Georgia"/>
-          <w:color w:val="262626"/>
-          <w:sz w:val="22"/>
-          <w:szCs w:val="22"/>
-        </w:rPr>
-        <w:t xml:space="preserve"> —, o compartilhamento pela empresa ou por seu contador encontra base em:</w:t>
+        <w:t>As convenções e acordos coletivos têm reconhecimento constitucional (art. 7º, XXVI) e força normativa entre as partes. Havendo obrigação pactuada, o compartilhamento pela empresa ou por seu escritório de contabilidade encontra base própria em:</w:t>
       </w:r>
     </w:p>
     <w:p>
@@ -3475,16 +2940,16 @@
           <w:sz w:val="22"/>
           <w:szCs w:val="22"/>
         </w:rPr>
-        <w:t>LGPD, art. 11, II, "a"</w:t>
-      </w:r>
-      <w:r>
-        <w:rPr>
-          <w:rFonts w:ascii="Georgia" w:eastAsia="Times New Roman" w:hAnsi="Georgia"/>
-          <w:color w:val="262626"/>
-          <w:sz w:val="22"/>
-          <w:szCs w:val="22"/>
-        </w:rPr>
-        <w:t xml:space="preserve"> — cumprimento de obrigação legal ou regulatória, para o campo sensível;</w:t>
+        <w:t>art. 11, II, "a"</w:t>
+      </w:r>
+      <w:r>
+        <w:rPr>
+          <w:rFonts w:ascii="Georgia" w:eastAsia="Times New Roman" w:hAnsi="Georgia"/>
+          <w:color w:val="262626"/>
+          <w:sz w:val="22"/>
+          <w:szCs w:val="22"/>
+        </w:rPr>
+        <w:t xml:space="preserve"> da LGPD — cumprimento de obrigação legal ou regulatória, quanto ao campo sensível;</w:t>
       </w:r>
     </w:p>
     <w:p>
@@ -3508,16 +2973,16 @@
           <w:sz w:val="22"/>
           <w:szCs w:val="22"/>
         </w:rPr>
-        <w:t>LGPD, art. 7º, II</w:t>
-      </w:r>
-      <w:r>
-        <w:rPr>
-          <w:rFonts w:ascii="Georgia" w:eastAsia="Times New Roman" w:hAnsi="Georgia"/>
-          <w:color w:val="262626"/>
-          <w:sz w:val="22"/>
-          <w:szCs w:val="22"/>
-        </w:rPr>
-        <w:t xml:space="preserve"> — cumprimento de obrigação legal ou regulatória, para os cinco campos comuns.</w:t>
+        <w:t>art. 7º, II</w:t>
+      </w:r>
+      <w:r>
+        <w:rPr>
+          <w:rFonts w:ascii="Georgia" w:eastAsia="Times New Roman" w:hAnsi="Georgia"/>
+          <w:color w:val="262626"/>
+          <w:sz w:val="22"/>
+          <w:szCs w:val="22"/>
+        </w:rPr>
+        <w:t xml:space="preserve"> da LGPD — cumprimento de obrigação legal ou regulatória, quanto aos cinco campos comuns.</w:t>
       </w:r>
     </w:p>
     <w:p>
@@ -3575,7 +3040,7 @@
           <w:sz w:val="22"/>
           <w:szCs w:val="22"/>
         </w:rPr>
-        <w:pict w14:anchorId="0068D914">
+        <w:pict w14:anchorId="644120D4">
           <v:rect id="_x0000_i1029" style="width:0;height:1.5pt" o:hralign="center" o:hrstd="t" o:hr="t" fillcolor="#a0a0a0" stroked="f"/>
         </w:pict>
       </w:r>
@@ -3596,6 +3061,20 @@
     </w:p>
     <w:p>
       <w:pPr>
+        <w:pStyle w:val="Ttulo3"/>
+        <w:rPr>
+          <w:rFonts w:ascii="Georgia" w:eastAsia="Times New Roman" w:hAnsi="Georgia"/>
+        </w:rPr>
+      </w:pPr>
+      <w:r>
+        <w:rPr>
+          <w:rFonts w:ascii="Georgia" w:eastAsia="Times New Roman" w:hAnsi="Georgia"/>
+        </w:rPr>
+        <w:t>6.1 O regime jurídico da contribuição</w:t>
+      </w:r>
+    </w:p>
+    <w:p>
+      <w:pPr>
         <w:pStyle w:val="NormalWeb"/>
         <w:rPr>
           <w:rFonts w:ascii="Georgia" w:hAnsi="Georgia"/>
@@ -3611,7 +3090,82 @@
           <w:sz w:val="22"/>
           <w:szCs w:val="22"/>
         </w:rPr>
-        <w:t>Esta é a seção que a nota existe para sustentar.</w:t>
+        <w:t>O Supremo Tribunal Federal firmou, em sede de repercussão geral (</w:t>
+      </w:r>
+      <w:r>
+        <w:rPr>
+          <w:rStyle w:val="Forte"/>
+          <w:rFonts w:ascii="Georgia" w:hAnsi="Georgia"/>
+          <w:sz w:val="22"/>
+          <w:szCs w:val="22"/>
+        </w:rPr>
+        <w:t>Tema 935 / ARE 1018459</w:t>
+      </w:r>
+      <w:r>
+        <w:rPr>
+          <w:rFonts w:ascii="Georgia" w:hAnsi="Georgia"/>
+          <w:color w:val="262626"/>
+          <w:sz w:val="22"/>
+          <w:szCs w:val="22"/>
+        </w:rPr>
+        <w:t xml:space="preserve">), a tese de que </w:t>
+      </w:r>
+      <w:r>
+        <w:rPr>
+          <w:rStyle w:val="nfase"/>
+          <w:rFonts w:ascii="Georgia" w:hAnsi="Georgia"/>
+          <w:color w:val="262626"/>
+          <w:sz w:val="22"/>
+          <w:szCs w:val="22"/>
+        </w:rPr>
+        <w:t>"é constitucional a instituição, por acordo ou convenção coletivos, de contribuições assistenciais a serem impostas a todos os empregados da categoria, ainda que não sindicalizados, desde que assegurado o direito de oposição"</w:t>
+      </w:r>
+      <w:r>
+        <w:rPr>
+          <w:rFonts w:ascii="Georgia" w:hAnsi="Georgia"/>
+          <w:color w:val="262626"/>
+          <w:sz w:val="22"/>
+          <w:szCs w:val="22"/>
+        </w:rPr>
+        <w:t>.</w:t>
+      </w:r>
+    </w:p>
+    <w:p>
+      <w:pPr>
+        <w:pStyle w:val="NormalWeb"/>
+        <w:rPr>
+          <w:rFonts w:ascii="Georgia" w:hAnsi="Georgia"/>
+          <w:color w:val="262626"/>
+          <w:sz w:val="22"/>
+          <w:szCs w:val="22"/>
+        </w:rPr>
+      </w:pPr>
+      <w:r>
+        <w:rPr>
+          <w:rFonts w:ascii="Georgia" w:hAnsi="Georgia"/>
+          <w:color w:val="262626"/>
+          <w:sz w:val="22"/>
+          <w:szCs w:val="22"/>
+        </w:rPr>
+        <w:t xml:space="preserve">A validade da cobrança está, portanto, </w:t>
+      </w:r>
+      <w:r>
+        <w:rPr>
+          <w:rStyle w:val="Forte"/>
+          <w:rFonts w:ascii="Georgia" w:hAnsi="Georgia"/>
+          <w:sz w:val="22"/>
+          <w:szCs w:val="22"/>
+        </w:rPr>
+        <w:t>condicionada à efetividade do direito de oposição</w:t>
+      </w:r>
+      <w:r>
+        <w:rPr>
+          <w:rFonts w:ascii="Georgia" w:hAnsi="Georgia"/>
+          <w:color w:val="262626"/>
+          <w:sz w:val="22"/>
+          <w:szCs w:val="22"/>
+        </w:rPr>
+        <w:t>. Não se trata de faculdade do Sindicato: é requisito de constitucionalidade da própria exigência.</w:t>
       </w:r>
     </w:p>
     <w:p>
@@ -3625,7 +3179,7 @@
         <w:rPr>
           <w:rFonts w:ascii="Georgia" w:eastAsia="Times New Roman" w:hAnsi="Georgia"/>
         </w:rPr>
-        <w:t>6.1 O regime jurídico da contribuição</w:t>
+        <w:t>6.2 A norma coletiva admite a oposição perante a empresa</w:t>
       </w:r>
     </w:p>
     <w:p>
@@ -3645,172 +3199,16 @@
           <w:sz w:val="22"/>
           <w:szCs w:val="22"/>
         </w:rPr>
-        <w:t>O Supremo Tribunal Federal firmou, em repercussão geral (</w:t>
-      </w:r>
-      <w:r>
-        <w:rPr>
-          <w:rStyle w:val="Forte"/>
-          <w:rFonts w:ascii="Georgia" w:hAnsi="Georgia"/>
-          <w:sz w:val="22"/>
-          <w:szCs w:val="22"/>
-        </w:rPr>
-        <w:t>Tema 935 / ARE 1018459</w:t>
-      </w:r>
-      <w:r>
-        <w:rPr>
-          <w:rFonts w:ascii="Georgia" w:hAnsi="Georgia"/>
-          <w:color w:val="262626"/>
-          <w:sz w:val="22"/>
-          <w:szCs w:val="22"/>
-        </w:rPr>
-        <w:t xml:space="preserve">), a tese de que </w:t>
-      </w:r>
-      <w:r>
-        <w:rPr>
-          <w:rStyle w:val="nfase"/>
-          <w:rFonts w:ascii="Georgia" w:hAnsi="Georgia"/>
-          <w:color w:val="262626"/>
-          <w:sz w:val="22"/>
-          <w:szCs w:val="22"/>
-        </w:rPr>
-        <w:t xml:space="preserve">"é constitucional a instituição, por acordo ou convenção coletivos, de contribuições assistenciais a serem impostas a todos os empregados da categoria, ainda que não sindicalizados, </w:t>
-      </w:r>
-      <w:r>
-        <w:rPr>
-          <w:rStyle w:val="Forte"/>
-          <w:rFonts w:ascii="Georgia" w:hAnsi="Georgia"/>
-          <w:i/>
-          <w:iCs/>
-          <w:sz w:val="22"/>
-          <w:szCs w:val="22"/>
-        </w:rPr>
-        <w:t>desde que assegurado o direito de oposição</w:t>
-      </w:r>
-      <w:r>
-        <w:rPr>
-          <w:rStyle w:val="nfase"/>
-          <w:rFonts w:ascii="Georgia" w:hAnsi="Georgia"/>
-          <w:color w:val="262626"/>
-          <w:sz w:val="22"/>
-          <w:szCs w:val="22"/>
-        </w:rPr>
-        <w:t>."</w:t>
-      </w:r>
-      <w:r>
-        <w:rPr>
-          <w:rFonts w:ascii="Georgia" w:hAnsi="Georgia"/>
-          <w:color w:val="262626"/>
-          <w:sz w:val="22"/>
-          <w:szCs w:val="22"/>
-        </w:rPr>
-        <w:t xml:space="preserve"> </w:t>
-      </w:r>
-      <w:r>
-        <w:rPr>
-          <w:rStyle w:val="Forte"/>
-          <w:rFonts w:ascii="Georgia" w:hAnsi="Georgia"/>
-          <w:sz w:val="22"/>
-          <w:szCs w:val="22"/>
-        </w:rPr>
-        <w:t>[VERIFICAR a redação exata e a data de fixação da tese]</w:t>
-      </w:r>
-    </w:p>
-    <w:p>
-      <w:pPr>
-        <w:pStyle w:val="NormalWeb"/>
-        <w:rPr>
-          <w:rFonts w:ascii="Georgia" w:hAnsi="Georgia"/>
-          <w:color w:val="262626"/>
-          <w:sz w:val="22"/>
-          <w:szCs w:val="22"/>
-        </w:rPr>
-      </w:pPr>
-      <w:r>
-        <w:rPr>
-          <w:rFonts w:ascii="Georgia" w:hAnsi="Georgia"/>
-          <w:color w:val="262626"/>
-          <w:sz w:val="22"/>
-          <w:szCs w:val="22"/>
-        </w:rPr>
-        <w:t xml:space="preserve">A validade da cobrança está, portanto, </w:t>
-      </w:r>
-      <w:r>
-        <w:rPr>
-          <w:rStyle w:val="Forte"/>
-          <w:rFonts w:ascii="Georgia" w:hAnsi="Georgia"/>
-          <w:sz w:val="22"/>
-          <w:szCs w:val="22"/>
-        </w:rPr>
-        <w:t>condicionada</w:t>
-      </w:r>
-      <w:r>
-        <w:rPr>
-          <w:rFonts w:ascii="Georgia" w:hAnsi="Georgia"/>
-          <w:color w:val="262626"/>
-          <w:sz w:val="22"/>
-          <w:szCs w:val="22"/>
-        </w:rPr>
-        <w:t xml:space="preserve"> </w:t>
-      </w:r>
-      <w:r>
-        <w:rPr>
-          <w:rFonts w:ascii="Georgia" w:hAnsi="Georgia"/>
-          <w:color w:val="262626"/>
-          <w:sz w:val="22"/>
-          <w:szCs w:val="22"/>
-        </w:rPr>
-        <w:t>à efetividade do direito de oposição. Não se trata de faculdade do Sindicato: é requisito de constitucionalidade.</w:t>
-      </w:r>
-    </w:p>
-    <w:p>
-      <w:pPr>
-        <w:pStyle w:val="Ttulo3"/>
-        <w:rPr>
-          <w:rFonts w:ascii="Georgia" w:eastAsia="Times New Roman" w:hAnsi="Georgia"/>
-        </w:rPr>
-      </w:pPr>
-      <w:r>
-        <w:rPr>
-          <w:rFonts w:ascii="Georgia" w:eastAsia="Times New Roman" w:hAnsi="Georgia"/>
-        </w:rPr>
-        <w:t xml:space="preserve">6.2 A norma coletiva permite opor-se </w:t>
-      </w:r>
-      <w:r>
-        <w:rPr>
-          <w:rStyle w:val="Forte"/>
-          <w:rFonts w:ascii="Georgia" w:eastAsia="Times New Roman" w:hAnsi="Georgia"/>
-          <w:b/>
-          <w:bCs/>
-        </w:rPr>
-        <w:t>perante a empresa</w:t>
-      </w:r>
-    </w:p>
-    <w:p>
-      <w:pPr>
-        <w:pStyle w:val="NormalWeb"/>
-        <w:rPr>
-          <w:rFonts w:ascii="Georgia" w:hAnsi="Georgia"/>
-          <w:color w:val="262626"/>
-          <w:sz w:val="22"/>
-          <w:szCs w:val="22"/>
-        </w:rPr>
-      </w:pPr>
-      <w:r>
-        <w:rPr>
-          <w:rFonts w:ascii="Georgia" w:hAnsi="Georgia"/>
-          <w:color w:val="262626"/>
-          <w:sz w:val="22"/>
-          <w:szCs w:val="22"/>
-        </w:rPr>
-        <w:t>E aqui está o ponto que decide a questão. A CCT do Fecomércio Atacadista, na cláusula da contribuição dos empregados, dispõe:</w:t>
+        <w:t>A Convenção Coletiva, ao disciplinar a contribuição dos empregados, dispõe:</w:t>
       </w:r>
     </w:p>
     <w:p>
       <w:pPr>
         <w:shd w:val="clear" w:color="auto" w:fill="F7F6F1"/>
-        <w:spacing w:after="100"/>
+        <w:spacing w:before="200" w:after="200"/>
+        <w:ind w:left="240"/>
         <w:jc w:val="both"/>
-        <w:divId w:val="42294590"/>
+        <w:divId w:val="1681271949"/>
         <w:rPr>
           <w:rFonts w:ascii="Georgia" w:hAnsi="Georgia"/>
           <w:i/>
@@ -3828,49 +3226,7 @@
           <w:sz w:val="22"/>
           <w:szCs w:val="22"/>
         </w:rPr>
-        <w:t xml:space="preserve">"Fica assegurado o direito de oposição dos trabalhadores não sindicalizados quanto à contribuição prevista nesta cláusula, que poderá ser manifestado sem limitação temporal [...] sendo expressamente admitida a </w:t>
-      </w:r>
-      <w:r>
-        <w:rPr>
-          <w:rStyle w:val="Forte"/>
-          <w:rFonts w:ascii="Georgia" w:hAnsi="Georgia"/>
-          <w:i/>
-          <w:iCs/>
-          <w:sz w:val="22"/>
-          <w:szCs w:val="22"/>
-        </w:rPr>
-        <w:t>oposição manifestada por escrito pelo trabalhador junto à empresa empregadora incumbida do recolhimento</w:t>
-      </w:r>
-      <w:r>
-        <w:rPr>
-          <w:rStyle w:val="nfase"/>
-          <w:rFonts w:ascii="Georgia" w:hAnsi="Georgia"/>
-          <w:color w:val="3A3A3A"/>
-          <w:sz w:val="22"/>
-          <w:szCs w:val="22"/>
-        </w:rPr>
-        <w:t xml:space="preserve"> ou, diretamente, ao Sindicato Profissional [...] </w:t>
-      </w:r>
-      <w:r>
-        <w:rPr>
-          <w:rStyle w:val="Forte"/>
-          <w:rFonts w:ascii="Georgia" w:hAnsi="Georgia"/>
-          <w:i/>
-          <w:iCs/>
-          <w:sz w:val="22"/>
-          <w:szCs w:val="22"/>
-        </w:rPr>
-        <w:t>devendo o Sindicato Profissional devolver a quantia ao trabalhador</w:t>
-      </w:r>
-      <w:r>
-        <w:rPr>
-          <w:rStyle w:val="nfase"/>
-          <w:rFonts w:ascii="Georgia" w:hAnsi="Georgia"/>
-          <w:color w:val="3A3A3A"/>
-          <w:sz w:val="22"/>
-          <w:szCs w:val="22"/>
-        </w:rPr>
-        <w:t xml:space="preserve"> correlativo, acaso tenha sido a mesma equivocadamente descontada."</w:t>
+        <w:t>"Fica assegurado o direito de oposição dos trabalhadores não sindicalizados quanto à contribuição prevista nesta cláusula, que poderá ser manifestado sem limitação temporal [...] sendo expressamente admitida a oposição manifestada por escrito pelo trabalhador junto à empresa empregadora incumbida do recolhimento ou, diretamente, ao Sindicato Profissional [...] devendo o Sindicato Profissional devolver a quantia ao trabalhador correlativo, acaso tenha sido a mesma equivocadamente descontada."</w:t>
       </w:r>
     </w:p>
     <w:p>
@@ -3890,15 +3246,16 @@
           <w:sz w:val="22"/>
           <w:szCs w:val="22"/>
         </w:rPr>
-        <w:t>Disso decorre uma consequência lógica inescapável:</w:t>
+        <w:t>Daí decorre consequência lógica inescapável:</w:t>
       </w:r>
     </w:p>
     <w:p>
       <w:pPr>
         <w:shd w:val="clear" w:color="auto" w:fill="F7F6F1"/>
-        <w:spacing w:after="100"/>
+        <w:spacing w:before="200" w:after="200"/>
+        <w:ind w:left="240"/>
         <w:jc w:val="both"/>
-        <w:divId w:val="1139614366"/>
+        <w:divId w:val="799302927"/>
         <w:rPr>
           <w:rFonts w:ascii="Georgia" w:hAnsi="Georgia"/>
           <w:i/>
@@ -3917,7 +3274,7 @@
           <w:sz w:val="22"/>
           <w:szCs w:val="22"/>
         </w:rPr>
-        <w:t>A norma coletiva autoriza o trabalhador a manifestar oposição nas mãos da empresa. Quando ele o faz, somente a empresa sabe. Se a empresa não informa o Sindicato, o Sindicato cobra de quem se opôs — e passa a dever devolução, por força da mesma cláusula.</w:t>
+        <w:t>A norma coletiva autoriza o trabalhador a manifestar oposição nas mãos da empresa. Quando ele assim procede, somente a empresa tem conhecimento do fato. Se a empresa não informa o Sindicato, o Sindicato cobra de quem se opôs — e passa a dever a devolução, por força da mesma cláusula.</w:t>
       </w:r>
     </w:p>
     <w:p>
@@ -3937,7 +3294,7 @@
           <w:sz w:val="22"/>
           <w:szCs w:val="22"/>
         </w:rPr>
-        <w:t xml:space="preserve">A solicitação de dados </w:t>
+        <w:t xml:space="preserve">A solicitação de dados não cria esse dever de informar: </w:t>
       </w:r>
       <w:r>
         <w:rPr>
@@ -3946,16 +3303,36 @@
           <w:sz w:val="22"/>
           <w:szCs w:val="22"/>
         </w:rPr>
-        <w:t>não cria</w:t>
-      </w:r>
-      <w:r>
-        <w:rPr>
-          <w:rFonts w:ascii="Georgia" w:hAnsi="Georgia"/>
-          <w:color w:val="262626"/>
-          <w:sz w:val="22"/>
-          <w:szCs w:val="22"/>
-        </w:rPr>
-        <w:t xml:space="preserve"> esse dever de informar: ela </w:t>
+        <w:t>resolve a assimetria de informação que a própria Convenção instituiu</w:t>
+      </w:r>
+      <w:r>
+        <w:rPr>
+          <w:rFonts w:ascii="Georgia" w:hAnsi="Georgia"/>
+          <w:color w:val="262626"/>
+          <w:sz w:val="22"/>
+          <w:szCs w:val="22"/>
+        </w:rPr>
+        <w:t>. A recusa em informar quem se opôs produz exatamente o dano que a cláusula de oposição pretende evitar.</w:t>
+      </w:r>
+    </w:p>
+    <w:p>
+      <w:pPr>
+        <w:pStyle w:val="NormalWeb"/>
+        <w:rPr>
+          <w:rFonts w:ascii="Georgia" w:hAnsi="Georgia"/>
+          <w:color w:val="262626"/>
+          <w:sz w:val="22"/>
+          <w:szCs w:val="22"/>
+        </w:rPr>
+      </w:pPr>
+      <w:r>
+        <w:rPr>
+          <w:rFonts w:ascii="Georgia" w:hAnsi="Georgia"/>
+          <w:color w:val="262626"/>
+          <w:sz w:val="22"/>
+          <w:szCs w:val="22"/>
+        </w:rPr>
+        <w:t xml:space="preserve">Registre-se que os instrumentos coletivos divergem quanto ao prazo: a Convenção do Fecomércio admite a oposição </w:t>
       </w:r>
       <w:r>
         <w:rPr>
@@ -3964,28 +3341,17 @@
           <w:sz w:val="22"/>
           <w:szCs w:val="22"/>
         </w:rPr>
-        <w:t>resolve a assimetria de informação que a própria convenção instituiu</w:t>
-      </w:r>
-      <w:r>
-        <w:rPr>
-          <w:rFonts w:ascii="Georgia" w:hAnsi="Georgia"/>
-          <w:color w:val="262626"/>
-          <w:sz w:val="22"/>
-          <w:szCs w:val="22"/>
-        </w:rPr>
-        <w:t>. Recusar-se a informar quem se opôs produz exatamente o dano que a cláusula de oposição pretende evitar.</w:t>
-      </w:r>
-    </w:p>
-    <w:p>
-      <w:pPr>
-        <w:pStyle w:val="NormalWeb"/>
-        <w:rPr>
-          <w:rFonts w:ascii="Georgia" w:hAnsi="Georgia"/>
-          <w:color w:val="262626"/>
-          <w:sz w:val="22"/>
-          <w:szCs w:val="22"/>
-        </w:rPr>
-      </w:pPr>
+        <w:t>sem limitação temporal</w:t>
+      </w:r>
+      <w:r>
+        <w:rPr>
+          <w:rFonts w:ascii="Georgia" w:hAnsi="Georgia"/>
+          <w:color w:val="262626"/>
+          <w:sz w:val="22"/>
+          <w:szCs w:val="22"/>
+        </w:rPr>
+        <w:t xml:space="preserve"> no curso da vigência, ao passo que a do SindSuper a restringe a </w:t>
+      </w:r>
       <w:r>
         <w:rPr>
           <w:rStyle w:val="Forte"/>
@@ -3993,52 +3359,16 @@
           <w:sz w:val="22"/>
           <w:szCs w:val="22"/>
         </w:rPr>
-        <w:t>Nota sobre divergência entre convenções — [VERIFICAR]:</w:t>
-      </w:r>
-      <w:r>
-        <w:rPr>
-          <w:rFonts w:ascii="Georgia" w:hAnsi="Georgia"/>
-          <w:color w:val="262626"/>
-          <w:sz w:val="22"/>
-          <w:szCs w:val="22"/>
-        </w:rPr>
-        <w:t xml:space="preserve"> a CCT do Fecomércio Atacadista admite oposição </w:t>
-      </w:r>
-      <w:r>
-        <w:rPr>
-          <w:rStyle w:val="Forte"/>
-          <w:rFonts w:ascii="Georgia" w:hAnsi="Georgia"/>
-          <w:sz w:val="22"/>
-          <w:szCs w:val="22"/>
-        </w:rPr>
-        <w:t>sem limitação temporal</w:t>
-      </w:r>
-      <w:r>
-        <w:rPr>
-          <w:rFonts w:ascii="Georgia" w:hAnsi="Georgia"/>
-          <w:color w:val="262626"/>
-          <w:sz w:val="22"/>
-          <w:szCs w:val="22"/>
-        </w:rPr>
-        <w:t xml:space="preserve"> no curso da vigência; a do SindSuper a restringe a </w:t>
-      </w:r>
-      <w:r>
-        <w:rPr>
-          <w:rStyle w:val="Forte"/>
-          <w:rFonts w:ascii="Georgia" w:hAnsi="Georgia"/>
-          <w:sz w:val="22"/>
-          <w:szCs w:val="22"/>
-        </w:rPr>
-        <w:t>30 dias contados da assinatura</w:t>
-      </w:r>
-      <w:r>
-        <w:rPr>
-          <w:rFonts w:ascii="Georgia" w:hAnsi="Georgia"/>
-          <w:color w:val="262626"/>
-          <w:sz w:val="22"/>
-          <w:szCs w:val="22"/>
-        </w:rPr>
-        <w:t xml:space="preserve"> do instrumento, com entrega direta e pessoal à Entidade Profissional. São regimes distintos, e a nota deve evitar afirmação genérica sobre prazo.</w:t>
+        <w:t>30 (trinta) dias</w:t>
+      </w:r>
+      <w:r>
+        <w:rPr>
+          <w:rFonts w:ascii="Georgia" w:hAnsi="Georgia"/>
+          <w:color w:val="262626"/>
+          <w:sz w:val="22"/>
+          <w:szCs w:val="22"/>
+        </w:rPr>
+        <w:t xml:space="preserve"> contados da assinatura do instrumento, com entrega direta e pessoal à Entidade Profissional. A verificação do regime aplicável depende, pois, da convenção que rege cada estabelecimento.</w:t>
       </w:r>
     </w:p>
     <w:p>
@@ -4076,7 +3406,7 @@
           <w:sz w:val="22"/>
           <w:szCs w:val="22"/>
         </w:rPr>
-        <w:t>A CLT, art. 513, "e" faculta ao Sindicato impor contribuições a toda a categoria.</w:t>
+        <w:t>A CLT, art. 513, "e", faculta ao Sindicato impor contribuições a toda a categoria.</w:t>
       </w:r>
     </w:p>
     <w:p>
@@ -4100,7 +3430,7 @@
           <w:sz w:val="22"/>
           <w:szCs w:val="22"/>
         </w:rPr>
-        <w:t>O STF só admite a cobrança se assegurado o direito de oposição.</w:t>
+        <w:t>O Supremo Tribunal Federal somente admite a cobrança se assegurado o direito de oposição.</w:t>
       </w:r>
     </w:p>
     <w:p>
@@ -4204,7 +3534,7 @@
           <w:sz w:val="22"/>
           <w:szCs w:val="22"/>
         </w:rPr>
-        <w:pict w14:anchorId="515C8E1C">
+        <w:pict w14:anchorId="319550B0">
           <v:rect id="_x0000_i1030" style="width:0;height:1.5pt" o:hralign="center" o:hrstd="t" o:hr="t" fillcolor="#a0a0a0" stroked="f"/>
         </w:pict>
       </w:r>
@@ -4225,6 +3555,20 @@
     </w:p>
     <w:p>
       <w:pPr>
+        <w:pStyle w:val="Ttulo3"/>
+        <w:rPr>
+          <w:rFonts w:ascii="Georgia" w:eastAsia="Times New Roman" w:hAnsi="Georgia"/>
+        </w:rPr>
+      </w:pPr>
+      <w:r>
+        <w:rPr>
+          <w:rFonts w:ascii="Georgia" w:eastAsia="Times New Roman" w:hAnsi="Georgia"/>
+        </w:rPr>
+        <w:t>7.1 Descumprimento de norma coletiva</w:t>
+      </w:r>
+    </w:p>
+    <w:p>
+      <w:pPr>
         <w:pStyle w:val="NormalWeb"/>
         <w:rPr>
           <w:rFonts w:ascii="Georgia" w:hAnsi="Georgia"/>
@@ -4235,12 +3579,30 @@
       </w:pPr>
       <w:r>
         <w:rPr>
+          <w:rFonts w:ascii="Georgia" w:hAnsi="Georgia"/>
+          <w:color w:val="262626"/>
+          <w:sz w:val="22"/>
+          <w:szCs w:val="22"/>
+        </w:rPr>
+        <w:t xml:space="preserve">A recusa em prestar informação expressamente devida por cláusula convencional configura, antes de tudo, </w:t>
+      </w:r>
+      <w:r>
+        <w:rPr>
           <w:rStyle w:val="Forte"/>
           <w:rFonts w:ascii="Georgia" w:hAnsi="Georgia"/>
           <w:sz w:val="22"/>
           <w:szCs w:val="22"/>
         </w:rPr>
-        <w:t>[VERIFICAR — esta seção contém a recomendação em que tenho menos segurança; ver a ressalva ao final.]</w:t>
+        <w:t>inadimplemento de norma coletiva</w:t>
+      </w:r>
+      <w:r>
+        <w:rPr>
+          <w:rFonts w:ascii="Georgia" w:hAnsi="Georgia"/>
+          <w:color w:val="262626"/>
+          <w:sz w:val="22"/>
+          <w:szCs w:val="22"/>
+        </w:rPr>
+        <w:t>, sujeitando a empresa às consequências nela previstas, inclusive às multas convencionais, e à fiscalização da Superintendência Regional do Trabalho, expressamente autorizada nas próprias Convenções.</w:t>
       </w:r>
     </w:p>
     <w:p>
@@ -4254,7 +3616,7 @@
         <w:rPr>
           <w:rFonts w:ascii="Georgia" w:eastAsia="Times New Roman" w:hAnsi="Georgia"/>
         </w:rPr>
-        <w:t>7.1 Primeiro plano: descumprimento de norma coletiva</w:t>
+        <w:t>7.2 Conduta antissindical</w:t>
       </w:r>
     </w:p>
     <w:p>
@@ -4274,7 +3636,7 @@
           <w:sz w:val="22"/>
           <w:szCs w:val="22"/>
         </w:rPr>
-        <w:t xml:space="preserve">A recusa em prestar informação expressamente devida por cláusula convencional configura, antes de tudo, </w:t>
+        <w:t xml:space="preserve">A liberdade sindical é protegida pela </w:t>
       </w:r>
       <w:r>
         <w:rPr>
@@ -4283,30 +3645,62 @@
           <w:sz w:val="22"/>
           <w:szCs w:val="22"/>
         </w:rPr>
-        <w:t>inadimplemento de norma coletiva</w:t>
-      </w:r>
-      <w:r>
-        <w:rPr>
-          <w:rFonts w:ascii="Georgia" w:hAnsi="Georgia"/>
-          <w:color w:val="262626"/>
-          <w:sz w:val="22"/>
-          <w:szCs w:val="22"/>
-        </w:rPr>
-        <w:t>, com as consequências nela previstas — inclusive as multas convencionais — e sujeita à fiscalização da Superintendência Regional do Trabalho, autorizada nas próprias convenções.</w:t>
-      </w:r>
-    </w:p>
-    <w:p>
-      <w:pPr>
-        <w:pStyle w:val="Ttulo3"/>
-        <w:rPr>
-          <w:rFonts w:ascii="Georgia" w:eastAsia="Times New Roman" w:hAnsi="Georgia"/>
-        </w:rPr>
-      </w:pPr>
-      <w:r>
-        <w:rPr>
-          <w:rFonts w:ascii="Georgia" w:eastAsia="Times New Roman" w:hAnsi="Georgia"/>
-        </w:rPr>
-        <w:t>7.2 Segundo plano: conduta antissindical</w:t>
+        <w:t>Convenção nº 98 da Organização Internacional do Trabalho</w:t>
+      </w:r>
+      <w:r>
+        <w:rPr>
+          <w:rFonts w:ascii="Georgia" w:hAnsi="Georgia"/>
+          <w:color w:val="262626"/>
+          <w:sz w:val="22"/>
+          <w:szCs w:val="22"/>
+        </w:rPr>
+        <w:t xml:space="preserve"> </w:t>
+      </w:r>
+      <w:r>
+        <w:rPr>
+          <w:rFonts w:ascii="Georgia" w:hAnsi="Georgia"/>
+          <w:color w:val="262626"/>
+          <w:sz w:val="22"/>
+          <w:szCs w:val="22"/>
+        </w:rPr>
+        <w:t xml:space="preserve">— aprovada pelo Decreto Legislativo nº 49/1952, ratificada em 18 de novembro de 1952 e promulgada pelo </w:t>
+      </w:r>
+      <w:r>
+        <w:rPr>
+          <w:rStyle w:val="Forte"/>
+          <w:rFonts w:ascii="Georgia" w:hAnsi="Georgia"/>
+          <w:sz w:val="22"/>
+          <w:szCs w:val="22"/>
+        </w:rPr>
+        <w:t>Decreto nº 33.196, de 19 de junho de 1953</w:t>
+      </w:r>
+      <w:r>
+        <w:rPr>
+          <w:rFonts w:ascii="Georgia" w:hAnsi="Georgia"/>
+          <w:color w:val="262626"/>
+          <w:sz w:val="22"/>
+          <w:szCs w:val="22"/>
+        </w:rPr>
+        <w:t xml:space="preserve">, em vigor no Brasil —, cujo Artigo 2º assegura às organizações de trabalhadores </w:t>
+      </w:r>
+      <w:r>
+        <w:rPr>
+          <w:rStyle w:val="nfase"/>
+          <w:rFonts w:ascii="Georgia" w:hAnsi="Georgia"/>
+          <w:color w:val="262626"/>
+          <w:sz w:val="22"/>
+          <w:szCs w:val="22"/>
+        </w:rPr>
+        <w:t>"proteção adequada contra quaisquer atos de ingerência"</w:t>
+      </w:r>
+      <w:r>
+        <w:rPr>
+          <w:rFonts w:ascii="Georgia" w:hAnsi="Georgia"/>
+          <w:color w:val="262626"/>
+          <w:sz w:val="22"/>
+          <w:szCs w:val="22"/>
+        </w:rPr>
+        <w:t xml:space="preserve"> em sua formação, funcionamento e administração.</w:t>
       </w:r>
     </w:p>
     <w:p>
@@ -4326,7 +3720,7 @@
           <w:sz w:val="22"/>
           <w:szCs w:val="22"/>
         </w:rPr>
-        <w:t xml:space="preserve">A liberdade sindical é protegida pela </w:t>
+        <w:t xml:space="preserve">Os princípios da </w:t>
       </w:r>
       <w:r>
         <w:rPr>
@@ -4335,16 +3729,64 @@
           <w:sz w:val="22"/>
           <w:szCs w:val="22"/>
         </w:rPr>
-        <w:t>Convenção nº 98 da OIT</w:t>
-      </w:r>
-      <w:r>
-        <w:rPr>
-          <w:rFonts w:ascii="Georgia" w:hAnsi="Georgia"/>
-          <w:color w:val="262626"/>
-          <w:sz w:val="22"/>
-          <w:szCs w:val="22"/>
-        </w:rPr>
-        <w:t xml:space="preserve"> — aprovada pelo Decreto Legislativo nº 49/1952, ratificada em 18/11/1952 e promulgada pelo </w:t>
+        <w:t>Convenção nº 87</w:t>
+      </w:r>
+      <w:r>
+        <w:rPr>
+          <w:rFonts w:ascii="Georgia" w:hAnsi="Georgia"/>
+          <w:color w:val="262626"/>
+          <w:sz w:val="22"/>
+          <w:szCs w:val="22"/>
+        </w:rPr>
+        <w:t xml:space="preserve"> </w:t>
+      </w:r>
+      <w:r>
+        <w:rPr>
+          <w:rFonts w:ascii="Georgia" w:hAnsi="Georgia"/>
+          <w:color w:val="262626"/>
+          <w:sz w:val="22"/>
+          <w:szCs w:val="22"/>
+        </w:rPr>
+        <w:t xml:space="preserve">da OIT, embora não ratificada pelo Brasil, são de observância obrigatória por força da Declaração da OIT sobre Princípios e Direitos Fundamentais no Trabalho (1998), que vincula os Estados-membros </w:t>
+      </w:r>
+      <w:r>
+        <w:rPr>
+          <w:rStyle w:val="nfase"/>
+          <w:rFonts w:ascii="Georgia" w:hAnsi="Georgia"/>
+          <w:color w:val="262626"/>
+          <w:sz w:val="22"/>
+          <w:szCs w:val="22"/>
+        </w:rPr>
+        <w:t>"tenham ou não ratificado as Convenções relevantes"</w:t>
+      </w:r>
+      <w:r>
+        <w:rPr>
+          <w:rFonts w:ascii="Georgia" w:hAnsi="Georgia"/>
+          <w:color w:val="262626"/>
+          <w:sz w:val="22"/>
+          <w:szCs w:val="22"/>
+        </w:rPr>
+        <w:t>, e, no plano interno, por via do art. 8º da CLT.</w:t>
+      </w:r>
+    </w:p>
+    <w:p>
+      <w:pPr>
+        <w:pStyle w:val="NormalWeb"/>
+        <w:rPr>
+          <w:rFonts w:ascii="Georgia" w:hAnsi="Georgia"/>
+          <w:color w:val="262626"/>
+          <w:sz w:val="22"/>
+          <w:szCs w:val="22"/>
+        </w:rPr>
+      </w:pPr>
+      <w:r>
+        <w:rPr>
+          <w:rFonts w:ascii="Georgia" w:hAnsi="Georgia"/>
+          <w:color w:val="262626"/>
+          <w:sz w:val="22"/>
+          <w:szCs w:val="22"/>
+        </w:rPr>
+        <w:t xml:space="preserve">A doutrina e a jurisprudência arrolam entre as condutas antissindicais a </w:t>
       </w:r>
       <w:r>
         <w:rPr>
@@ -4353,16 +3795,45 @@
           <w:sz w:val="22"/>
           <w:szCs w:val="22"/>
         </w:rPr>
-        <w:t>Decreto nº 33.196, de 19/06/1953</w:t>
-      </w:r>
-      <w:r>
-        <w:rPr>
-          <w:rFonts w:ascii="Georgia" w:hAnsi="Georgia"/>
-          <w:color w:val="262626"/>
-          <w:sz w:val="22"/>
-          <w:szCs w:val="22"/>
-        </w:rPr>
-        <w:t xml:space="preserve">, vigente no Brasil —, cujo </w:t>
+        <w:t>obstrução, omissão ou resistência</w:t>
+      </w:r>
+      <w:r>
+        <w:rPr>
+          <w:rFonts w:ascii="Georgia" w:hAnsi="Georgia"/>
+          <w:color w:val="262626"/>
+          <w:sz w:val="22"/>
+          <w:szCs w:val="22"/>
+        </w:rPr>
+        <w:t xml:space="preserve"> </w:t>
+      </w:r>
+      <w:r>
+        <w:rPr>
+          <w:rFonts w:ascii="Georgia" w:hAnsi="Georgia"/>
+          <w:color w:val="262626"/>
+          <w:sz w:val="22"/>
+          <w:szCs w:val="22"/>
+        </w:rPr>
+        <w:t>ao exercício da atividade sindical. Registre-se precedente que reconheceu conduta antissindical na recusa patronal em receber fichas de filiação assinadas por empregados (TRT da 20ª Região, Recurso Ordinário nº 0000286-54.2021.5.20.0003, Rel. Des. Jorge Antonio Andrade Cardoso, publ. 01/07/2022) — hipótese análoga, por igualmente consistir em recusa patronal que obsta a relação entre trabalhador e entidade sindical.</w:t>
+      </w:r>
+    </w:p>
+    <w:p>
+      <w:pPr>
+        <w:pStyle w:val="NormalWeb"/>
+        <w:rPr>
+          <w:rFonts w:ascii="Georgia" w:hAnsi="Georgia"/>
+          <w:color w:val="262626"/>
+          <w:sz w:val="22"/>
+          <w:szCs w:val="22"/>
+        </w:rPr>
+      </w:pPr>
+      <w:r>
+        <w:rPr>
+          <w:rFonts w:ascii="Georgia" w:hAnsi="Georgia"/>
+          <w:color w:val="262626"/>
+          <w:sz w:val="22"/>
+          <w:szCs w:val="22"/>
+        </w:rPr>
+        <w:t xml:space="preserve">Cumpre observar, todavia, que o SINDCOM não parte da presunção de má-fé. </w:t>
       </w:r>
       <w:r>
         <w:rPr>
@@ -4371,356 +3842,16 @@
           <w:sz w:val="22"/>
           <w:szCs w:val="22"/>
         </w:rPr>
-        <w:t>Artigo 2º</w:t>
-      </w:r>
-      <w:r>
-        <w:rPr>
-          <w:rFonts w:ascii="Georgia" w:hAnsi="Georgia"/>
-          <w:color w:val="262626"/>
-          <w:sz w:val="22"/>
-          <w:szCs w:val="22"/>
-        </w:rPr>
-        <w:t xml:space="preserve"> assegura às organizações de trabalhadores </w:t>
-      </w:r>
-      <w:r>
-        <w:rPr>
-          <w:rStyle w:val="nfase"/>
-          <w:rFonts w:ascii="Georgia" w:hAnsi="Georgia"/>
-          <w:color w:val="262626"/>
-          <w:sz w:val="22"/>
-          <w:szCs w:val="22"/>
-        </w:rPr>
-        <w:t>"proteção adequada contra quaisquer atos de ingerência"</w:t>
-      </w:r>
-      <w:r>
-        <w:rPr>
-          <w:rFonts w:ascii="Georgia" w:hAnsi="Georgia"/>
-          <w:color w:val="262626"/>
-          <w:sz w:val="22"/>
-          <w:szCs w:val="22"/>
-        </w:rPr>
-        <w:t xml:space="preserve"> em sua </w:t>
-      </w:r>
-      <w:r>
-        <w:rPr>
-          <w:rStyle w:val="Forte"/>
-          <w:rFonts w:ascii="Georgia" w:hAnsi="Georgia"/>
-          <w:sz w:val="22"/>
-          <w:szCs w:val="22"/>
-        </w:rPr>
-        <w:t>formação, funcionamento e administração</w:t>
-      </w:r>
-      <w:r>
-        <w:rPr>
-          <w:rFonts w:ascii="Georgia" w:hAnsi="Georgia"/>
-          <w:color w:val="262626"/>
-          <w:sz w:val="22"/>
-          <w:szCs w:val="22"/>
-        </w:rPr>
-        <w:t>.</w:t>
-      </w:r>
-    </w:p>
-    <w:p>
-      <w:pPr>
-        <w:pStyle w:val="NormalWeb"/>
-        <w:rPr>
-          <w:rFonts w:ascii="Georgia" w:hAnsi="Georgia"/>
-          <w:color w:val="262626"/>
-          <w:sz w:val="22"/>
-          <w:szCs w:val="22"/>
-        </w:rPr>
-      </w:pPr>
-      <w:r>
-        <w:rPr>
-          <w:rFonts w:ascii="Georgia" w:hAnsi="Georgia"/>
-          <w:color w:val="262626"/>
-          <w:sz w:val="22"/>
-          <w:szCs w:val="22"/>
-        </w:rPr>
-        <w:t xml:space="preserve">Os princípios da </w:t>
-      </w:r>
-      <w:r>
-        <w:rPr>
-          <w:rStyle w:val="Forte"/>
-          <w:rFonts w:ascii="Georgia" w:hAnsi="Georgia"/>
-          <w:sz w:val="22"/>
-          <w:szCs w:val="22"/>
-        </w:rPr>
-        <w:t>Convenção nº 87</w:t>
-      </w:r>
-      <w:r>
-        <w:rPr>
-          <w:rFonts w:ascii="Georgia" w:hAnsi="Georgia"/>
-          <w:color w:val="262626"/>
-          <w:sz w:val="22"/>
-          <w:szCs w:val="22"/>
-        </w:rPr>
-        <w:t xml:space="preserve"> da OIT, embora </w:t>
-      </w:r>
-      <w:r>
-        <w:rPr>
-          <w:rStyle w:val="Forte"/>
-          <w:rFonts w:ascii="Georgia" w:hAnsi="Georgia"/>
-          <w:sz w:val="22"/>
-          <w:szCs w:val="22"/>
-        </w:rPr>
-        <w:t>não ratificada pelo Brasil</w:t>
-      </w:r>
-      <w:r>
-        <w:rPr>
-          <w:rFonts w:ascii="Georgia" w:hAnsi="Georgia"/>
-          <w:color w:val="262626"/>
-          <w:sz w:val="22"/>
-          <w:szCs w:val="22"/>
-        </w:rPr>
-        <w:t xml:space="preserve">, são de observância obrigatória por força da Declaração da OIT sobre Princípios e Direitos Fundamentais no Trabalho (1998) — que vincula os Estados-membros </w:t>
-      </w:r>
-      <w:r>
-        <w:rPr>
-          <w:rStyle w:val="nfase"/>
-          <w:rFonts w:ascii="Georgia" w:hAnsi="Georgia"/>
-          <w:color w:val="262626"/>
-          <w:sz w:val="22"/>
-          <w:szCs w:val="22"/>
-        </w:rPr>
-        <w:t>"tenham ou não ratificado as Convenções relevantes"</w:t>
-      </w:r>
-      <w:r>
-        <w:rPr>
-          <w:rFonts w:ascii="Georgia" w:hAnsi="Georgia"/>
-          <w:color w:val="262626"/>
-          <w:sz w:val="22"/>
-          <w:szCs w:val="22"/>
-        </w:rPr>
-        <w:t xml:space="preserve"> </w:t>
-      </w:r>
-      <w:r>
-        <w:rPr>
-          <w:rFonts w:ascii="Georgia" w:hAnsi="Georgia"/>
-          <w:color w:val="262626"/>
-          <w:sz w:val="22"/>
-          <w:szCs w:val="22"/>
-        </w:rPr>
-        <w:t xml:space="preserve">— e, no plano interno, por via do art. 8º da CLT. </w:t>
-      </w:r>
-      <w:r>
-        <w:rPr>
-          <w:rStyle w:val="Forte"/>
-          <w:rFonts w:ascii="Georgia" w:hAnsi="Georgia"/>
-          <w:sz w:val="22"/>
-          <w:szCs w:val="22"/>
-        </w:rPr>
-        <w:t>A nota deve citá-la exatamente nesses termos: como princípio de observância obrigatória, jamais como norma interna ratificada.</w:t>
-      </w:r>
-      <w:r>
-        <w:rPr>
-          <w:rFonts w:ascii="Georgia" w:hAnsi="Georgia"/>
-          <w:color w:val="262626"/>
-          <w:sz w:val="22"/>
-          <w:szCs w:val="22"/>
-        </w:rPr>
-        <w:t xml:space="preserve"> Afirmar o contrário é erro que um leitor técnico identifica de imediato, e que compromete a credibilidade do documento inteiro.</w:t>
-      </w:r>
-    </w:p>
-    <w:p>
-      <w:pPr>
-        <w:pStyle w:val="NormalWeb"/>
-        <w:rPr>
-          <w:rFonts w:ascii="Georgia" w:hAnsi="Georgia"/>
-          <w:color w:val="262626"/>
-          <w:sz w:val="22"/>
-          <w:szCs w:val="22"/>
-        </w:rPr>
-      </w:pPr>
-      <w:r>
-        <w:rPr>
-          <w:rFonts w:ascii="Georgia" w:hAnsi="Georgia"/>
-          <w:color w:val="262626"/>
-          <w:sz w:val="22"/>
-          <w:szCs w:val="22"/>
-        </w:rPr>
-        <w:t xml:space="preserve">A doutrina e a jurisprudência arrolam entre as condutas antissindicais a </w:t>
-      </w:r>
-      <w:r>
-        <w:rPr>
-          <w:rStyle w:val="nfase"/>
-          <w:rFonts w:ascii="Georgia" w:hAnsi="Georgia"/>
-          <w:color w:val="262626"/>
-          <w:sz w:val="22"/>
-          <w:szCs w:val="22"/>
-        </w:rPr>
-        <w:t>"obstrução, omissão ou resistência"</w:t>
-      </w:r>
-      <w:r>
-        <w:rPr>
-          <w:rFonts w:ascii="Georgia" w:hAnsi="Georgia"/>
-          <w:color w:val="262626"/>
-          <w:sz w:val="22"/>
-          <w:szCs w:val="22"/>
-        </w:rPr>
-        <w:t xml:space="preserve"> ao exercício da atividade sindical, e há precedente reconhecendo conduta antissindical na </w:t>
-      </w:r>
-      <w:r>
-        <w:rPr>
-          <w:rStyle w:val="Forte"/>
-          <w:rFonts w:ascii="Georgia" w:hAnsi="Georgia"/>
-          <w:sz w:val="22"/>
-          <w:szCs w:val="22"/>
-        </w:rPr>
-        <w:t>recusa patronal em receber fichas de filiação</w:t>
-      </w:r>
-      <w:r>
-        <w:rPr>
-          <w:rFonts w:ascii="Georgia" w:hAnsi="Georgia"/>
-          <w:color w:val="262626"/>
-          <w:sz w:val="22"/>
-          <w:szCs w:val="22"/>
-        </w:rPr>
-        <w:t xml:space="preserve"> assinadas por empregados (TRT-20, RO 0000286-54.2021.5.20.0003, Rel. Jorge Antonio Andrade Cardoso, publ. 01/07/2022) </w:t>
-      </w:r>
-      <w:r>
-        <w:rPr>
-          <w:rStyle w:val="Forte"/>
-          <w:rFonts w:ascii="Georgia" w:hAnsi="Georgia"/>
-          <w:sz w:val="22"/>
-          <w:szCs w:val="22"/>
-        </w:rPr>
-        <w:t>[VERIFICAR a citação]</w:t>
-      </w:r>
-      <w:r>
-        <w:rPr>
-          <w:rFonts w:ascii="Georgia" w:hAnsi="Georgia"/>
-          <w:color w:val="262626"/>
-          <w:sz w:val="22"/>
-          <w:szCs w:val="22"/>
-        </w:rPr>
-        <w:t xml:space="preserve"> — hipótese análoga, por também consistir em recusa patronal que obsta a relação entre trabalhador e sindicato.</w:t>
-      </w:r>
-    </w:p>
-    <w:p>
-      <w:pPr>
-        <w:shd w:val="clear" w:color="auto" w:fill="F7F6F1"/>
-        <w:spacing w:after="100"/>
-        <w:jc w:val="both"/>
-        <w:divId w:val="111825406"/>
-        <w:rPr>
-          <w:rFonts w:ascii="Georgia" w:hAnsi="Georgia"/>
-          <w:i/>
-          <w:iCs/>
-          <w:color w:val="3A3A3A"/>
-          <w:sz w:val="22"/>
-          <w:szCs w:val="22"/>
-        </w:rPr>
-      </w:pPr>
-      <w:r>
-        <w:rPr>
-          <w:rStyle w:val="Forte"/>
-          <w:rFonts w:ascii="Segoe UI Emoji" w:hAnsi="Segoe UI Emoji" w:cs="Segoe UI Emoji"/>
-          <w:i/>
-          <w:iCs/>
-          <w:sz w:val="22"/>
-          <w:szCs w:val="22"/>
-        </w:rPr>
-        <w:t>⚠</w:t>
-      </w:r>
-      <w:r>
-        <w:rPr>
-          <w:rStyle w:val="Forte"/>
-          <w:rFonts w:ascii="Segoe UI Emoji" w:hAnsi="Segoe UI Emoji" w:cs="Segoe UI Emoji"/>
-          <w:i/>
-          <w:iCs/>
-          <w:sz w:val="22"/>
-          <w:szCs w:val="22"/>
-        </w:rPr>
-        <w:t>️</w:t>
-      </w:r>
-      <w:r>
-        <w:rPr>
-          <w:rStyle w:val="Forte"/>
-          <w:rFonts w:ascii="Georgia" w:hAnsi="Georgia"/>
-          <w:i/>
-          <w:iCs/>
-          <w:sz w:val="22"/>
-          <w:szCs w:val="22"/>
-        </w:rPr>
-        <w:t xml:space="preserve"> Ressalva de método, dirigida ao Dr. Adenilson.</w:t>
-      </w:r>
-      <w:r>
-        <w:rPr>
-          <w:rFonts w:ascii="Georgia" w:hAnsi="Georgia"/>
-          <w:i/>
-          <w:iCs/>
-          <w:color w:val="3A3A3A"/>
-          <w:sz w:val="22"/>
-          <w:szCs w:val="22"/>
-        </w:rPr>
-        <w:t xml:space="preserve"> O catálogo clássico de condutas antissindicais organiza-se em torno de dispensa, greve, negociação coletiva e filiação — </w:t>
-      </w:r>
-      <w:r>
-        <w:rPr>
-          <w:rStyle w:val="Forte"/>
-          <w:rFonts w:ascii="Georgia" w:hAnsi="Georgia"/>
-          <w:i/>
-          <w:iCs/>
-          <w:sz w:val="22"/>
-          <w:szCs w:val="22"/>
-        </w:rPr>
-        <w:t>a recusa em fornecer dados cadastrais não figura nominalmente nele</w:t>
-      </w:r>
-      <w:r>
-        <w:rPr>
-          <w:rFonts w:ascii="Georgia" w:hAnsi="Georgia"/>
-          <w:i/>
-          <w:iCs/>
-          <w:color w:val="3A3A3A"/>
-          <w:sz w:val="22"/>
-          <w:szCs w:val="22"/>
-        </w:rPr>
-        <w:t xml:space="preserve">. O enquadramento é defensável por analogia e pela cláusula geral de obstrução, mas é </w:t>
-      </w:r>
-      <w:r>
-        <w:rPr>
-          <w:rStyle w:val="Forte"/>
-          <w:rFonts w:ascii="Georgia" w:hAnsi="Georgia"/>
-          <w:i/>
-          <w:iCs/>
-          <w:sz w:val="22"/>
-          <w:szCs w:val="22"/>
-        </w:rPr>
-        <w:t>construção</w:t>
-      </w:r>
-      <w:r>
-        <w:rPr>
-          <w:rFonts w:ascii="Georgia" w:hAnsi="Georgia"/>
-          <w:i/>
-          <w:iCs/>
-          <w:color w:val="3A3A3A"/>
-          <w:sz w:val="22"/>
-          <w:szCs w:val="22"/>
-        </w:rPr>
-        <w:t xml:space="preserve">, não subsunção direta. Recomendo que o argumento principal seja sempre o </w:t>
-      </w:r>
-      <w:r>
-        <w:rPr>
-          <w:rStyle w:val="Forte"/>
-          <w:rFonts w:ascii="Georgia" w:hAnsi="Georgia"/>
-          <w:i/>
-          <w:iCs/>
-          <w:sz w:val="22"/>
-          <w:szCs w:val="22"/>
-        </w:rPr>
-        <w:t>descumprimento da cláusula convencional</w:t>
-      </w:r>
-      <w:r>
-        <w:rPr>
-          <w:rFonts w:ascii="Georgia" w:hAnsi="Georgia"/>
-          <w:i/>
-          <w:iCs/>
-          <w:color w:val="3A3A3A"/>
-          <w:sz w:val="22"/>
-          <w:szCs w:val="22"/>
-        </w:rPr>
-        <w:t xml:space="preserve"> (§7.1), que é direto e incontroverso, ficando o enquadramento antissindical em plano subsidiário. Sustentar o inverso enfraquece a peça — e a mesma nota que pretende obter colaboração passaria a ameaçar quem se pretende convencer.</w:t>
+        <w:t>A larga maioria das empresas e contabilidades desconhece a existência da cláusula convencional que as obriga</w:t>
+      </w:r>
+      <w:r>
+        <w:rPr>
+          <w:rFonts w:ascii="Georgia" w:hAnsi="Georgia"/>
+          <w:color w:val="262626"/>
+          <w:sz w:val="22"/>
+          <w:szCs w:val="22"/>
+        </w:rPr>
+        <w:t xml:space="preserve"> — e é precisamente a essa lacuna de informação que a presente Nota Técnica se destina.</w:t>
       </w:r>
     </w:p>
     <w:p>
@@ -4740,7 +3871,7 @@
           <w:sz w:val="22"/>
           <w:szCs w:val="22"/>
         </w:rPr>
-        <w:pict w14:anchorId="66C4AAB4">
+        <w:pict w14:anchorId="48454A73">
           <v:rect id="_x0000_i1031" style="width:0;height:1.5pt" o:hralign="center" o:hrstd="t" o:hr="t" fillcolor="#a0a0a0" stroked="f"/>
         </w:pict>
       </w:r>
@@ -4776,25 +3907,7 @@
           <w:sz w:val="22"/>
           <w:szCs w:val="22"/>
         </w:rPr>
-        <w:t xml:space="preserve">As medidas abaixo </w:t>
-      </w:r>
-      <w:r>
-        <w:rPr>
-          <w:rStyle w:val="Forte"/>
-          <w:rFonts w:ascii="Georgia" w:hAnsi="Georgia"/>
-          <w:sz w:val="22"/>
-          <w:szCs w:val="22"/>
-        </w:rPr>
-        <w:t>não são declarações de intenção</w:t>
-      </w:r>
-      <w:r>
-        <w:rPr>
-          <w:rFonts w:ascii="Georgia" w:hAnsi="Georgia"/>
-          <w:color w:val="262626"/>
-          <w:sz w:val="22"/>
-          <w:szCs w:val="22"/>
-        </w:rPr>
-        <w:t>: são características implementadas do sistema que recebe os dados, verificáveis e submetidas a teste de invasão deliberado antes de qualquer operação.</w:t>
+        <w:t>As medidas a seguir não constituem declaração de intenção: são características implementadas do sistema que recebe os dados, verificáveis e submetidas a teste de invasão deliberado antes de qualquer operação.</w:t>
       </w:r>
     </w:p>
     <w:tbl>
@@ -4809,8 +3922,8 @@
         <w:tblLook w:val="04A0" w:firstRow="1" w:lastRow="0" w:firstColumn="1" w:lastColumn="0" w:noHBand="0" w:noVBand="1"/>
       </w:tblPr>
       <w:tblGrid>
-        <w:gridCol w:w="3653"/>
-        <w:gridCol w:w="4835"/>
+        <w:gridCol w:w="3612"/>
+        <w:gridCol w:w="4876"/>
       </w:tblGrid>
       <w:tr>
         <w:trPr>
@@ -4940,25 +4053,7 @@
                 <w:sz w:val="19"/>
                 <w:szCs w:val="19"/>
               </w:rPr>
-              <w:t xml:space="preserve">Envio por </w:t>
-            </w:r>
-            <w:r>
-              <w:rPr>
-                <w:rStyle w:val="Forte"/>
-                <w:rFonts w:ascii="Calibri" w:eastAsia="Times New Roman" w:hAnsi="Calibri" w:cs="Calibri"/>
-                <w:sz w:val="19"/>
-                <w:szCs w:val="19"/>
-              </w:rPr>
-              <w:t>link com token individual</w:t>
-            </w:r>
-            <w:r>
-              <w:rPr>
-                <w:rFonts w:ascii="Calibri" w:eastAsia="Times New Roman" w:hAnsi="Calibri" w:cs="Calibri"/>
-                <w:color w:val="262626"/>
-                <w:sz w:val="19"/>
-                <w:szCs w:val="19"/>
-              </w:rPr>
-              <w:t>, com prazo de validade e revogável</w:t>
+              <w:t>Envio por link individual, com prazo de validade e revogável</w:t>
             </w:r>
           </w:p>
         </w:tc>
@@ -4996,7 +4091,7 @@
                 <w:sz w:val="19"/>
                 <w:szCs w:val="19"/>
               </w:rPr>
-              <w:t>o acesso não se torna credencial permanente; um link comprometido é desligado sem perda de histórico</w:t>
+              <w:t>o acesso não se converte em credencial permanente; link comprometido é desativado sem perda do histórico</w:t>
             </w:r>
           </w:p>
         </w:tc>
@@ -5036,16 +4131,7 @@
                 <w:sz w:val="19"/>
                 <w:szCs w:val="19"/>
               </w:rPr>
-              <w:t xml:space="preserve">O token </w:t>
-            </w:r>
-            <w:r>
-              <w:rPr>
-                <w:rStyle w:val="Forte"/>
-                <w:rFonts w:ascii="Calibri" w:eastAsia="Times New Roman" w:hAnsi="Calibri" w:cs="Calibri"/>
-                <w:sz w:val="19"/>
-                <w:szCs w:val="19"/>
-              </w:rPr>
-              <w:t>não lê dado algum</w:t>
+              <w:t>O link não permite leitura de dado algum</w:t>
             </w:r>
           </w:p>
         </w:tc>
@@ -5083,7 +4169,7 @@
                 <w:sz w:val="19"/>
                 <w:szCs w:val="19"/>
               </w:rPr>
-              <w:t xml:space="preserve">quem recebe o link consegue apenas </w:t>
+              <w:t xml:space="preserve">quem o recebe consegue apenas </w:t>
             </w:r>
             <w:r>
               <w:rPr>
@@ -5101,7 +4187,7 @@
                 <w:sz w:val="19"/>
                 <w:szCs w:val="19"/>
               </w:rPr>
-              <w:t>; jamais consultar ou listar informação de terceiros</w:t>
+              <w:t>, jamais consultar ou listar informação de terceiros</w:t>
             </w:r>
           </w:p>
         </w:tc>
@@ -5136,21 +4222,12 @@
             </w:pPr>
             <w:r>
               <w:rPr>
-                <w:rStyle w:val="Forte"/>
-                <w:rFonts w:ascii="Calibri" w:eastAsia="Times New Roman" w:hAnsi="Calibri" w:cs="Calibri"/>
-                <w:sz w:val="19"/>
-                <w:szCs w:val="19"/>
-              </w:rPr>
-              <w:t>Limite de tentativas</w:t>
-            </w:r>
-            <w:r>
-              <w:rPr>
-                <w:rFonts w:ascii="Calibri" w:eastAsia="Times New Roman" w:hAnsi="Calibri" w:cs="Calibri"/>
-                <w:color w:val="262626"/>
-                <w:sz w:val="19"/>
-                <w:szCs w:val="19"/>
-              </w:rPr>
-              <w:t xml:space="preserve"> por token</w:t>
+                <w:rFonts w:ascii="Calibri" w:eastAsia="Times New Roman" w:hAnsi="Calibri" w:cs="Calibri"/>
+                <w:color w:val="262626"/>
+                <w:sz w:val="19"/>
+                <w:szCs w:val="19"/>
+              </w:rPr>
+              <w:t>Limite de tentativas por link</w:t>
             </w:r>
           </w:p>
         </w:tc>
@@ -5228,25 +4305,7 @@
                 <w:sz w:val="19"/>
                 <w:szCs w:val="19"/>
               </w:rPr>
-              <w:t xml:space="preserve">Arquivo em </w:t>
-            </w:r>
-            <w:r>
-              <w:rPr>
-                <w:rStyle w:val="Forte"/>
-                <w:rFonts w:ascii="Calibri" w:eastAsia="Times New Roman" w:hAnsi="Calibri" w:cs="Calibri"/>
-                <w:sz w:val="19"/>
-                <w:szCs w:val="19"/>
-              </w:rPr>
-              <w:t>repositório privado</w:t>
-            </w:r>
-            <w:r>
-              <w:rPr>
-                <w:rFonts w:ascii="Calibri" w:eastAsia="Times New Roman" w:hAnsi="Calibri" w:cs="Calibri"/>
-                <w:color w:val="262626"/>
-                <w:sz w:val="19"/>
-                <w:szCs w:val="19"/>
-              </w:rPr>
-              <w:t>, servido por URL assinada de validade curta</w:t>
+              <w:t>Arquivo em repositório privado, servido por endereço assinado de validade curta</w:t>
             </w:r>
           </w:p>
         </w:tc>
@@ -5319,21 +4378,12 @@
             </w:pPr>
             <w:r>
               <w:rPr>
-                <w:rStyle w:val="Forte"/>
-                <w:rFonts w:ascii="Calibri" w:eastAsia="Times New Roman" w:hAnsi="Calibri" w:cs="Calibri"/>
-                <w:sz w:val="19"/>
-                <w:szCs w:val="19"/>
-              </w:rPr>
-              <w:t>Validação no próprio navegador</w:t>
-            </w:r>
-            <w:r>
-              <w:rPr>
-                <w:rFonts w:ascii="Calibri" w:eastAsia="Times New Roman" w:hAnsi="Calibri" w:cs="Calibri"/>
-                <w:color w:val="262626"/>
-                <w:sz w:val="19"/>
-                <w:szCs w:val="19"/>
-              </w:rPr>
-              <w:t xml:space="preserve"> de quem envia</w:t>
+                <w:rFonts w:ascii="Calibri" w:eastAsia="Times New Roman" w:hAnsi="Calibri" w:cs="Calibri"/>
+                <w:color w:val="262626"/>
+                <w:sz w:val="19"/>
+                <w:szCs w:val="19"/>
+              </w:rPr>
+              <w:t>Validação no próprio navegador de quem envia</w:t>
             </w:r>
           </w:p>
         </w:tc>
@@ -5406,8 +4456,8 @@
             </w:pPr>
             <w:r>
               <w:rPr>
-                <w:rStyle w:val="Forte"/>
-                <w:rFonts w:ascii="Calibri" w:eastAsia="Times New Roman" w:hAnsi="Calibri" w:cs="Calibri"/>
+                <w:rFonts w:ascii="Calibri" w:eastAsia="Times New Roman" w:hAnsi="Calibri" w:cs="Calibri"/>
+                <w:color w:val="262626"/>
                 <w:sz w:val="19"/>
                 <w:szCs w:val="19"/>
               </w:rPr>
@@ -5449,7 +4499,7 @@
                 <w:sz w:val="19"/>
                 <w:szCs w:val="19"/>
               </w:rPr>
-              <w:t>não há gravação automática a partir de origem externa</w:t>
+              <w:t>inexiste gravação automática a partir de origem externa</w:t>
             </w:r>
           </w:p>
         </w:tc>
@@ -5489,25 +4539,7 @@
                 <w:sz w:val="19"/>
                 <w:szCs w:val="19"/>
               </w:rPr>
-              <w:t xml:space="preserve">Remessa </w:t>
-            </w:r>
-            <w:r>
-              <w:rPr>
-                <w:rStyle w:val="Forte"/>
-                <w:rFonts w:ascii="Calibri" w:eastAsia="Times New Roman" w:hAnsi="Calibri" w:cs="Calibri"/>
-                <w:sz w:val="19"/>
-                <w:szCs w:val="19"/>
-              </w:rPr>
-              <w:t>imutável</w:t>
-            </w:r>
-            <w:r>
-              <w:rPr>
-                <w:rFonts w:ascii="Calibri" w:eastAsia="Times New Roman" w:hAnsi="Calibri" w:cs="Calibri"/>
-                <w:color w:val="262626"/>
-                <w:sz w:val="19"/>
-                <w:szCs w:val="19"/>
-              </w:rPr>
-              <w:t>, com registro de IP e identificação do navegador</w:t>
+              <w:t>Remessa imutável, com registro de origem</w:t>
             </w:r>
           </w:p>
         </w:tc>
@@ -5545,7 +4577,7 @@
                 <w:sz w:val="19"/>
                 <w:szCs w:val="19"/>
               </w:rPr>
-              <w:t>rastreabilidade de quem enviou o quê e quando</w:t>
+              <w:t>rastreabilidade de quem enviou, o quê e quando</w:t>
             </w:r>
           </w:p>
         </w:tc>
@@ -5580,21 +4612,12 @@
             </w:pPr>
             <w:r>
               <w:rPr>
-                <w:rStyle w:val="Forte"/>
-                <w:rFonts w:ascii="Calibri" w:eastAsia="Times New Roman" w:hAnsi="Calibri" w:cs="Calibri"/>
-                <w:sz w:val="19"/>
-                <w:szCs w:val="19"/>
-              </w:rPr>
-              <w:t>Controle de acesso em nível de registro</w:t>
-            </w:r>
-            <w:r>
-              <w:rPr>
-                <w:rFonts w:ascii="Calibri" w:eastAsia="Times New Roman" w:hAnsi="Calibri" w:cs="Calibri"/>
-                <w:color w:val="262626"/>
-                <w:sz w:val="19"/>
-                <w:szCs w:val="19"/>
-              </w:rPr>
-              <w:t xml:space="preserve"> no banco de dados</w:t>
+                <w:rFonts w:ascii="Calibri" w:eastAsia="Times New Roman" w:hAnsi="Calibri" w:cs="Calibri"/>
+                <w:color w:val="262626"/>
+                <w:sz w:val="19"/>
+                <w:szCs w:val="19"/>
+              </w:rPr>
+              <w:t>Controle de acesso em nível de registro no banco de dados</w:t>
             </w:r>
           </w:p>
         </w:tc>
@@ -5632,7 +4655,7 @@
                 <w:sz w:val="19"/>
                 <w:szCs w:val="19"/>
               </w:rPr>
-              <w:t>isolamento verificado na base, não apenas na aplicação</w:t>
+              <w:t>isolamento verificado na base, e não apenas na aplicação</w:t>
             </w:r>
           </w:p>
         </w:tc>
@@ -5667,21 +4690,12 @@
             </w:pPr>
             <w:r>
               <w:rPr>
-                <w:rStyle w:val="Forte"/>
-                <w:rFonts w:ascii="Calibri" w:eastAsia="Times New Roman" w:hAnsi="Calibri" w:cs="Calibri"/>
-                <w:sz w:val="19"/>
-                <w:szCs w:val="19"/>
-              </w:rPr>
-              <w:t>Teste adversarial obrigatório</w:t>
-            </w:r>
-            <w:r>
-              <w:rPr>
-                <w:rFonts w:ascii="Calibri" w:eastAsia="Times New Roman" w:hAnsi="Calibri" w:cs="Calibri"/>
-                <w:color w:val="262626"/>
-                <w:sz w:val="19"/>
-                <w:szCs w:val="19"/>
-              </w:rPr>
-              <w:t xml:space="preserve"> antes de qualquer ampliação de superfície</w:t>
+                <w:rFonts w:ascii="Calibri" w:eastAsia="Times New Roman" w:hAnsi="Calibri" w:cs="Calibri"/>
+                <w:color w:val="262626"/>
+                <w:sz w:val="19"/>
+                <w:szCs w:val="19"/>
+              </w:rPr>
+              <w:t>Teste adversarial obrigatório antes de ampliação de superfície</w:t>
             </w:r>
           </w:p>
         </w:tc>
@@ -5719,7 +4733,7 @@
                 <w:sz w:val="19"/>
                 <w:szCs w:val="19"/>
               </w:rPr>
-              <w:t>o sistema é atacado de propósito antes de entrar em operação</w:t>
+              <w:t>o sistema é atacado deliberadamente antes de entrar em operação</w:t>
             </w:r>
           </w:p>
         </w:tc>
@@ -5798,7 +4812,7 @@
           <w:sz w:val="22"/>
           <w:szCs w:val="22"/>
         </w:rPr>
-        <w:pict w14:anchorId="21D59E26">
+        <w:pict w14:anchorId="254607CE">
           <v:rect id="_x0000_i1032" style="width:0;height:1.5pt" o:hralign="center" o:hrstd="t" o:hr="t" fillcolor="#a0a0a0" stroked="f"/>
         </w:pict>
       </w:r>
@@ -5848,7 +4862,7 @@
           <w:sz w:val="22"/>
           <w:szCs w:val="22"/>
         </w:rPr>
-        <w:t xml:space="preserve">A manutenção e atualização dos dados é </w:t>
+        <w:t xml:space="preserve">A manutenção e a atualização dos dados constituem </w:t>
       </w:r>
       <w:r>
         <w:rPr>
@@ -5866,7 +4880,16 @@
           <w:sz w:val="22"/>
           <w:szCs w:val="22"/>
         </w:rPr>
-        <w:t xml:space="preserve"> que a filiação assegura — defesa jurídica, convênios, descontos e benefícios, extensivos aos beneficiários indicados. O pedido de exclusão será atendido, </w:t>
+        <w:t xml:space="preserve"> </w:t>
+      </w:r>
+      <w:r>
+        <w:rPr>
+          <w:rFonts w:ascii="Georgia" w:hAnsi="Georgia"/>
+          <w:color w:val="262626"/>
+          <w:sz w:val="22"/>
+          <w:szCs w:val="22"/>
+        </w:rPr>
+        <w:t xml:space="preserve">assegurados pela filiação — defesa jurídica, convênios, descontos e benefícios, extensivos aos beneficiários indicados. O pedido de exclusão será atendido, com prévia comunicação ao titular de que a exclusão implica a perda dos serviços e benefícios correspondentes. O pedido formaliza-se por </w:t>
       </w:r>
       <w:r>
         <w:rPr>
@@ -5875,16 +4898,50 @@
           <w:sz w:val="22"/>
           <w:szCs w:val="22"/>
         </w:rPr>
-        <w:t>com prévia comunicação ao titular</w:t>
-      </w:r>
-      <w:r>
-        <w:rPr>
-          <w:rFonts w:ascii="Georgia" w:hAnsi="Georgia"/>
-          <w:color w:val="262626"/>
-          <w:sz w:val="22"/>
-          <w:szCs w:val="22"/>
-        </w:rPr>
-        <w:t xml:space="preserve"> de que a exclusão implica a perda dos serviços e benefícios correspondentes. O pedido se formaliza por </w:t>
+        <w:t>Carta de Exclusão</w:t>
+      </w:r>
+      <w:r>
+        <w:rPr>
+          <w:rFonts w:ascii="Georgia" w:hAnsi="Georgia"/>
+          <w:color w:val="262626"/>
+          <w:sz w:val="22"/>
+          <w:szCs w:val="22"/>
+        </w:rPr>
+        <w:t>, redigida e entregue pelo próprio titular.</w:t>
+      </w:r>
+    </w:p>
+    <w:p>
+      <w:pPr>
+        <w:pStyle w:val="Ttulo3"/>
+        <w:rPr>
+          <w:rFonts w:ascii="Georgia" w:eastAsia="Times New Roman" w:hAnsi="Georgia"/>
+        </w:rPr>
+      </w:pPr>
+      <w:r>
+        <w:rPr>
+          <w:rFonts w:ascii="Georgia" w:eastAsia="Times New Roman" w:hAnsi="Georgia"/>
+        </w:rPr>
+        <w:t>9.2 Trabalhadores representados não filiados</w:t>
+      </w:r>
+    </w:p>
+    <w:p>
+      <w:pPr>
+        <w:pStyle w:val="NormalWeb"/>
+        <w:rPr>
+          <w:rFonts w:ascii="Georgia" w:hAnsi="Georgia"/>
+          <w:color w:val="262626"/>
+          <w:sz w:val="22"/>
+          <w:szCs w:val="22"/>
+        </w:rPr>
+      </w:pPr>
+      <w:r>
+        <w:rPr>
+          <w:rFonts w:ascii="Georgia" w:hAnsi="Georgia"/>
+          <w:color w:val="262626"/>
+          <w:sz w:val="22"/>
+          <w:szCs w:val="22"/>
+        </w:rPr>
+        <w:t xml:space="preserve">A manutenção dos dados destina-se </w:t>
       </w:r>
       <w:r>
         <w:rPr>
@@ -5893,16 +4950,52 @@
           <w:sz w:val="22"/>
           <w:szCs w:val="22"/>
         </w:rPr>
-        <w:t>Carta de Exclusão</w:t>
-      </w:r>
-      <w:r>
-        <w:rPr>
-          <w:rFonts w:ascii="Georgia" w:hAnsi="Georgia"/>
-          <w:color w:val="262626"/>
-          <w:sz w:val="22"/>
-          <w:szCs w:val="22"/>
-        </w:rPr>
-        <w:t>, redigida e entregue pelo próprio titular.</w:t>
+        <w:t>exclusivamente a impedir cobrança indevida</w:t>
+      </w:r>
+      <w:r>
+        <w:rPr>
+          <w:rFonts w:ascii="Georgia" w:hAnsi="Georgia"/>
+          <w:color w:val="262626"/>
+          <w:sz w:val="22"/>
+          <w:szCs w:val="22"/>
+        </w:rPr>
+        <w:t xml:space="preserve">. Havendo pedido de exclusão, igualmente por Carta de Exclusão, o registro passa a conservar apenas as </w:t>
+      </w:r>
+      <w:r>
+        <w:rPr>
+          <w:rStyle w:val="Forte"/>
+          <w:rFonts w:ascii="Georgia" w:hAnsi="Georgia"/>
+          <w:sz w:val="22"/>
+          <w:szCs w:val="22"/>
+        </w:rPr>
+        <w:t>iniciais do nome</w:t>
+      </w:r>
+      <w:r>
+        <w:rPr>
+          <w:rFonts w:ascii="Georgia" w:hAnsi="Georgia"/>
+          <w:color w:val="262626"/>
+          <w:sz w:val="22"/>
+          <w:szCs w:val="22"/>
+        </w:rPr>
+        <w:t xml:space="preserve"> e o </w:t>
+      </w:r>
+      <w:r>
+        <w:rPr>
+          <w:rStyle w:val="Forte"/>
+          <w:rFonts w:ascii="Georgia" w:hAnsi="Georgia"/>
+          <w:sz w:val="22"/>
+          <w:szCs w:val="22"/>
+        </w:rPr>
+        <w:t>CPF mascarado</w:t>
+      </w:r>
+      <w:r>
+        <w:rPr>
+          <w:rFonts w:ascii="Georgia" w:hAnsi="Georgia"/>
+          <w:color w:val="262626"/>
+          <w:sz w:val="22"/>
+          <w:szCs w:val="22"/>
+        </w:rPr>
+        <w:t>, aplicando-se o mesmo aos beneficiários.</w:t>
       </w:r>
     </w:p>
     <w:p>
@@ -5916,7 +5009,7 @@
         <w:rPr>
           <w:rFonts w:ascii="Georgia" w:eastAsia="Times New Roman" w:hAnsi="Georgia"/>
         </w:rPr>
-        <w:t>9.2 Trabalhadores representados não filiados</w:t>
+        <w:t>9.3 Retenção e eliminação</w:t>
       </w:r>
     </w:p>
     <w:p>
@@ -5936,7 +5029,7 @@
           <w:sz w:val="22"/>
           <w:szCs w:val="22"/>
         </w:rPr>
-        <w:t xml:space="preserve">A manutenção dos dados destina-se </w:t>
+        <w:t xml:space="preserve">Os dados são mantidos e atualizados a partir das informações prestadas pelas empresas e contabilidades até que sobrevenha pedido de exclusão ou se extinga o vínculo empregatício. Ainda então o registro não é apagado, mas </w:t>
       </w:r>
       <w:r>
         <w:rPr>
@@ -5945,16 +5038,36 @@
           <w:sz w:val="22"/>
           <w:szCs w:val="22"/>
         </w:rPr>
-        <w:t>exclusivamente a impedir cobrança indevida</w:t>
-      </w:r>
-      <w:r>
-        <w:rPr>
-          <w:rFonts w:ascii="Georgia" w:hAnsi="Georgia"/>
-          <w:color w:val="262626"/>
-          <w:sz w:val="22"/>
-          <w:szCs w:val="22"/>
-        </w:rPr>
-        <w:t xml:space="preserve">. Havendo pedido de exclusão, igualmente por Carta de Exclusão, o registro passa a conter apenas as </w:t>
+        <w:t>reduzido a dados mínimos, com pseudonimização e restrição de acesso</w:t>
+      </w:r>
+      <w:r>
+        <w:rPr>
+          <w:rFonts w:ascii="Georgia" w:hAnsi="Georgia"/>
+          <w:color w:val="262626"/>
+          <w:sz w:val="22"/>
+          <w:szCs w:val="22"/>
+        </w:rPr>
+        <w:t>, preservando a rastreabilidade indispensável a auditorias, investigações e requisições judiciais — como na hipótese de ex-filiado que, em ação judicial, necessite comprovar a série histórica de serviços prestados a seus dependentes.</w:t>
+      </w:r>
+    </w:p>
+    <w:p>
+      <w:pPr>
+        <w:pStyle w:val="NormalWeb"/>
+        <w:rPr>
+          <w:rFonts w:ascii="Georgia" w:hAnsi="Georgia"/>
+          <w:color w:val="262626"/>
+          <w:sz w:val="22"/>
+          <w:szCs w:val="22"/>
+        </w:rPr>
+      </w:pPr>
+      <w:r>
+        <w:rPr>
+          <w:rFonts w:ascii="Georgia" w:hAnsi="Georgia"/>
+          <w:color w:val="262626"/>
+          <w:sz w:val="22"/>
+          <w:szCs w:val="22"/>
+        </w:rPr>
+        <w:t xml:space="preserve">A </w:t>
       </w:r>
       <w:r>
         <w:rPr>
@@ -5963,16 +5076,16 @@
           <w:sz w:val="22"/>
           <w:szCs w:val="22"/>
         </w:rPr>
-        <w:t>iniciais do nome</w:t>
-      </w:r>
-      <w:r>
-        <w:rPr>
-          <w:rFonts w:ascii="Georgia" w:hAnsi="Georgia"/>
-          <w:color w:val="262626"/>
-          <w:sz w:val="22"/>
-          <w:szCs w:val="22"/>
-        </w:rPr>
-        <w:t xml:space="preserve"> e o </w:t>
+        <w:t>eliminação definitiva</w:t>
+      </w:r>
+      <w:r>
+        <w:rPr>
+          <w:rFonts w:ascii="Georgia" w:hAnsi="Georgia"/>
+          <w:color w:val="262626"/>
+          <w:sz w:val="22"/>
+          <w:szCs w:val="22"/>
+        </w:rPr>
+        <w:t xml:space="preserve"> ocorre na ausência de qualquer movimentação por </w:t>
       </w:r>
       <w:r>
         <w:rPr>
@@ -5981,50 +5094,16 @@
           <w:sz w:val="22"/>
           <w:szCs w:val="22"/>
         </w:rPr>
-        <w:t>CPF mascarado</w:t>
-      </w:r>
-      <w:r>
-        <w:rPr>
-          <w:rFonts w:ascii="Georgia" w:hAnsi="Georgia"/>
-          <w:color w:val="262626"/>
-          <w:sz w:val="22"/>
-          <w:szCs w:val="22"/>
-        </w:rPr>
-        <w:t>, o mesmo se aplicando aos beneficiários.</w:t>
-      </w:r>
-    </w:p>
-    <w:p>
-      <w:pPr>
-        <w:pStyle w:val="Ttulo3"/>
-        <w:rPr>
-          <w:rFonts w:ascii="Georgia" w:eastAsia="Times New Roman" w:hAnsi="Georgia"/>
-        </w:rPr>
-      </w:pPr>
-      <w:r>
-        <w:rPr>
-          <w:rFonts w:ascii="Georgia" w:eastAsia="Times New Roman" w:hAnsi="Georgia"/>
-        </w:rPr>
-        <w:t>9.3 Retenção e eliminação</w:t>
-      </w:r>
-    </w:p>
-    <w:p>
-      <w:pPr>
-        <w:pStyle w:val="NormalWeb"/>
-        <w:rPr>
-          <w:rFonts w:ascii="Georgia" w:hAnsi="Georgia"/>
-          <w:color w:val="262626"/>
-          <w:sz w:val="22"/>
-          <w:szCs w:val="22"/>
-        </w:rPr>
-      </w:pPr>
-      <w:r>
-        <w:rPr>
-          <w:rFonts w:ascii="Georgia" w:hAnsi="Georgia"/>
-          <w:color w:val="262626"/>
-          <w:sz w:val="22"/>
-          <w:szCs w:val="22"/>
-        </w:rPr>
-        <w:t xml:space="preserve">Os dados são mantidos e atualizados a partir das informações prestadas pelas empresas e contabilidades até que sobrevenha pedido de exclusão ou se extinga o vínculo empregatício. Ainda então o registro </w:t>
+        <w:t>20 (vinte) anos</w:t>
+      </w:r>
+      <w:r>
+        <w:rPr>
+          <w:rFonts w:ascii="Georgia" w:hAnsi="Georgia"/>
+          <w:color w:val="262626"/>
+          <w:sz w:val="22"/>
+          <w:szCs w:val="22"/>
+        </w:rPr>
+        <w:t xml:space="preserve"> contados da última atualização, prazo adotado </w:t>
       </w:r>
       <w:r>
         <w:rPr>
@@ -6033,89 +5112,6 @@
           <w:sz w:val="22"/>
           <w:szCs w:val="22"/>
         </w:rPr>
-        <w:t>não é apagado, mas reduzido</w:t>
-      </w:r>
-      <w:r>
-        <w:rPr>
-          <w:rFonts w:ascii="Georgia" w:hAnsi="Georgia"/>
-          <w:color w:val="262626"/>
-          <w:sz w:val="22"/>
-          <w:szCs w:val="22"/>
-        </w:rPr>
-        <w:t>, preservando rastreabilidade mínima para auditorias, investigações e requisições judiciais — hipótese concreta: ex-filiado que, em ação judicial, necessite comprovar a série histórica de serviços prestados a seus dependentes.</w:t>
-      </w:r>
-    </w:p>
-    <w:p>
-      <w:pPr>
-        <w:pStyle w:val="NormalWeb"/>
-        <w:rPr>
-          <w:rFonts w:ascii="Georgia" w:hAnsi="Georgia"/>
-          <w:color w:val="262626"/>
-          <w:sz w:val="22"/>
-          <w:szCs w:val="22"/>
-        </w:rPr>
-      </w:pPr>
-      <w:r>
-        <w:rPr>
-          <w:rFonts w:ascii="Georgia" w:hAnsi="Georgia"/>
-          <w:color w:val="262626"/>
-          <w:sz w:val="22"/>
-          <w:szCs w:val="22"/>
-        </w:rPr>
-        <w:t xml:space="preserve">A </w:t>
-      </w:r>
-      <w:r>
-        <w:rPr>
-          <w:rStyle w:val="Forte"/>
-          <w:rFonts w:ascii="Georgia" w:hAnsi="Georgia"/>
-          <w:sz w:val="22"/>
-          <w:szCs w:val="22"/>
-        </w:rPr>
-        <w:t>eliminação definitiva</w:t>
-      </w:r>
-      <w:r>
-        <w:rPr>
-          <w:rFonts w:ascii="Georgia" w:hAnsi="Georgia"/>
-          <w:color w:val="262626"/>
-          <w:sz w:val="22"/>
-          <w:szCs w:val="22"/>
-        </w:rPr>
-        <w:t xml:space="preserve"> </w:t>
-      </w:r>
-      <w:r>
-        <w:rPr>
-          <w:rFonts w:ascii="Georgia" w:hAnsi="Georgia"/>
-          <w:color w:val="262626"/>
-          <w:sz w:val="22"/>
-          <w:szCs w:val="22"/>
-        </w:rPr>
-        <w:t xml:space="preserve">ocorre na ausência de qualquer movimentação por </w:t>
-      </w:r>
-      <w:r>
-        <w:rPr>
-          <w:rStyle w:val="Forte"/>
-          <w:rFonts w:ascii="Georgia" w:hAnsi="Georgia"/>
-          <w:sz w:val="22"/>
-          <w:szCs w:val="22"/>
-        </w:rPr>
-        <w:t>20 anos</w:t>
-      </w:r>
-      <w:r>
-        <w:rPr>
-          <w:rFonts w:ascii="Georgia" w:hAnsi="Georgia"/>
-          <w:color w:val="262626"/>
-          <w:sz w:val="22"/>
-          <w:szCs w:val="22"/>
-        </w:rPr>
-        <w:t xml:space="preserve"> contados da última atualização, prazo adotado </w:t>
-      </w:r>
-      <w:r>
-        <w:rPr>
-          <w:rStyle w:val="Forte"/>
-          <w:rFonts w:ascii="Georgia" w:hAnsi="Georgia"/>
-          <w:sz w:val="22"/>
-          <w:szCs w:val="22"/>
-        </w:rPr>
         <w:t>por analogia</w:t>
       </w:r>
       <w:r>
@@ -6125,263 +5121,7 @@
           <w:sz w:val="22"/>
           <w:szCs w:val="22"/>
         </w:rPr>
-        <w:t xml:space="preserve"> ao art. 6º da Lei 13.787/2018.</w:t>
-      </w:r>
-    </w:p>
-    <w:p>
-      <w:pPr>
-        <w:shd w:val="clear" w:color="auto" w:fill="F7F6F1"/>
-        <w:spacing w:after="100"/>
-        <w:jc w:val="both"/>
-        <w:divId w:val="110125323"/>
-        <w:rPr>
-          <w:rFonts w:ascii="Georgia" w:hAnsi="Georgia"/>
-          <w:i/>
-          <w:iCs/>
-          <w:color w:val="3A3A3A"/>
-          <w:sz w:val="22"/>
-          <w:szCs w:val="22"/>
-        </w:rPr>
-      </w:pPr>
-      <w:r>
-        <w:rPr>
-          <w:rStyle w:val="Forte"/>
-          <w:rFonts w:ascii="Segoe UI Emoji" w:hAnsi="Segoe UI Emoji" w:cs="Segoe UI Emoji"/>
-          <w:i/>
-          <w:iCs/>
-          <w:sz w:val="22"/>
-          <w:szCs w:val="22"/>
-        </w:rPr>
-        <w:t>⚠</w:t>
-      </w:r>
-      <w:r>
-        <w:rPr>
-          <w:rStyle w:val="Forte"/>
-          <w:rFonts w:ascii="Segoe UI Emoji" w:hAnsi="Segoe UI Emoji" w:cs="Segoe UI Emoji"/>
-          <w:i/>
-          <w:iCs/>
-          <w:sz w:val="22"/>
-          <w:szCs w:val="22"/>
-        </w:rPr>
-        <w:t>️</w:t>
-      </w:r>
-      <w:r>
-        <w:rPr>
-          <w:rStyle w:val="Forte"/>
-          <w:rFonts w:ascii="Georgia" w:hAnsi="Georgia"/>
-          <w:i/>
-          <w:iCs/>
-          <w:sz w:val="22"/>
-          <w:szCs w:val="22"/>
-        </w:rPr>
-        <w:t xml:space="preserve"> Duas ressalvas técnicas — [VERIFICAR], e são materiais.</w:t>
-      </w:r>
-    </w:p>
-    <w:p>
-      <w:pPr>
-        <w:shd w:val="clear" w:color="auto" w:fill="F7F6F1"/>
-        <w:spacing w:after="100"/>
-        <w:jc w:val="both"/>
-        <w:divId w:val="110125323"/>
-        <w:rPr>
-          <w:rFonts w:ascii="Georgia" w:hAnsi="Georgia"/>
-          <w:i/>
-          <w:iCs/>
-          <w:color w:val="3A3A3A"/>
-          <w:sz w:val="22"/>
-          <w:szCs w:val="22"/>
-        </w:rPr>
-      </w:pPr>
-      <w:r>
-        <w:rPr>
-          <w:rStyle w:val="Forte"/>
-          <w:rFonts w:ascii="Georgia" w:hAnsi="Georgia"/>
-          <w:i/>
-          <w:iCs/>
-          <w:sz w:val="22"/>
-          <w:szCs w:val="22"/>
-        </w:rPr>
-        <w:t>(a) A Lei 13.787/2018 rege prontuários de paciente.</w:t>
-      </w:r>
-      <w:r>
-        <w:rPr>
-          <w:rFonts w:ascii="Georgia" w:hAnsi="Georgia"/>
-          <w:i/>
-          <w:iCs/>
-          <w:color w:val="3A3A3A"/>
-          <w:sz w:val="22"/>
-          <w:szCs w:val="22"/>
-        </w:rPr>
-        <w:t xml:space="preserve"> Sua aplicação a cadastro sindical é </w:t>
-      </w:r>
-      <w:r>
-        <w:rPr>
-          <w:rStyle w:val="Forte"/>
-          <w:rFonts w:ascii="Georgia" w:hAnsi="Georgia"/>
-          <w:i/>
-          <w:iCs/>
-          <w:sz w:val="22"/>
-          <w:szCs w:val="22"/>
-        </w:rPr>
-        <w:t>analogia</w:t>
-      </w:r>
-      <w:r>
-        <w:rPr>
-          <w:rFonts w:ascii="Georgia" w:hAnsi="Georgia"/>
-          <w:i/>
-          <w:iCs/>
-          <w:color w:val="3A3A3A"/>
-          <w:sz w:val="22"/>
-          <w:szCs w:val="22"/>
-        </w:rPr>
-        <w:t xml:space="preserve">, e a nota deve dizê-lo expressamente — </w:t>
-      </w:r>
-      <w:r>
-        <w:rPr>
-          <w:rStyle w:val="nfase"/>
-          <w:rFonts w:ascii="Georgia" w:hAnsi="Georgia"/>
-          <w:color w:val="3A3A3A"/>
-          <w:sz w:val="22"/>
-          <w:szCs w:val="22"/>
-        </w:rPr>
-        <w:t>"adota-se, por analogia, o prazo de vinte anos"</w:t>
-      </w:r>
-      <w:r>
-        <w:rPr>
-          <w:rFonts w:ascii="Georgia" w:hAnsi="Georgia"/>
-          <w:i/>
-          <w:iCs/>
-          <w:color w:val="3A3A3A"/>
-          <w:sz w:val="22"/>
-          <w:szCs w:val="22"/>
-        </w:rPr>
-        <w:t>. Apresentá-la como incidente sobre o caso é impreciso e atacável.</w:t>
-      </w:r>
-    </w:p>
-    <w:p>
-      <w:pPr>
-        <w:shd w:val="clear" w:color="auto" w:fill="F7F6F1"/>
-        <w:spacing w:after="100"/>
-        <w:jc w:val="both"/>
-        <w:divId w:val="110125323"/>
-        <w:rPr>
-          <w:rFonts w:ascii="Georgia" w:hAnsi="Georgia"/>
-          <w:i/>
-          <w:iCs/>
-          <w:color w:val="3A3A3A"/>
-          <w:sz w:val="22"/>
-          <w:szCs w:val="22"/>
-        </w:rPr>
-      </w:pPr>
-      <w:r>
-        <w:rPr>
-          <w:rStyle w:val="Forte"/>
-          <w:rFonts w:ascii="Georgia" w:hAnsi="Georgia"/>
-          <w:i/>
-          <w:iCs/>
-          <w:sz w:val="22"/>
-          <w:szCs w:val="22"/>
-        </w:rPr>
-        <w:t>(b) "Anonimização" é o termo errado para o que o sistema faz.</w:t>
-      </w:r>
-      <w:r>
-        <w:rPr>
-          <w:rFonts w:ascii="Georgia" w:hAnsi="Georgia"/>
-          <w:i/>
-          <w:iCs/>
-          <w:color w:val="3A3A3A"/>
-          <w:sz w:val="22"/>
-          <w:szCs w:val="22"/>
-        </w:rPr>
-        <w:t xml:space="preserve"> Manter iniciais do nome e CPF mascarado ao lado de município e histórico de vínculos </w:t>
-      </w:r>
-      <w:r>
-        <w:rPr>
-          <w:rStyle w:val="Forte"/>
-          <w:rFonts w:ascii="Georgia" w:hAnsi="Georgia"/>
-          <w:i/>
-          <w:iCs/>
-          <w:sz w:val="22"/>
-          <w:szCs w:val="22"/>
-        </w:rPr>
-        <w:t>muito provavelmente permite reidentificar o titular</w:t>
-      </w:r>
-      <w:r>
-        <w:rPr>
-          <w:rFonts w:ascii="Georgia" w:hAnsi="Georgia"/>
-          <w:i/>
-          <w:iCs/>
-          <w:color w:val="3A3A3A"/>
-          <w:sz w:val="22"/>
-          <w:szCs w:val="22"/>
-        </w:rPr>
-        <w:t xml:space="preserve"> por meios razoáveis. Nesse caso o dado é </w:t>
-      </w:r>
-      <w:r>
-        <w:rPr>
-          <w:rStyle w:val="Forte"/>
-          <w:rFonts w:ascii="Georgia" w:hAnsi="Georgia"/>
-          <w:i/>
-          <w:iCs/>
-          <w:sz w:val="22"/>
-          <w:szCs w:val="22"/>
-        </w:rPr>
-        <w:t>pseudonimizado</w:t>
-      </w:r>
-      <w:r>
-        <w:rPr>
-          <w:rFonts w:ascii="Georgia" w:hAnsi="Georgia"/>
-          <w:i/>
-          <w:iCs/>
-          <w:color w:val="3A3A3A"/>
-          <w:sz w:val="22"/>
-          <w:szCs w:val="22"/>
-        </w:rPr>
-        <w:t xml:space="preserve">, não anonimizado, e </w:t>
-      </w:r>
-      <w:r>
-        <w:rPr>
-          <w:rStyle w:val="Forte"/>
-          <w:rFonts w:ascii="Georgia" w:hAnsi="Georgia"/>
-          <w:i/>
-          <w:iCs/>
-          <w:sz w:val="22"/>
-          <w:szCs w:val="22"/>
-        </w:rPr>
-        <w:t>permanece sob a LGPD</w:t>
-      </w:r>
-      <w:r>
-        <w:rPr>
-          <w:rFonts w:ascii="Georgia" w:hAnsi="Georgia"/>
-          <w:i/>
-          <w:iCs/>
-          <w:color w:val="3A3A3A"/>
-          <w:sz w:val="22"/>
-          <w:szCs w:val="22"/>
-        </w:rPr>
-        <w:t xml:space="preserve"> (art. 5º, XI; art. 12). Isso não invalida a política — invalida apenas a promessa. Recomendo que a nota fale em </w:t>
-      </w:r>
-      <w:r>
-        <w:rPr>
-          <w:rStyle w:val="Forte"/>
-          <w:rFonts w:ascii="Georgia" w:hAnsi="Georgia"/>
-          <w:i/>
-          <w:iCs/>
-          <w:sz w:val="22"/>
-          <w:szCs w:val="22"/>
-        </w:rPr>
-        <w:t>redução a dados mínimos com pseudonimização e restrição de acesso</w:t>
-      </w:r>
-      <w:r>
-        <w:rPr>
-          <w:rFonts w:ascii="Georgia" w:hAnsi="Georgia"/>
-          <w:i/>
-          <w:iCs/>
-          <w:color w:val="3A3A3A"/>
-          <w:sz w:val="22"/>
-          <w:szCs w:val="22"/>
-        </w:rPr>
-        <w:t>, que é sustentável, em vez de prometer anonimização, que não é.</w:t>
+        <w:t xml:space="preserve"> ao art. 6º da Lei nº 13.787/2018.</w:t>
       </w:r>
     </w:p>
     <w:p>
@@ -6401,7 +5141,7 @@
           <w:sz w:val="22"/>
           <w:szCs w:val="22"/>
         </w:rPr>
-        <w:pict w14:anchorId="1B20DAB8">
+        <w:pict w14:anchorId="0AA61E24">
           <v:rect id="_x0000_i1033" style="width:0;height:1.5pt" o:hralign="center" o:hrstd="t" o:hr="t" fillcolor="#a0a0a0" stroked="f"/>
         </w:pict>
       </w:r>
@@ -6437,7 +5177,7 @@
           <w:sz w:val="22"/>
           <w:szCs w:val="22"/>
         </w:rPr>
-        <w:t xml:space="preserve">Ficam assegurados os direitos do </w:t>
+        <w:t xml:space="preserve">Ficam assegurados os direitos previstos no </w:t>
       </w:r>
       <w:r>
         <w:rPr>
@@ -6455,7 +5195,16 @@
           <w:sz w:val="22"/>
           <w:szCs w:val="22"/>
         </w:rPr>
-        <w:t xml:space="preserve"> da LGPD — confirmação, acesso, correção, anonimização/bloqueio/eliminação, portabilidade, informação sobre compartilhamento e revogação de consentimento, no que couber.</w:t>
+        <w:t xml:space="preserve"> </w:t>
+      </w:r>
+      <w:r>
+        <w:rPr>
+          <w:rFonts w:ascii="Georgia" w:hAnsi="Georgia"/>
+          <w:color w:val="262626"/>
+          <w:sz w:val="22"/>
+          <w:szCs w:val="22"/>
+        </w:rPr>
+        <w:t>da LGPD — confirmação da existência de tratamento, acesso, correção, anonimização, bloqueio ou eliminação, portabilidade, informação sobre compartilhamento e revogação de consentimento, no que couber.</w:t>
       </w:r>
     </w:p>
     <w:p>
@@ -6475,7 +5224,7 @@
           <w:sz w:val="22"/>
           <w:szCs w:val="22"/>
         </w:rPr>
-        <w:t>Canais:</w:t>
+        <w:t>Canais de exercício:</w:t>
       </w:r>
     </w:p>
     <w:p>
@@ -6494,11 +5243,10 @@
       </w:pPr>
       <w:r>
         <w:rPr>
-          <w:rStyle w:val="cod1"/>
-          <w:rFonts w:eastAsia="Times New Roman"/>
-          <w:b/>
-          <w:bCs/>
-          <w:color w:val="1F1F1F"/>
+          <w:rStyle w:val="Forte"/>
+          <w:rFonts w:ascii="Georgia" w:eastAsia="Times New Roman" w:hAnsi="Georgia"/>
+          <w:sz w:val="22"/>
+          <w:szCs w:val="22"/>
         </w:rPr>
         <w:t>juridico@sindcompassos.org</w:t>
       </w:r>
@@ -6524,24 +5272,7 @@
           <w:sz w:val="22"/>
           <w:szCs w:val="22"/>
         </w:rPr>
-        <w:t>WhatsApp do setor jurídico: (35) 98827-0406</w:t>
-      </w:r>
-      <w:r>
-        <w:rPr>
-          <w:rFonts w:ascii="Georgia" w:eastAsia="Times New Roman" w:hAnsi="Georgia"/>
-          <w:color w:val="262626"/>
-          <w:sz w:val="22"/>
-          <w:szCs w:val="22"/>
-        </w:rPr>
-        <w:t xml:space="preserve">, já divulgado em </w:t>
-      </w:r>
-      <w:r>
-        <w:rPr>
-          <w:rStyle w:val="cod1"/>
-          <w:rFonts w:eastAsia="Times New Roman"/>
-          <w:color w:val="262626"/>
-        </w:rPr>
-        <w:t>sindcompassos.org/servicos-sindicais/#consultas</w:t>
+        <w:t>WhatsApp da Assessoria Jurídica: (35) 98827-0406</w:t>
       </w:r>
     </w:p>
     <w:p>
@@ -6560,86 +5291,21 @@
       </w:pPr>
       <w:r>
         <w:rPr>
-          <w:rFonts w:ascii="Georgia" w:eastAsia="Times New Roman" w:hAnsi="Georgia"/>
-          <w:color w:val="262626"/>
-          <w:sz w:val="22"/>
-          <w:szCs w:val="22"/>
-        </w:rPr>
-        <w:t>atendimento presencial na sede, Av. dos Expedicionários, 137, Centro, Passos/MG</w:t>
-      </w:r>
-    </w:p>
-    <w:p>
-      <w:pPr>
-        <w:pStyle w:val="NormalWeb"/>
-        <w:rPr>
-          <w:rFonts w:ascii="Georgia" w:hAnsi="Georgia"/>
-          <w:color w:val="262626"/>
-          <w:sz w:val="22"/>
-          <w:szCs w:val="22"/>
-        </w:rPr>
-      </w:pPr>
-      <w:r>
-        <w:rPr>
           <w:rStyle w:val="Forte"/>
-          <w:rFonts w:ascii="Georgia" w:hAnsi="Georgia"/>
-          <w:sz w:val="22"/>
-          <w:szCs w:val="22"/>
-        </w:rPr>
-        <w:t>[VERIFICAR — decisão do Dr. Adenilson]</w:t>
-      </w:r>
-      <w:r>
-        <w:rPr>
-          <w:rFonts w:ascii="Georgia" w:hAnsi="Georgia"/>
-          <w:color w:val="262626"/>
-          <w:sz w:val="22"/>
-          <w:szCs w:val="22"/>
-        </w:rPr>
-        <w:t xml:space="preserve"> Encarregado pelo tratamento de dados (LGPD, art. 41): o SINDCOM não possui encarregado designado. Propõe-se atribuir a função ao próprio setor jurídico. A designação exige </w:t>
-      </w:r>
-      <w:r>
-        <w:rPr>
-          <w:rStyle w:val="Forte"/>
-          <w:rFonts w:ascii="Georgia" w:hAnsi="Georgia"/>
-          <w:sz w:val="22"/>
-          <w:szCs w:val="22"/>
-        </w:rPr>
-        <w:t>divulgação pública da identidade e do contato</w:t>
-      </w:r>
-      <w:r>
-        <w:rPr>
-          <w:rFonts w:ascii="Georgia" w:hAnsi="Georgia"/>
-          <w:color w:val="262626"/>
-          <w:sz w:val="22"/>
-          <w:szCs w:val="22"/>
-        </w:rPr>
-        <w:t xml:space="preserve"> do encarregado, que se torna canal de comunicação com titulares </w:t>
-      </w:r>
-      <w:r>
-        <w:rPr>
-          <w:rStyle w:val="Forte"/>
-          <w:rFonts w:ascii="Georgia" w:hAnsi="Georgia"/>
-          <w:sz w:val="22"/>
-          <w:szCs w:val="22"/>
-        </w:rPr>
-        <w:t>e com a ANPD</w:t>
-      </w:r>
-      <w:r>
-        <w:rPr>
-          <w:rFonts w:ascii="Georgia" w:hAnsi="Georgia"/>
-          <w:color w:val="262626"/>
-          <w:sz w:val="22"/>
-          <w:szCs w:val="22"/>
-        </w:rPr>
-        <w:t xml:space="preserve"> </w:t>
-      </w:r>
-      <w:r>
-        <w:rPr>
-          <w:rFonts w:ascii="Georgia" w:hAnsi="Georgia"/>
-          <w:color w:val="262626"/>
-          <w:sz w:val="22"/>
-          <w:szCs w:val="22"/>
-        </w:rPr>
-        <w:t>— razão pela qual a aceitação do encargo, e a definição de qual canal se torna oficial, são decisões dele.</w:t>
+          <w:rFonts w:ascii="Georgia" w:eastAsia="Times New Roman" w:hAnsi="Georgia"/>
+          <w:sz w:val="22"/>
+          <w:szCs w:val="22"/>
+        </w:rPr>
+        <w:t>Presencialmente:</w:t>
+      </w:r>
+      <w:r>
+        <w:rPr>
+          <w:rFonts w:ascii="Georgia" w:eastAsia="Times New Roman" w:hAnsi="Georgia"/>
+          <w:color w:val="262626"/>
+          <w:sz w:val="22"/>
+          <w:szCs w:val="22"/>
+        </w:rPr>
+        <w:t xml:space="preserve"> Av. dos Expedicionários, 137, Centro, Passos/MG, CEP 37.900-130 — de segunda a sexta-feira, das 08h às 11h e das 13h às 17h</w:t>
       </w:r>
     </w:p>
     <w:p>
@@ -6659,7 +5325,7 @@
           <w:sz w:val="22"/>
           <w:szCs w:val="22"/>
         </w:rPr>
-        <w:pict w14:anchorId="56738030">
+        <w:pict w14:anchorId="21DEF650">
           <v:rect id="_x0000_i1034" style="width:0;height:1.5pt" o:hralign="center" o:hrstd="t" o:hr="t" fillcolor="#a0a0a0" stroked="f"/>
         </w:pict>
       </w:r>
@@ -6699,7 +5365,7 @@
           <w:sz w:val="22"/>
           <w:szCs w:val="22"/>
         </w:rPr>
-        <w:t>O SINDCOM tem fundamento constitucional e legal para conhecer os dados dos trabalhadores que representa (CF art. 8º, III; CLT art. 513, "a" e "e"), com base no art. 11, II, "d" da LGPD quanto ao dado sensível.</w:t>
+        <w:t>O SINDCOM tem fundamento constitucional e legal para conhecer os dados dos trabalhadores que representa — CF, art. 8º, III, e CLT, art. 513, "a" e "e" —, com base no art. 11, II, "d", da LGPD quanto ao dado sensível.</w:t>
       </w:r>
     </w:p>
     <w:p>
@@ -6741,16 +5407,7 @@
           <w:sz w:val="22"/>
           <w:szCs w:val="22"/>
         </w:rPr>
-        <w:t xml:space="preserve"> </w:t>
-      </w:r>
-      <w:r>
-        <w:rPr>
-          <w:rFonts w:ascii="Georgia" w:eastAsia="Times New Roman" w:hAnsi="Georgia"/>
-          <w:color w:val="262626"/>
-          <w:sz w:val="22"/>
-          <w:szCs w:val="22"/>
-        </w:rPr>
-        <w:t>de encaminhar as relações de empregados e os comprovantes de recolhimento, com base própria no art. 11, II, "a" e no art. 7º, II da LGPD.</w:t>
+        <w:t xml:space="preserve"> de encaminhar as relações de empregados e os comprovantes de recolhimento, com base própria no art. 11, II, "a", e no art. 7º, II, da LGPD.</w:t>
       </w:r>
     </w:p>
     <w:p>
@@ -6774,7 +5431,7 @@
           <w:sz w:val="22"/>
           <w:szCs w:val="22"/>
         </w:rPr>
-        <w:t xml:space="preserve">O dado sobre oposição é tratado </w:t>
+        <w:t xml:space="preserve">O dado relativo à oposição é tratado </w:t>
       </w:r>
       <w:r>
         <w:rPr>
@@ -6792,7 +5449,16 @@
           <w:sz w:val="22"/>
           <w:szCs w:val="22"/>
         </w:rPr>
-        <w:t xml:space="preserve"> de quem se opôs, sendo condição de legalidade da cobrança segundo o Tema 935 do STF.</w:t>
+        <w:t xml:space="preserve"> </w:t>
+      </w:r>
+      <w:r>
+        <w:rPr>
+          <w:rFonts w:ascii="Georgia" w:eastAsia="Times New Roman" w:hAnsi="Georgia"/>
+          <w:color w:val="262626"/>
+          <w:sz w:val="22"/>
+          <w:szCs w:val="22"/>
+        </w:rPr>
+        <w:t>de quem se opôs, constituindo condição de legalidade da cobrança nos termos do Tema 935 do Supremo Tribunal Federal.</w:t>
       </w:r>
     </w:p>
     <w:p>
@@ -6840,7 +5506,7 @@
           <w:sz w:val="22"/>
           <w:szCs w:val="22"/>
         </w:rPr>
-        <w:t>O tratamento observa finalidade, necessidade e segurança, com medidas técnicas verificáveis e revisão humana obrigatória.</w:t>
+        <w:t>O tratamento observa os princípios da finalidade, da necessidade e da segurança, mediante medidas técnicas verificáveis e revisão humana obrigatória.</w:t>
       </w:r>
     </w:p>
     <w:p>
@@ -6860,783 +5526,39 @@
           <w:sz w:val="22"/>
           <w:szCs w:val="22"/>
         </w:rPr>
-        <w:pict w14:anchorId="280985E2">
+        <w:pict w14:anchorId="019C2D7D">
           <v:rect id="_x0000_i1035" style="width:0;height:1.5pt" o:hralign="center" o:hrstd="t" o:hr="t" fillcolor="#a0a0a0" stroked="f"/>
         </w:pict>
       </w:r>
     </w:p>
     <w:p>
       <w:pPr>
-        <w:pStyle w:val="Ttulo2"/>
-        <w:rPr>
-          <w:rFonts w:ascii="Georgia" w:eastAsia="Times New Roman" w:hAnsi="Georgia"/>
-        </w:rPr>
-      </w:pPr>
-      <w:r>
-        <w:rPr>
-          <w:rFonts w:ascii="Georgia" w:eastAsia="Times New Roman" w:hAnsi="Georgia"/>
-        </w:rPr>
-        <w:t>12. Pendências desta minuta</w:t>
-      </w:r>
-    </w:p>
-    <w:tbl>
-      <w:tblPr>
-        <w:tblW w:w="5000" w:type="pct"/>
-        <w:tblCellMar>
-          <w:top w:w="15" w:type="dxa"/>
-          <w:left w:w="15" w:type="dxa"/>
-          <w:bottom w:w="15" w:type="dxa"/>
-          <w:right w:w="15" w:type="dxa"/>
-        </w:tblCellMar>
-        <w:tblLook w:val="04A0" w:firstRow="1" w:lastRow="0" w:firstColumn="1" w:lastColumn="0" w:noHBand="0" w:noVBand="1"/>
-      </w:tblPr>
-      <w:tblGrid>
-        <w:gridCol w:w="377"/>
-        <w:gridCol w:w="8111"/>
-      </w:tblGrid>
-      <w:tr>
-        <w:trPr>
-          <w:tblHeader/>
-        </w:trPr>
-        <w:tc>
-          <w:tcPr>
-            <w:tcW w:w="0" w:type="auto"/>
-            <w:tcBorders>
-              <w:top w:val="single" w:sz="6" w:space="0" w:color="B9B6AA"/>
-              <w:left w:val="single" w:sz="6" w:space="0" w:color="B9B6AA"/>
-              <w:bottom w:val="single" w:sz="6" w:space="0" w:color="B9B6AA"/>
-              <w:right w:val="single" w:sz="6" w:space="0" w:color="B9B6AA"/>
-            </w:tcBorders>
-            <w:shd w:val="clear" w:color="auto" w:fill="EFEEE7"/>
-            <w:tcMar>
-              <w:top w:w="100" w:type="dxa"/>
-              <w:left w:w="140" w:type="dxa"/>
-              <w:bottom w:w="100" w:type="dxa"/>
-              <w:right w:w="140" w:type="dxa"/>
-            </w:tcMar>
-            <w:vAlign w:val="center"/>
-            <w:hideMark/>
-          </w:tcPr>
-          <w:p>
-            <w:pPr>
-              <w:spacing w:before="200" w:after="200"/>
-              <w:rPr>
-                <w:rFonts w:ascii="Calibri" w:eastAsia="Times New Roman" w:hAnsi="Calibri" w:cs="Calibri"/>
-                <w:b/>
-                <w:bCs/>
-                <w:color w:val="424242"/>
-                <w:sz w:val="19"/>
-                <w:szCs w:val="19"/>
-              </w:rPr>
-            </w:pPr>
-            <w:r>
-              <w:rPr>
-                <w:rFonts w:ascii="Calibri" w:eastAsia="Times New Roman" w:hAnsi="Calibri" w:cs="Calibri"/>
-                <w:b/>
-                <w:bCs/>
-                <w:color w:val="424242"/>
-                <w:sz w:val="19"/>
-                <w:szCs w:val="19"/>
-              </w:rPr>
-              <w:t>#</w:t>
-            </w:r>
-          </w:p>
-        </w:tc>
-        <w:tc>
-          <w:tcPr>
-            <w:tcW w:w="0" w:type="auto"/>
-            <w:tcBorders>
-              <w:top w:val="single" w:sz="6" w:space="0" w:color="B9B6AA"/>
-              <w:left w:val="single" w:sz="6" w:space="0" w:color="B9B6AA"/>
-              <w:bottom w:val="single" w:sz="6" w:space="0" w:color="B9B6AA"/>
-              <w:right w:val="single" w:sz="6" w:space="0" w:color="B9B6AA"/>
-            </w:tcBorders>
-            <w:shd w:val="clear" w:color="auto" w:fill="EFEEE7"/>
-            <w:tcMar>
-              <w:top w:w="100" w:type="dxa"/>
-              <w:left w:w="140" w:type="dxa"/>
-              <w:bottom w:w="100" w:type="dxa"/>
-              <w:right w:w="140" w:type="dxa"/>
-            </w:tcMar>
-            <w:vAlign w:val="center"/>
-            <w:hideMark/>
-          </w:tcPr>
-          <w:p>
-            <w:pPr>
-              <w:spacing w:before="200" w:after="200"/>
-              <w:rPr>
-                <w:rFonts w:ascii="Calibri" w:eastAsia="Times New Roman" w:hAnsi="Calibri" w:cs="Calibri"/>
-                <w:b/>
-                <w:bCs/>
-                <w:color w:val="424242"/>
-                <w:sz w:val="19"/>
-                <w:szCs w:val="19"/>
-              </w:rPr>
-            </w:pPr>
-            <w:r>
-              <w:rPr>
-                <w:rFonts w:ascii="Calibri" w:eastAsia="Times New Roman" w:hAnsi="Calibri" w:cs="Calibri"/>
-                <w:b/>
-                <w:bCs/>
-                <w:color w:val="424242"/>
-                <w:sz w:val="19"/>
-                <w:szCs w:val="19"/>
-              </w:rPr>
-              <w:t>Pendência</w:t>
-            </w:r>
-          </w:p>
-        </w:tc>
-      </w:tr>
-      <w:tr>
-        <w:tc>
-          <w:tcPr>
-            <w:tcW w:w="0" w:type="auto"/>
-            <w:tcBorders>
-              <w:top w:val="single" w:sz="6" w:space="0" w:color="D8D5CA"/>
-              <w:left w:val="single" w:sz="6" w:space="0" w:color="D8D5CA"/>
-              <w:bottom w:val="single" w:sz="6" w:space="0" w:color="D8D5CA"/>
-              <w:right w:val="single" w:sz="6" w:space="0" w:color="D8D5CA"/>
-            </w:tcBorders>
-            <w:tcMar>
-              <w:top w:w="100" w:type="dxa"/>
-              <w:left w:w="140" w:type="dxa"/>
-              <w:bottom w:w="100" w:type="dxa"/>
-              <w:right w:w="140" w:type="dxa"/>
-            </w:tcMar>
-            <w:hideMark/>
-          </w:tcPr>
-          <w:p>
-            <w:pPr>
-              <w:spacing w:before="200" w:after="200"/>
-              <w:rPr>
-                <w:rFonts w:ascii="Calibri" w:eastAsia="Times New Roman" w:hAnsi="Calibri" w:cs="Calibri"/>
-                <w:color w:val="262626"/>
-                <w:sz w:val="19"/>
-                <w:szCs w:val="19"/>
-              </w:rPr>
-            </w:pPr>
-            <w:r>
-              <w:rPr>
-                <w:rFonts w:ascii="Calibri" w:eastAsia="Times New Roman" w:hAnsi="Calibri" w:cs="Calibri"/>
-                <w:color w:val="262626"/>
-                <w:sz w:val="19"/>
-                <w:szCs w:val="19"/>
-              </w:rPr>
-              <w:t>1</w:t>
-            </w:r>
-          </w:p>
-        </w:tc>
-        <w:tc>
-          <w:tcPr>
-            <w:tcW w:w="0" w:type="auto"/>
-            <w:tcBorders>
-              <w:top w:val="single" w:sz="6" w:space="0" w:color="D8D5CA"/>
-              <w:left w:val="single" w:sz="6" w:space="0" w:color="D8D5CA"/>
-              <w:bottom w:val="single" w:sz="6" w:space="0" w:color="D8D5CA"/>
-              <w:right w:val="single" w:sz="6" w:space="0" w:color="D8D5CA"/>
-            </w:tcBorders>
-            <w:tcMar>
-              <w:top w:w="100" w:type="dxa"/>
-              <w:left w:w="140" w:type="dxa"/>
-              <w:bottom w:w="100" w:type="dxa"/>
-              <w:right w:w="140" w:type="dxa"/>
-            </w:tcMar>
-            <w:hideMark/>
-          </w:tcPr>
-          <w:p>
-            <w:pPr>
-              <w:spacing w:before="200" w:after="200"/>
-              <w:rPr>
-                <w:rFonts w:ascii="Calibri" w:eastAsia="Times New Roman" w:hAnsi="Calibri" w:cs="Calibri"/>
-                <w:color w:val="262626"/>
-                <w:sz w:val="19"/>
-                <w:szCs w:val="19"/>
-              </w:rPr>
-            </w:pPr>
-            <w:r>
-              <w:rPr>
-                <w:rStyle w:val="Forte"/>
-                <w:rFonts w:ascii="Calibri" w:eastAsia="Times New Roman" w:hAnsi="Calibri" w:cs="Calibri"/>
-                <w:sz w:val="19"/>
-                <w:szCs w:val="19"/>
-              </w:rPr>
-              <w:t>Duas CCTs não puderam ser lidas</w:t>
-            </w:r>
-            <w:r>
-              <w:rPr>
-                <w:rFonts w:ascii="Calibri" w:eastAsia="Times New Roman" w:hAnsi="Calibri" w:cs="Calibri"/>
-                <w:color w:val="262626"/>
-                <w:sz w:val="19"/>
-                <w:szCs w:val="19"/>
-              </w:rPr>
-              <w:t xml:space="preserve"> — </w:t>
-            </w:r>
-            <w:r>
-              <w:rPr>
-                <w:rStyle w:val="cod1"/>
-                <w:rFonts w:eastAsia="Times New Roman" w:cs="Calibri"/>
-                <w:color w:val="262626"/>
-              </w:rPr>
-              <w:t>Sincovaga Alimentício</w:t>
-            </w:r>
-            <w:r>
-              <w:rPr>
-                <w:rFonts w:ascii="Calibri" w:eastAsia="Times New Roman" w:hAnsi="Calibri" w:cs="Calibri"/>
-                <w:color w:val="262626"/>
-                <w:sz w:val="19"/>
-                <w:szCs w:val="19"/>
-              </w:rPr>
-              <w:t xml:space="preserve"> e </w:t>
-            </w:r>
-            <w:r>
-              <w:rPr>
-                <w:rStyle w:val="cod1"/>
-                <w:rFonts w:eastAsia="Times New Roman" w:cs="Calibri"/>
-                <w:color w:val="262626"/>
-              </w:rPr>
-              <w:t>SinPas Varejista</w:t>
-            </w:r>
-            <w:r>
-              <w:rPr>
-                <w:rFonts w:ascii="Calibri" w:eastAsia="Times New Roman" w:hAnsi="Calibri" w:cs="Calibri"/>
-                <w:color w:val="262626"/>
-                <w:sz w:val="19"/>
-                <w:szCs w:val="19"/>
-              </w:rPr>
-              <w:t xml:space="preserve"> são PDFs digitalizados, sem camada de texto, e o ambiente não dispõe de OCR. </w:t>
-            </w:r>
-            <w:r>
-              <w:rPr>
-                <w:rStyle w:val="Forte"/>
-                <w:rFonts w:ascii="Calibri" w:eastAsia="Times New Roman" w:hAnsi="Calibri" w:cs="Calibri"/>
-                <w:sz w:val="19"/>
-                <w:szCs w:val="19"/>
-              </w:rPr>
-              <w:t>A cláusula precisa ser localizada manualmente nelas</w:t>
-            </w:r>
-            <w:r>
-              <w:rPr>
-                <w:rFonts w:ascii="Calibri" w:eastAsia="Times New Roman" w:hAnsi="Calibri" w:cs="Calibri"/>
-                <w:color w:val="262626"/>
-                <w:sz w:val="19"/>
-                <w:szCs w:val="19"/>
-              </w:rPr>
-              <w:t>, ou os arquivos reenviados com texto pesquisável. Até lá, o §5.1 cobre 3 das 5 CCTs.</w:t>
-            </w:r>
-          </w:p>
-        </w:tc>
-      </w:tr>
-      <w:tr>
-        <w:tc>
-          <w:tcPr>
-            <w:tcW w:w="0" w:type="auto"/>
-            <w:tcBorders>
-              <w:top w:val="single" w:sz="6" w:space="0" w:color="D8D5CA"/>
-              <w:left w:val="single" w:sz="6" w:space="0" w:color="D8D5CA"/>
-              <w:bottom w:val="single" w:sz="6" w:space="0" w:color="D8D5CA"/>
-              <w:right w:val="single" w:sz="6" w:space="0" w:color="D8D5CA"/>
-            </w:tcBorders>
-            <w:tcMar>
-              <w:top w:w="100" w:type="dxa"/>
-              <w:left w:w="140" w:type="dxa"/>
-              <w:bottom w:w="100" w:type="dxa"/>
-              <w:right w:w="140" w:type="dxa"/>
-            </w:tcMar>
-            <w:hideMark/>
-          </w:tcPr>
-          <w:p>
-            <w:pPr>
-              <w:spacing w:before="200" w:after="200"/>
-              <w:rPr>
-                <w:rFonts w:ascii="Calibri" w:eastAsia="Times New Roman" w:hAnsi="Calibri" w:cs="Calibri"/>
-                <w:color w:val="262626"/>
-                <w:sz w:val="19"/>
-                <w:szCs w:val="19"/>
-              </w:rPr>
-            </w:pPr>
-            <w:r>
-              <w:rPr>
-                <w:rFonts w:ascii="Calibri" w:eastAsia="Times New Roman" w:hAnsi="Calibri" w:cs="Calibri"/>
-                <w:color w:val="262626"/>
-                <w:sz w:val="19"/>
-                <w:szCs w:val="19"/>
-              </w:rPr>
-              <w:t>2</w:t>
-            </w:r>
-          </w:p>
-        </w:tc>
-        <w:tc>
-          <w:tcPr>
-            <w:tcW w:w="0" w:type="auto"/>
-            <w:tcBorders>
-              <w:top w:val="single" w:sz="6" w:space="0" w:color="D8D5CA"/>
-              <w:left w:val="single" w:sz="6" w:space="0" w:color="D8D5CA"/>
-              <w:bottom w:val="single" w:sz="6" w:space="0" w:color="D8D5CA"/>
-              <w:right w:val="single" w:sz="6" w:space="0" w:color="D8D5CA"/>
-            </w:tcBorders>
-            <w:tcMar>
-              <w:top w:w="100" w:type="dxa"/>
-              <w:left w:w="140" w:type="dxa"/>
-              <w:bottom w:w="100" w:type="dxa"/>
-              <w:right w:w="140" w:type="dxa"/>
-            </w:tcMar>
-            <w:hideMark/>
-          </w:tcPr>
-          <w:p>
-            <w:pPr>
-              <w:spacing w:before="200" w:after="200"/>
-              <w:rPr>
-                <w:rFonts w:ascii="Calibri" w:eastAsia="Times New Roman" w:hAnsi="Calibri" w:cs="Calibri"/>
-                <w:color w:val="262626"/>
-                <w:sz w:val="19"/>
-                <w:szCs w:val="19"/>
-              </w:rPr>
-            </w:pPr>
-            <w:r>
-              <w:rPr>
-                <w:rFonts w:ascii="Calibri" w:eastAsia="Times New Roman" w:hAnsi="Calibri" w:cs="Calibri"/>
-                <w:color w:val="262626"/>
-                <w:sz w:val="19"/>
-                <w:szCs w:val="19"/>
-              </w:rPr>
-              <w:t>Conferir todas as citações legais e jurisprudenciais na fonte</w:t>
-            </w:r>
-          </w:p>
-        </w:tc>
-      </w:tr>
-      <w:tr>
-        <w:tc>
-          <w:tcPr>
-            <w:tcW w:w="0" w:type="auto"/>
-            <w:tcBorders>
-              <w:top w:val="single" w:sz="6" w:space="0" w:color="D8D5CA"/>
-              <w:left w:val="single" w:sz="6" w:space="0" w:color="D8D5CA"/>
-              <w:bottom w:val="single" w:sz="6" w:space="0" w:color="D8D5CA"/>
-              <w:right w:val="single" w:sz="6" w:space="0" w:color="D8D5CA"/>
-            </w:tcBorders>
-            <w:tcMar>
-              <w:top w:w="100" w:type="dxa"/>
-              <w:left w:w="140" w:type="dxa"/>
-              <w:bottom w:w="100" w:type="dxa"/>
-              <w:right w:w="140" w:type="dxa"/>
-            </w:tcMar>
-            <w:hideMark/>
-          </w:tcPr>
-          <w:p>
-            <w:pPr>
-              <w:spacing w:before="200" w:after="200"/>
-              <w:rPr>
-                <w:rFonts w:ascii="Calibri" w:eastAsia="Times New Roman" w:hAnsi="Calibri" w:cs="Calibri"/>
-                <w:color w:val="262626"/>
-                <w:sz w:val="19"/>
-                <w:szCs w:val="19"/>
-              </w:rPr>
-            </w:pPr>
-            <w:r>
-              <w:rPr>
-                <w:rFonts w:ascii="Calibri" w:eastAsia="Times New Roman" w:hAnsi="Calibri" w:cs="Calibri"/>
-                <w:color w:val="262626"/>
-                <w:sz w:val="19"/>
-                <w:szCs w:val="19"/>
-              </w:rPr>
-              <w:t>3</w:t>
-            </w:r>
-          </w:p>
-        </w:tc>
-        <w:tc>
-          <w:tcPr>
-            <w:tcW w:w="0" w:type="auto"/>
-            <w:tcBorders>
-              <w:top w:val="single" w:sz="6" w:space="0" w:color="D8D5CA"/>
-              <w:left w:val="single" w:sz="6" w:space="0" w:color="D8D5CA"/>
-              <w:bottom w:val="single" w:sz="6" w:space="0" w:color="D8D5CA"/>
-              <w:right w:val="single" w:sz="6" w:space="0" w:color="D8D5CA"/>
-            </w:tcBorders>
-            <w:tcMar>
-              <w:top w:w="100" w:type="dxa"/>
-              <w:left w:w="140" w:type="dxa"/>
-              <w:bottom w:w="100" w:type="dxa"/>
-              <w:right w:w="140" w:type="dxa"/>
-            </w:tcMar>
-            <w:hideMark/>
-          </w:tcPr>
-          <w:p>
-            <w:pPr>
-              <w:spacing w:before="200" w:after="200"/>
-              <w:rPr>
-                <w:rFonts w:ascii="Calibri" w:eastAsia="Times New Roman" w:hAnsi="Calibri" w:cs="Calibri"/>
-                <w:color w:val="262626"/>
-                <w:sz w:val="19"/>
-                <w:szCs w:val="19"/>
-              </w:rPr>
-            </w:pPr>
-            <w:r>
-              <w:rPr>
-                <w:rFonts w:ascii="Calibri" w:eastAsia="Times New Roman" w:hAnsi="Calibri" w:cs="Calibri"/>
-                <w:color w:val="262626"/>
-                <w:sz w:val="19"/>
-                <w:szCs w:val="19"/>
-              </w:rPr>
-              <w:t>Decidir a extensão do §7.2 (enquadramento antissindical)</w:t>
-            </w:r>
-          </w:p>
-        </w:tc>
-      </w:tr>
-      <w:tr>
-        <w:tc>
-          <w:tcPr>
-            <w:tcW w:w="0" w:type="auto"/>
-            <w:tcBorders>
-              <w:top w:val="single" w:sz="6" w:space="0" w:color="D8D5CA"/>
-              <w:left w:val="single" w:sz="6" w:space="0" w:color="D8D5CA"/>
-              <w:bottom w:val="single" w:sz="6" w:space="0" w:color="D8D5CA"/>
-              <w:right w:val="single" w:sz="6" w:space="0" w:color="D8D5CA"/>
-            </w:tcBorders>
-            <w:tcMar>
-              <w:top w:w="100" w:type="dxa"/>
-              <w:left w:w="140" w:type="dxa"/>
-              <w:bottom w:w="100" w:type="dxa"/>
-              <w:right w:w="140" w:type="dxa"/>
-            </w:tcMar>
-            <w:hideMark/>
-          </w:tcPr>
-          <w:p>
-            <w:pPr>
-              <w:spacing w:before="200" w:after="200"/>
-              <w:rPr>
-                <w:rFonts w:ascii="Calibri" w:eastAsia="Times New Roman" w:hAnsi="Calibri" w:cs="Calibri"/>
-                <w:color w:val="262626"/>
-                <w:sz w:val="19"/>
-                <w:szCs w:val="19"/>
-              </w:rPr>
-            </w:pPr>
-            <w:r>
-              <w:rPr>
-                <w:rFonts w:ascii="Calibri" w:eastAsia="Times New Roman" w:hAnsi="Calibri" w:cs="Calibri"/>
-                <w:color w:val="262626"/>
-                <w:sz w:val="19"/>
-                <w:szCs w:val="19"/>
-              </w:rPr>
-              <w:t>4</w:t>
-            </w:r>
-          </w:p>
-        </w:tc>
-        <w:tc>
-          <w:tcPr>
-            <w:tcW w:w="0" w:type="auto"/>
-            <w:tcBorders>
-              <w:top w:val="single" w:sz="6" w:space="0" w:color="D8D5CA"/>
-              <w:left w:val="single" w:sz="6" w:space="0" w:color="D8D5CA"/>
-              <w:bottom w:val="single" w:sz="6" w:space="0" w:color="D8D5CA"/>
-              <w:right w:val="single" w:sz="6" w:space="0" w:color="D8D5CA"/>
-            </w:tcBorders>
-            <w:tcMar>
-              <w:top w:w="100" w:type="dxa"/>
-              <w:left w:w="140" w:type="dxa"/>
-              <w:bottom w:w="100" w:type="dxa"/>
-              <w:right w:w="140" w:type="dxa"/>
-            </w:tcMar>
-            <w:hideMark/>
-          </w:tcPr>
-          <w:p>
-            <w:pPr>
-              <w:spacing w:before="200" w:after="200"/>
-              <w:rPr>
-                <w:rFonts w:ascii="Calibri" w:eastAsia="Times New Roman" w:hAnsi="Calibri" w:cs="Calibri"/>
-                <w:color w:val="262626"/>
-                <w:sz w:val="19"/>
-                <w:szCs w:val="19"/>
-              </w:rPr>
-            </w:pPr>
-            <w:r>
-              <w:rPr>
-                <w:rFonts w:ascii="Calibri" w:eastAsia="Times New Roman" w:hAnsi="Calibri" w:cs="Calibri"/>
-                <w:color w:val="262626"/>
-                <w:sz w:val="19"/>
-                <w:szCs w:val="19"/>
-              </w:rPr>
-              <w:t>Confirmar a analogia da Lei 13.787/2018 e a troca de "anonimização" por "pseudonimização" (§9.3)</w:t>
-            </w:r>
-          </w:p>
-        </w:tc>
-      </w:tr>
-      <w:tr>
-        <w:tc>
-          <w:tcPr>
-            <w:tcW w:w="0" w:type="auto"/>
-            <w:tcBorders>
-              <w:top w:val="single" w:sz="6" w:space="0" w:color="D8D5CA"/>
-              <w:left w:val="single" w:sz="6" w:space="0" w:color="D8D5CA"/>
-              <w:bottom w:val="single" w:sz="6" w:space="0" w:color="D8D5CA"/>
-              <w:right w:val="single" w:sz="6" w:space="0" w:color="D8D5CA"/>
-            </w:tcBorders>
-            <w:tcMar>
-              <w:top w:w="100" w:type="dxa"/>
-              <w:left w:w="140" w:type="dxa"/>
-              <w:bottom w:w="100" w:type="dxa"/>
-              <w:right w:w="140" w:type="dxa"/>
-            </w:tcMar>
-            <w:hideMark/>
-          </w:tcPr>
-          <w:p>
-            <w:pPr>
-              <w:spacing w:before="200" w:after="200"/>
-              <w:rPr>
-                <w:rFonts w:ascii="Calibri" w:eastAsia="Times New Roman" w:hAnsi="Calibri" w:cs="Calibri"/>
-                <w:color w:val="262626"/>
-                <w:sz w:val="19"/>
-                <w:szCs w:val="19"/>
-              </w:rPr>
-            </w:pPr>
-            <w:r>
-              <w:rPr>
-                <w:rFonts w:ascii="Calibri" w:eastAsia="Times New Roman" w:hAnsi="Calibri" w:cs="Calibri"/>
-                <w:color w:val="262626"/>
-                <w:sz w:val="19"/>
-                <w:szCs w:val="19"/>
-              </w:rPr>
-              <w:t>5</w:t>
-            </w:r>
-          </w:p>
-        </w:tc>
-        <w:tc>
-          <w:tcPr>
-            <w:tcW w:w="0" w:type="auto"/>
-            <w:tcBorders>
-              <w:top w:val="single" w:sz="6" w:space="0" w:color="D8D5CA"/>
-              <w:left w:val="single" w:sz="6" w:space="0" w:color="D8D5CA"/>
-              <w:bottom w:val="single" w:sz="6" w:space="0" w:color="D8D5CA"/>
-              <w:right w:val="single" w:sz="6" w:space="0" w:color="D8D5CA"/>
-            </w:tcBorders>
-            <w:tcMar>
-              <w:top w:w="100" w:type="dxa"/>
-              <w:left w:w="140" w:type="dxa"/>
-              <w:bottom w:w="100" w:type="dxa"/>
-              <w:right w:w="140" w:type="dxa"/>
-            </w:tcMar>
-            <w:hideMark/>
-          </w:tcPr>
-          <w:p>
-            <w:pPr>
-              <w:spacing w:before="200" w:after="200"/>
-              <w:rPr>
-                <w:rFonts w:ascii="Calibri" w:eastAsia="Times New Roman" w:hAnsi="Calibri" w:cs="Calibri"/>
-                <w:color w:val="262626"/>
-                <w:sz w:val="19"/>
-                <w:szCs w:val="19"/>
-              </w:rPr>
-            </w:pPr>
-            <w:r>
-              <w:rPr>
-                <w:rFonts w:ascii="Calibri" w:eastAsia="Times New Roman" w:hAnsi="Calibri" w:cs="Calibri"/>
-                <w:color w:val="262626"/>
-                <w:sz w:val="19"/>
-                <w:szCs w:val="19"/>
-              </w:rPr>
-              <w:t>Aceitação do encargo de encarregado e canal oficial (§10)</w:t>
-            </w:r>
-          </w:p>
-        </w:tc>
-      </w:tr>
-      <w:tr>
-        <w:tc>
-          <w:tcPr>
-            <w:tcW w:w="0" w:type="auto"/>
-            <w:tcBorders>
-              <w:top w:val="single" w:sz="6" w:space="0" w:color="D8D5CA"/>
-              <w:left w:val="single" w:sz="6" w:space="0" w:color="D8D5CA"/>
-              <w:bottom w:val="single" w:sz="6" w:space="0" w:color="D8D5CA"/>
-              <w:right w:val="single" w:sz="6" w:space="0" w:color="D8D5CA"/>
-            </w:tcBorders>
-            <w:tcMar>
-              <w:top w:w="100" w:type="dxa"/>
-              <w:left w:w="140" w:type="dxa"/>
-              <w:bottom w:w="100" w:type="dxa"/>
-              <w:right w:w="140" w:type="dxa"/>
-            </w:tcMar>
-            <w:hideMark/>
-          </w:tcPr>
-          <w:p>
-            <w:pPr>
-              <w:spacing w:before="200" w:after="200"/>
-              <w:rPr>
-                <w:rFonts w:ascii="Calibri" w:eastAsia="Times New Roman" w:hAnsi="Calibri" w:cs="Calibri"/>
-                <w:color w:val="262626"/>
-                <w:sz w:val="19"/>
-                <w:szCs w:val="19"/>
-              </w:rPr>
-            </w:pPr>
-            <w:r>
-              <w:rPr>
-                <w:rFonts w:ascii="Calibri" w:eastAsia="Times New Roman" w:hAnsi="Calibri" w:cs="Calibri"/>
-                <w:color w:val="262626"/>
-                <w:sz w:val="19"/>
-                <w:szCs w:val="19"/>
-              </w:rPr>
-              <w:t>6</w:t>
-            </w:r>
-          </w:p>
-        </w:tc>
-        <w:tc>
-          <w:tcPr>
-            <w:tcW w:w="0" w:type="auto"/>
-            <w:tcBorders>
-              <w:top w:val="single" w:sz="6" w:space="0" w:color="D8D5CA"/>
-              <w:left w:val="single" w:sz="6" w:space="0" w:color="D8D5CA"/>
-              <w:bottom w:val="single" w:sz="6" w:space="0" w:color="D8D5CA"/>
-              <w:right w:val="single" w:sz="6" w:space="0" w:color="D8D5CA"/>
-            </w:tcBorders>
-            <w:tcMar>
-              <w:top w:w="100" w:type="dxa"/>
-              <w:left w:w="140" w:type="dxa"/>
-              <w:bottom w:w="100" w:type="dxa"/>
-              <w:right w:w="140" w:type="dxa"/>
-            </w:tcMar>
-            <w:hideMark/>
-          </w:tcPr>
-          <w:p>
-            <w:pPr>
-              <w:spacing w:before="200" w:after="200"/>
-              <w:rPr>
-                <w:rFonts w:ascii="Calibri" w:eastAsia="Times New Roman" w:hAnsi="Calibri" w:cs="Calibri"/>
-                <w:color w:val="262626"/>
-                <w:sz w:val="19"/>
-                <w:szCs w:val="19"/>
-              </w:rPr>
-            </w:pPr>
-            <w:r>
-              <w:rPr>
-                <w:rFonts w:ascii="Calibri" w:eastAsia="Times New Roman" w:hAnsi="Calibri" w:cs="Calibri"/>
-                <w:color w:val="262626"/>
-                <w:sz w:val="19"/>
-                <w:szCs w:val="19"/>
-              </w:rPr>
-              <w:t xml:space="preserve">Nome completo e inscrição </w:t>
-            </w:r>
-            <w:r>
-              <w:rPr>
-                <w:rStyle w:val="Forte"/>
-                <w:rFonts w:ascii="Calibri" w:eastAsia="Times New Roman" w:hAnsi="Calibri" w:cs="Calibri"/>
-                <w:sz w:val="19"/>
-                <w:szCs w:val="19"/>
-              </w:rPr>
-              <w:t>OAB/MG</w:t>
-            </w:r>
-            <w:r>
-              <w:rPr>
-                <w:rFonts w:ascii="Calibri" w:eastAsia="Times New Roman" w:hAnsi="Calibri" w:cs="Calibri"/>
-                <w:color w:val="262626"/>
-                <w:sz w:val="19"/>
-                <w:szCs w:val="19"/>
-              </w:rPr>
-              <w:t xml:space="preserve"> para a assinatura</w:t>
-            </w:r>
-          </w:p>
-        </w:tc>
-      </w:tr>
-      <w:tr>
-        <w:tc>
-          <w:tcPr>
-            <w:tcW w:w="0" w:type="auto"/>
-            <w:tcBorders>
-              <w:top w:val="single" w:sz="6" w:space="0" w:color="D8D5CA"/>
-              <w:left w:val="single" w:sz="6" w:space="0" w:color="D8D5CA"/>
-              <w:bottom w:val="single" w:sz="6" w:space="0" w:color="D8D5CA"/>
-              <w:right w:val="single" w:sz="6" w:space="0" w:color="D8D5CA"/>
-            </w:tcBorders>
-            <w:tcMar>
-              <w:top w:w="100" w:type="dxa"/>
-              <w:left w:w="140" w:type="dxa"/>
-              <w:bottom w:w="100" w:type="dxa"/>
-              <w:right w:w="140" w:type="dxa"/>
-            </w:tcMar>
-            <w:hideMark/>
-          </w:tcPr>
-          <w:p>
-            <w:pPr>
-              <w:spacing w:before="200" w:after="200"/>
-              <w:rPr>
-                <w:rFonts w:ascii="Calibri" w:eastAsia="Times New Roman" w:hAnsi="Calibri" w:cs="Calibri"/>
-                <w:color w:val="262626"/>
-                <w:sz w:val="19"/>
-                <w:szCs w:val="19"/>
-              </w:rPr>
-            </w:pPr>
-            <w:r>
-              <w:rPr>
-                <w:rFonts w:ascii="Calibri" w:eastAsia="Times New Roman" w:hAnsi="Calibri" w:cs="Calibri"/>
-                <w:color w:val="262626"/>
-                <w:sz w:val="19"/>
-                <w:szCs w:val="19"/>
-              </w:rPr>
-              <w:t>7</w:t>
-            </w:r>
-          </w:p>
-        </w:tc>
-        <w:tc>
-          <w:tcPr>
-            <w:tcW w:w="0" w:type="auto"/>
-            <w:tcBorders>
-              <w:top w:val="single" w:sz="6" w:space="0" w:color="D8D5CA"/>
-              <w:left w:val="single" w:sz="6" w:space="0" w:color="D8D5CA"/>
-              <w:bottom w:val="single" w:sz="6" w:space="0" w:color="D8D5CA"/>
-              <w:right w:val="single" w:sz="6" w:space="0" w:color="D8D5CA"/>
-            </w:tcBorders>
-            <w:tcMar>
-              <w:top w:w="100" w:type="dxa"/>
-              <w:left w:w="140" w:type="dxa"/>
-              <w:bottom w:w="100" w:type="dxa"/>
-              <w:right w:w="140" w:type="dxa"/>
-            </w:tcMar>
-            <w:hideMark/>
-          </w:tcPr>
-          <w:p>
-            <w:pPr>
-              <w:spacing w:before="200" w:after="200"/>
-              <w:rPr>
-                <w:rFonts w:ascii="Calibri" w:eastAsia="Times New Roman" w:hAnsi="Calibri" w:cs="Calibri"/>
-                <w:color w:val="262626"/>
-                <w:sz w:val="19"/>
-                <w:szCs w:val="19"/>
-              </w:rPr>
-            </w:pPr>
-            <w:r>
-              <w:rPr>
-                <w:rFonts w:ascii="Calibri" w:eastAsia="Times New Roman" w:hAnsi="Calibri" w:cs="Calibri"/>
-                <w:color w:val="262626"/>
-                <w:sz w:val="19"/>
-                <w:szCs w:val="19"/>
-              </w:rPr>
-              <w:t xml:space="preserve">Cláusulas dos </w:t>
-            </w:r>
-            <w:r>
-              <w:rPr>
-                <w:rStyle w:val="Forte"/>
-                <w:rFonts w:ascii="Calibri" w:eastAsia="Times New Roman" w:hAnsi="Calibri" w:cs="Calibri"/>
-                <w:sz w:val="19"/>
-                <w:szCs w:val="19"/>
-              </w:rPr>
-              <w:t>22 ACTs</w:t>
-            </w:r>
-            <w:r>
-              <w:rPr>
-                <w:rFonts w:ascii="Calibri" w:eastAsia="Times New Roman" w:hAnsi="Calibri" w:cs="Calibri"/>
-                <w:color w:val="262626"/>
-                <w:sz w:val="19"/>
-                <w:szCs w:val="19"/>
-              </w:rPr>
-              <w:t xml:space="preserve"> não examinadas — a nota trata apenas das CCTs</w:t>
-            </w:r>
-          </w:p>
-        </w:tc>
-      </w:tr>
-    </w:tbl>
-    <w:p>
-      <w:pPr>
-        <w:rPr>
-          <w:rFonts w:eastAsia="Times New Roman"/>
-        </w:rPr>
-      </w:pPr>
+        <w:pStyle w:val="NormalWeb"/>
+        <w:rPr>
+          <w:rFonts w:ascii="Georgia" w:hAnsi="Georgia"/>
+          <w:color w:val="262626"/>
+          <w:sz w:val="22"/>
+          <w:szCs w:val="22"/>
+        </w:rPr>
+      </w:pPr>
+      <w:r>
+        <w:rPr>
+          <w:rStyle w:val="Forte"/>
+          <w:rFonts w:ascii="Georgia" w:hAnsi="Georgia"/>
+          <w:sz w:val="22"/>
+          <w:szCs w:val="22"/>
+        </w:rPr>
+        <w:t>[Nome completo]</w:t>
+      </w:r>
+      <w:r>
+        <w:rPr>
+          <w:rFonts w:ascii="Georgia" w:hAnsi="Georgia"/>
+          <w:color w:val="262626"/>
+          <w:sz w:val="22"/>
+          <w:szCs w:val="22"/>
+        </w:rPr>
+        <w:t xml:space="preserve"> Assessoria Jurídica — OAB/MG [número] Sindicato dos Empregados no Comércio de Passos e Região Passos/MG, [data]</w:t>
+      </w:r>
     </w:p>
     <w:sectPr>
       <w:pgSz w:w="11906" w:h="16838"/>
@@ -7651,122 +5573,9 @@
 <file path=word/numbering.xml><?xml version="1.0" encoding="utf-8"?>
 <w:numbering xmlns:wpc="http://schemas.microsoft.com/office/word/2010/wordprocessingCanvas" xmlns:cx="http://schemas.microsoft.com/office/drawing/2014/chartex" xmlns:cx1="http://schemas.microsoft.com/office/drawing/2015/9/8/chartex" xmlns:cx2="http://schemas.microsoft.com/office/drawing/2015/10/21/chartex" xmlns:cx3="http://schemas.microsoft.com/office/drawing/2016/5/9/chartex" xmlns:cx4="http://schemas.microsoft.com/office/drawing/2016/5/10/chartex" xmlns:cx5="http://schemas.microsoft.com/office/drawing/2016/5/11/chartex" xmlns:cx6="http://schemas.microsoft.com/office/drawing/2016/5/12/chartex" xmlns:cx7="http://schemas.microsoft.com/office/drawing/2016/5/13/chartex" xmlns:cx8="http://schemas.microsoft.com/office/drawing/2016/5/14/chartex" xmlns:mc="http://schemas.openxmlformats.org/markup-compatibility/2006" xmlns:aink="http://schemas.microsoft.com/office/drawing/2016/ink" xmlns:am3d="http://schemas.microsoft.com/office/drawing/2017/model3d" xmlns:o="urn:schemas-microsoft-com:office:office" xmlns:oel="http://schemas.microsoft.com/office/2019/extlst" xmlns:r="http://schemas.openxmlformats.org/officeDocument/2006/relationships" xmlns:m="http://schemas.openxmlformats.org/officeDocument/2006/math" xmlns:v="urn:schemas-microsoft-com:vml" xmlns:wp14="http://schemas.microsoft.com/office/word/2010/wordprocessingDrawing" xmlns:wp="http://schemas.openxmlformats.org/drawingml/2006/wordprocessingDrawing" xmlns:w10="urn:schemas-microsoft-com:office:word" xmlns:w="http://schemas.openxmlformats.org/wordprocessingml/2006/main" xmlns:w14="http://schemas.microsoft.com/office/word/2010/wordml" xmlns:w15="http://schemas.microsoft.com/office/word/2012/wordml" xmlns:w16cex="http://schemas.microsoft.com/office/word/2018/wordml/cex" xmlns:w16cid="http://schemas.microsoft.com/office/word/2016/wordml/cid" xmlns:w16="http://schemas.microsoft.com/office/word/2018/wordml" xmlns:w16du="http://schemas.microsoft.com/office/word/2023/wordml/word16du" xmlns:w16sdtdh="http://schemas.microsoft.com/office/word/2020/wordml/sdtdatahash" xmlns:w16sdtfl="http://schemas.microsoft.com/office/word/2024/wordml/sdtformatlock" xmlns:w16se="http://schemas.microsoft.com/office/word/2015/wordml/symex" xmlns:wpg="http://schemas.microsoft.com/office/word/2010/wordprocessingGroup" xmlns:wpi="http://schemas.microsoft.com/office/word/2010/wordprocessingInk" xmlns:wne="http://schemas.microsoft.com/office/word/2006/wordml" xmlns:wps="http://schemas.microsoft.com/office/word/2010/wordprocessingShape" mc:Ignorable="w14 w15 w16se w16cid w16 w16cex w16sdtdh w16sdtfl w16du wp14">
   <w:abstractNum w:abstractNumId="0" w15:restartNumberingAfterBreak="0">
-    <w:nsid w:val="10AD6D41"/>
+    <w:nsid w:val="0D674C12"/>
     <w:multiLevelType w:val="multilevel"/>
-    <w:tmpl w:val="2ABA86DE"/>
-    <w:lvl w:ilvl="0">
-      <w:start w:val="1"/>
-      <w:numFmt w:val="decimal"/>
-      <w:lvlText w:val="%1."/>
-      <w:lvlJc w:val="left"/>
-      <w:pPr>
-        <w:tabs>
-          <w:tab w:val="num" w:pos="720"/>
-        </w:tabs>
-        <w:ind w:left="720" w:hanging="360"/>
-      </w:pPr>
-    </w:lvl>
-    <w:lvl w:ilvl="1" w:tentative="1">
-      <w:start w:val="1"/>
-      <w:numFmt w:val="decimal"/>
-      <w:lvlText w:val="%2."/>
-      <w:lvlJc w:val="left"/>
-      <w:pPr>
-        <w:tabs>
-          <w:tab w:val="num" w:pos="1440"/>
-        </w:tabs>
-        <w:ind w:left="1440" w:hanging="360"/>
-      </w:pPr>
-    </w:lvl>
-    <w:lvl w:ilvl="2" w:tentative="1">
-      <w:start w:val="1"/>
-      <w:numFmt w:val="decimal"/>
-      <w:lvlText w:val="%3."/>
-      <w:lvlJc w:val="left"/>
-      <w:pPr>
-        <w:tabs>
-          <w:tab w:val="num" w:pos="2160"/>
-        </w:tabs>
-        <w:ind w:left="2160" w:hanging="360"/>
-      </w:pPr>
-    </w:lvl>
-    <w:lvl w:ilvl="3" w:tentative="1">
-      <w:start w:val="1"/>
-      <w:numFmt w:val="decimal"/>
-      <w:lvlText w:val="%4."/>
-      <w:lvlJc w:val="left"/>
-      <w:pPr>
-        <w:tabs>
-          <w:tab w:val="num" w:pos="2880"/>
-        </w:tabs>
-        <w:ind w:left="2880" w:hanging="360"/>
-      </w:pPr>
-    </w:lvl>
-    <w:lvl w:ilvl="4" w:tentative="1">
-      <w:start w:val="1"/>
-      <w:numFmt w:val="decimal"/>
-      <w:lvlText w:val="%5."/>
-      <w:lvlJc w:val="left"/>
-      <w:pPr>
-        <w:tabs>
-          <w:tab w:val="num" w:pos="3600"/>
-        </w:tabs>
-        <w:ind w:left="3600" w:hanging="360"/>
-      </w:pPr>
-    </w:lvl>
-    <w:lvl w:ilvl="5" w:tentative="1">
-      <w:start w:val="1"/>
-      <w:numFmt w:val="decimal"/>
-      <w:lvlText w:val="%6."/>
-      <w:lvlJc w:val="left"/>
-      <w:pPr>
-        <w:tabs>
-          <w:tab w:val="num" w:pos="4320"/>
-        </w:tabs>
-        <w:ind w:left="4320" w:hanging="360"/>
-      </w:pPr>
-    </w:lvl>
-    <w:lvl w:ilvl="6" w:tentative="1">
-      <w:start w:val="1"/>
-      <w:numFmt w:val="decimal"/>
-      <w:lvlText w:val="%7."/>
-      <w:lvlJc w:val="left"/>
-      <w:pPr>
-        <w:tabs>
-          <w:tab w:val="num" w:pos="5040"/>
-        </w:tabs>
-        <w:ind w:left="5040" w:hanging="360"/>
-      </w:pPr>
-    </w:lvl>
-    <w:lvl w:ilvl="7" w:tentative="1">
-      <w:start w:val="1"/>
-      <w:numFmt w:val="decimal"/>
-      <w:lvlText w:val="%8."/>
-      <w:lvlJc w:val="left"/>
-      <w:pPr>
-        <w:tabs>
-          <w:tab w:val="num" w:pos="5760"/>
-        </w:tabs>
-        <w:ind w:left="5760" w:hanging="360"/>
-      </w:pPr>
-    </w:lvl>
-    <w:lvl w:ilvl="8" w:tentative="1">
-      <w:start w:val="1"/>
-      <w:numFmt w:val="decimal"/>
-      <w:lvlText w:val="%9."/>
-      <w:lvlJc w:val="left"/>
-      <w:pPr>
-        <w:tabs>
-          <w:tab w:val="num" w:pos="6480"/>
-        </w:tabs>
-        <w:ind w:left="6480" w:hanging="360"/>
-      </w:pPr>
-    </w:lvl>
-  </w:abstractNum>
-  <w:abstractNum w:abstractNumId="1" w15:restartNumberingAfterBreak="0">
-    <w:nsid w:val="16062BF3"/>
-    <w:multiLevelType w:val="multilevel"/>
-    <w:tmpl w:val="752ED88E"/>
+    <w:tmpl w:val="2E40D3B4"/>
     <w:lvl w:ilvl="0">
       <w:start w:val="1"/>
       <w:numFmt w:val="bullet"/>
@@ -7912,10 +5721,10 @@
       </w:rPr>
     </w:lvl>
   </w:abstractNum>
-  <w:abstractNum w:abstractNumId="2" w15:restartNumberingAfterBreak="0">
-    <w:nsid w:val="25FB5A08"/>
+  <w:abstractNum w:abstractNumId="1" w15:restartNumberingAfterBreak="0">
+    <w:nsid w:val="124E5E73"/>
     <w:multiLevelType w:val="multilevel"/>
-    <w:tmpl w:val="4176CF0C"/>
+    <w:tmpl w:val="41441C30"/>
     <w:lvl w:ilvl="0">
       <w:start w:val="1"/>
       <w:numFmt w:val="decimal"/>
@@ -8025,10 +5834,10 @@
       </w:pPr>
     </w:lvl>
   </w:abstractNum>
-  <w:abstractNum w:abstractNumId="3" w15:restartNumberingAfterBreak="0">
-    <w:nsid w:val="468F1925"/>
+  <w:abstractNum w:abstractNumId="2" w15:restartNumberingAfterBreak="0">
+    <w:nsid w:val="13E159C0"/>
     <w:multiLevelType w:val="multilevel"/>
-    <w:tmpl w:val="A40613FA"/>
+    <w:tmpl w:val="D8246F6E"/>
     <w:lvl w:ilvl="0">
       <w:start w:val="1"/>
       <w:numFmt w:val="decimal"/>
@@ -8138,10 +5947,10 @@
       </w:pPr>
     </w:lvl>
   </w:abstractNum>
-  <w:abstractNum w:abstractNumId="4" w15:restartNumberingAfterBreak="0">
-    <w:nsid w:val="486C0B61"/>
+  <w:abstractNum w:abstractNumId="3" w15:restartNumberingAfterBreak="0">
+    <w:nsid w:val="1F14794B"/>
     <w:multiLevelType w:val="multilevel"/>
-    <w:tmpl w:val="77EE7F2E"/>
+    <w:tmpl w:val="F1501CE2"/>
     <w:lvl w:ilvl="0">
       <w:start w:val="1"/>
       <w:numFmt w:val="bullet"/>
@@ -8287,10 +6096,10 @@
       </w:rPr>
     </w:lvl>
   </w:abstractNum>
-  <w:abstractNum w:abstractNumId="5" w15:restartNumberingAfterBreak="0">
-    <w:nsid w:val="48AF3803"/>
+  <w:abstractNum w:abstractNumId="4" w15:restartNumberingAfterBreak="0">
+    <w:nsid w:val="28FC0816"/>
     <w:multiLevelType w:val="multilevel"/>
-    <w:tmpl w:val="F2204824"/>
+    <w:tmpl w:val="AD480E0C"/>
     <w:lvl w:ilvl="0">
       <w:start w:val="1"/>
       <w:numFmt w:val="decimal"/>
@@ -8400,10 +6209,10 @@
       </w:pPr>
     </w:lvl>
   </w:abstractNum>
-  <w:abstractNum w:abstractNumId="6" w15:restartNumberingAfterBreak="0">
-    <w:nsid w:val="77123A09"/>
+  <w:abstractNum w:abstractNumId="5" w15:restartNumberingAfterBreak="0">
+    <w:nsid w:val="5A111317"/>
     <w:multiLevelType w:val="multilevel"/>
-    <w:tmpl w:val="50FC2A68"/>
+    <w:tmpl w:val="1B32AE48"/>
     <w:lvl w:ilvl="0">
       <w:start w:val="1"/>
       <w:numFmt w:val="bullet"/>
@@ -8549,26 +6358,139 @@
       </w:rPr>
     </w:lvl>
   </w:abstractNum>
-  <w:num w:numId="1" w16cid:durableId="1351449868">
+  <w:abstractNum w:abstractNumId="6" w15:restartNumberingAfterBreak="0">
+    <w:nsid w:val="6B601B32"/>
+    <w:multiLevelType w:val="multilevel"/>
+    <w:tmpl w:val="26B2D3BC"/>
+    <w:lvl w:ilvl="0">
+      <w:start w:val="1"/>
+      <w:numFmt w:val="decimal"/>
+      <w:lvlText w:val="%1."/>
+      <w:lvlJc w:val="left"/>
+      <w:pPr>
+        <w:tabs>
+          <w:tab w:val="num" w:pos="720"/>
+        </w:tabs>
+        <w:ind w:left="720" w:hanging="360"/>
+      </w:pPr>
+    </w:lvl>
+    <w:lvl w:ilvl="1" w:tentative="1">
+      <w:start w:val="1"/>
+      <w:numFmt w:val="decimal"/>
+      <w:lvlText w:val="%2."/>
+      <w:lvlJc w:val="left"/>
+      <w:pPr>
+        <w:tabs>
+          <w:tab w:val="num" w:pos="1440"/>
+        </w:tabs>
+        <w:ind w:left="1440" w:hanging="360"/>
+      </w:pPr>
+    </w:lvl>
+    <w:lvl w:ilvl="2" w:tentative="1">
+      <w:start w:val="1"/>
+      <w:numFmt w:val="decimal"/>
+      <w:lvlText w:val="%3."/>
+      <w:lvlJc w:val="left"/>
+      <w:pPr>
+        <w:tabs>
+          <w:tab w:val="num" w:pos="2160"/>
+        </w:tabs>
+        <w:ind w:left="2160" w:hanging="360"/>
+      </w:pPr>
+    </w:lvl>
+    <w:lvl w:ilvl="3" w:tentative="1">
+      <w:start w:val="1"/>
+      <w:numFmt w:val="decimal"/>
+      <w:lvlText w:val="%4."/>
+      <w:lvlJc w:val="left"/>
+      <w:pPr>
+        <w:tabs>
+          <w:tab w:val="num" w:pos="2880"/>
+        </w:tabs>
+        <w:ind w:left="2880" w:hanging="360"/>
+      </w:pPr>
+    </w:lvl>
+    <w:lvl w:ilvl="4" w:tentative="1">
+      <w:start w:val="1"/>
+      <w:numFmt w:val="decimal"/>
+      <w:lvlText w:val="%5."/>
+      <w:lvlJc w:val="left"/>
+      <w:pPr>
+        <w:tabs>
+          <w:tab w:val="num" w:pos="3600"/>
+        </w:tabs>
+        <w:ind w:left="3600" w:hanging="360"/>
+      </w:pPr>
+    </w:lvl>
+    <w:lvl w:ilvl="5" w:tentative="1">
+      <w:start w:val="1"/>
+      <w:numFmt w:val="decimal"/>
+      <w:lvlText w:val="%6."/>
+      <w:lvlJc w:val="left"/>
+      <w:pPr>
+        <w:tabs>
+          <w:tab w:val="num" w:pos="4320"/>
+        </w:tabs>
+        <w:ind w:left="4320" w:hanging="360"/>
+      </w:pPr>
+    </w:lvl>
+    <w:lvl w:ilvl="6" w:tentative="1">
+      <w:start w:val="1"/>
+      <w:numFmt w:val="decimal"/>
+      <w:lvlText w:val="%7."/>
+      <w:lvlJc w:val="left"/>
+      <w:pPr>
+        <w:tabs>
+          <w:tab w:val="num" w:pos="5040"/>
+        </w:tabs>
+        <w:ind w:left="5040" w:hanging="360"/>
+      </w:pPr>
+    </w:lvl>
+    <w:lvl w:ilvl="7" w:tentative="1">
+      <w:start w:val="1"/>
+      <w:numFmt w:val="decimal"/>
+      <w:lvlText w:val="%8."/>
+      <w:lvlJc w:val="left"/>
+      <w:pPr>
+        <w:tabs>
+          <w:tab w:val="num" w:pos="5760"/>
+        </w:tabs>
+        <w:ind w:left="5760" w:hanging="360"/>
+      </w:pPr>
+    </w:lvl>
+    <w:lvl w:ilvl="8" w:tentative="1">
+      <w:start w:val="1"/>
+      <w:numFmt w:val="decimal"/>
+      <w:lvlText w:val="%9."/>
+      <w:lvlJc w:val="left"/>
+      <w:pPr>
+        <w:tabs>
+          <w:tab w:val="num" w:pos="6480"/>
+        </w:tabs>
+        <w:ind w:left="6480" w:hanging="360"/>
+      </w:pPr>
+    </w:lvl>
+  </w:abstractNum>
+  <w:num w:numId="1" w16cid:durableId="1457219261">
+    <w:abstractNumId w:val="1"/>
+  </w:num>
+  <w:num w:numId="2" w16cid:durableId="1469518550">
+    <w:abstractNumId w:val="5"/>
+  </w:num>
+  <w:num w:numId="3" w16cid:durableId="970674979">
+    <w:abstractNumId w:val="6"/>
+  </w:num>
+  <w:num w:numId="4" w16cid:durableId="686177125">
+    <w:abstractNumId w:val="3"/>
+  </w:num>
+  <w:num w:numId="5" w16cid:durableId="386538629">
     <w:abstractNumId w:val="2"/>
   </w:num>
-  <w:num w:numId="2" w16cid:durableId="1168134037">
-    <w:abstractNumId w:val="4"/>
-  </w:num>
-  <w:num w:numId="3" w16cid:durableId="254092200">
-    <w:abstractNumId w:val="5"/>
-  </w:num>
-  <w:num w:numId="4" w16cid:durableId="749502305">
-    <w:abstractNumId w:val="1"/>
-  </w:num>
-  <w:num w:numId="5" w16cid:durableId="1262252299">
+  <w:num w:numId="6" w16cid:durableId="377630296">
     <w:abstractNumId w:val="0"/>
   </w:num>
-  <w:num w:numId="6" w16cid:durableId="353850591">
-    <w:abstractNumId w:val="6"/>
-  </w:num>
-  <w:num w:numId="7" w16cid:durableId="1728067121">
-    <w:abstractNumId w:val="3"/>
+  <w:num w:numId="7" w16cid:durableId="761488563">
+    <w:abstractNumId w:val="4"/>
   </w:num>
 </w:numbering>
 </file>
@@ -9205,16 +7127,6 @@
       <w:iCs/>
     </w:rPr>
   </w:style>
-  <w:style w:type="character" w:customStyle="1" w:styleId="cod1">
-    <w:name w:val="cod1"/>
-    <w:basedOn w:val="Fontepargpadro"/>
-    <w:rPr>
-      <w:rFonts w:ascii="Consolas" w:hAnsi="Consolas" w:hint="default"/>
-      <w:sz w:val="19"/>
-      <w:szCs w:val="19"/>
-      <w:shd w:val="clear" w:color="auto" w:fill="F2F1EC"/>
-    </w:rPr>
-  </w:style>
 </w:styles>
 </file>
 
